--- a/docs/30_구역교구모임_보고서.docx
+++ b/docs/30_구역교구모임_보고서.docx
@@ -11,7 +11,7 @@
         <w:rPr>
           <w:b w:val="0"/>
         </w:rPr>
-        <w:t>(교회명) 구역(교구) 모임 및 심방 보고서</w:t>
+        <w:t>(교회명) 장년 구역(교구) 모임 보고서</w:t>
       </w:r>
     </w:p>
     <w:p>
@@ -22,842 +22,7 @@
         <w:rPr>
           <w:b w:val="0"/>
         </w:rPr>
-        <w:t>1. 모임 기본 정보</w:t>
-      </w:r>
-    </w:p>
-    <w:tbl>
-      <w:tblPr>
-        <w:tblStyle w:val="TableGrid"/>
-        <w:tblW w:type="auto" w:w="0"/>
-        <w:tblLook w:firstColumn="1" w:firstRow="1" w:lastColumn="0" w:lastRow="0" w:noHBand="0" w:noVBand="1" w:val="04A0"/>
-      </w:tblPr>
-      <w:tblGrid>
-        <w:gridCol w:w="4320"/>
-        <w:gridCol w:w="4320"/>
-      </w:tblGrid>
-      <w:tr>
-        <w:tc>
-          <w:tcPr>
-            <w:tcW w:type="dxa" w:w="4320"/>
-          </w:tcPr>
-          <w:p>
-            <w:r>
-              <w:rPr>
-                <w:b/>
-              </w:rPr>
-              <w:t>항목</w:t>
-            </w:r>
-          </w:p>
-        </w:tc>
-        <w:tc>
-          <w:tcPr>
-            <w:tcW w:type="dxa" w:w="4320"/>
-          </w:tcPr>
-          <w:p>
-            <w:r>
-              <w:rPr>
-                <w:b/>
-              </w:rPr>
-              <w:t>내용</w:t>
-            </w:r>
-          </w:p>
-        </w:tc>
-      </w:tr>
-      <w:tr>
-        <w:tc>
-          <w:tcPr>
-            <w:tcW w:type="dxa" w:w="4320"/>
-          </w:tcPr>
-          <w:p>
-            <w:r>
-              <w:rPr>
-                <w:b w:val="0"/>
-              </w:rPr>
-              <w:t>구역(교구)명</w:t>
-            </w:r>
-          </w:p>
-        </w:tc>
-        <w:tc>
-          <w:tcPr>
-            <w:tcW w:type="dxa" w:w="4320"/>
-          </w:tcPr>
-          <w:p>
-            <w:r>
-              <w:rPr>
-                <w:b w:val="0"/>
-              </w:rPr>
-              <w:t>________ 구역 (________ 교구)</w:t>
-            </w:r>
-          </w:p>
-        </w:tc>
-      </w:tr>
-      <w:tr>
-        <w:tc>
-          <w:tcPr>
-            <w:tcW w:type="dxa" w:w="4320"/>
-          </w:tcPr>
-          <w:p>
-            <w:r>
-              <w:rPr>
-                <w:b w:val="0"/>
-              </w:rPr>
-              <w:t>일시</w:t>
-            </w:r>
-          </w:p>
-        </w:tc>
-        <w:tc>
-          <w:tcPr>
-            <w:tcW w:type="dxa" w:w="4320"/>
-          </w:tcPr>
-          <w:p>
-            <w:r>
-              <w:rPr>
-                <w:b w:val="0"/>
-              </w:rPr>
-              <w:t>202__년 ____월 ____일 (____요일) 오전/오후 ____시</w:t>
-            </w:r>
-          </w:p>
-        </w:tc>
-      </w:tr>
-      <w:tr>
-        <w:tc>
-          <w:tcPr>
-            <w:tcW w:type="dxa" w:w="4320"/>
-          </w:tcPr>
-          <w:p>
-            <w:r>
-              <w:rPr>
-                <w:b w:val="0"/>
-              </w:rPr>
-              <w:t>장소</w:t>
-            </w:r>
-          </w:p>
-        </w:tc>
-        <w:tc>
-          <w:tcPr>
-            <w:tcW w:type="dxa" w:w="4320"/>
-          </w:tcPr>
-          <w:p>
-            <w:r>
-              <w:rPr>
-                <w:b w:val="0"/>
-              </w:rPr>
-              <w:t>________ 성도 가정 / 교회 / 기타(________)</w:t>
-            </w:r>
-          </w:p>
-        </w:tc>
-      </w:tr>
-      <w:tr>
-        <w:tc>
-          <w:tcPr>
-            <w:tcW w:type="dxa" w:w="4320"/>
-          </w:tcPr>
-          <w:p>
-            <w:r>
-              <w:rPr>
-                <w:b w:val="0"/>
-              </w:rPr>
-              <w:t>인도자</w:t>
-            </w:r>
-          </w:p>
-        </w:tc>
-        <w:tc>
-          <w:tcPr>
-            <w:tcW w:type="dxa" w:w="4320"/>
-          </w:tcPr>
-          <w:p>
-            <w:r>
-              <w:rPr>
-                <w:b w:val="0"/>
-              </w:rPr>
-              <w:t>________ (직분: ________)</w:t>
-            </w:r>
-          </w:p>
-        </w:tc>
-      </w:tr>
-      <w:tr>
-        <w:tc>
-          <w:tcPr>
-            <w:tcW w:type="dxa" w:w="4320"/>
-          </w:tcPr>
-          <w:p>
-            <w:r>
-              <w:rPr>
-                <w:b w:val="0"/>
-              </w:rPr>
-              <w:t>기록자</w:t>
-            </w:r>
-          </w:p>
-        </w:tc>
-        <w:tc>
-          <w:tcPr>
-            <w:tcW w:type="dxa" w:w="4320"/>
-          </w:tcPr>
-          <w:p>
-            <w:r>
-              <w:rPr>
-                <w:b w:val="0"/>
-              </w:rPr>
-              <w:t>________ (직분: ________)</w:t>
-            </w:r>
-          </w:p>
-        </w:tc>
-      </w:tr>
-    </w:tbl>
-    <w:p/>
-    <w:p>
-      <w:pPr>
-        <w:pStyle w:val="Heading2"/>
-      </w:pPr>
-      <w:r>
-        <w:rPr>
-          <w:b w:val="0"/>
-        </w:rPr>
-        <w:t>2. 참석자 명단</w:t>
-      </w:r>
-    </w:p>
-    <w:tbl>
-      <w:tblPr>
-        <w:tblStyle w:val="TableGrid"/>
-        <w:tblW w:type="auto" w:w="0"/>
-        <w:tblLook w:firstColumn="1" w:firstRow="1" w:lastColumn="0" w:lastRow="0" w:noHBand="0" w:noVBand="1" w:val="04A0"/>
-      </w:tblPr>
-      <w:tblGrid>
-        <w:gridCol w:w="1728"/>
-        <w:gridCol w:w="1728"/>
-        <w:gridCol w:w="1728"/>
-        <w:gridCol w:w="1728"/>
-        <w:gridCol w:w="1728"/>
-      </w:tblGrid>
-      <w:tr>
-        <w:tc>
-          <w:tcPr>
-            <w:tcW w:type="dxa" w:w="1728"/>
-          </w:tcPr>
-          <w:p>
-            <w:r>
-              <w:rPr>
-                <w:b/>
-              </w:rPr>
-              <w:t>번호</w:t>
-            </w:r>
-          </w:p>
-        </w:tc>
-        <w:tc>
-          <w:tcPr>
-            <w:tcW w:type="dxa" w:w="1728"/>
-          </w:tcPr>
-          <w:p>
-            <w:r>
-              <w:rPr>
-                <w:b/>
-              </w:rPr>
-              <w:t>성명</w:t>
-            </w:r>
-          </w:p>
-        </w:tc>
-        <w:tc>
-          <w:tcPr>
-            <w:tcW w:type="dxa" w:w="1728"/>
-          </w:tcPr>
-          <w:p>
-            <w:r>
-              <w:rPr>
-                <w:b/>
-              </w:rPr>
-              <w:t>직분</w:t>
-            </w:r>
-          </w:p>
-        </w:tc>
-        <w:tc>
-          <w:tcPr>
-            <w:tcW w:type="dxa" w:w="1728"/>
-          </w:tcPr>
-          <w:p>
-            <w:r>
-              <w:rPr>
-                <w:b/>
-              </w:rPr>
-              <w:t>참석 여부</w:t>
-            </w:r>
-          </w:p>
-        </w:tc>
-        <w:tc>
-          <w:tcPr>
-            <w:tcW w:type="dxa" w:w="1728"/>
-          </w:tcPr>
-          <w:p>
-            <w:r>
-              <w:rPr>
-                <w:b/>
-              </w:rPr>
-              <w:t>비참석 사유 및 특이사항</w:t>
-            </w:r>
-          </w:p>
-        </w:tc>
-      </w:tr>
-      <w:tr>
-        <w:tc>
-          <w:tcPr>
-            <w:tcW w:type="dxa" w:w="1728"/>
-          </w:tcPr>
-          <w:p>
-            <w:r>
-              <w:rPr>
-                <w:b w:val="0"/>
-              </w:rPr>
-              <w:t>1</w:t>
-            </w:r>
-          </w:p>
-        </w:tc>
-        <w:tc>
-          <w:tcPr>
-            <w:tcW w:type="dxa" w:w="1728"/>
-          </w:tcPr>
-          <w:p>
-            <w:r>
-              <w:rPr>
-                <w:b w:val="0"/>
-              </w:rPr>
-              <w:t>________</w:t>
-            </w:r>
-          </w:p>
-        </w:tc>
-        <w:tc>
-          <w:tcPr>
-            <w:tcW w:type="dxa" w:w="1728"/>
-          </w:tcPr>
-          <w:p>
-            <w:r>
-              <w:rPr>
-                <w:b w:val="0"/>
-              </w:rPr>
-              <w:t>________</w:t>
-            </w:r>
-          </w:p>
-        </w:tc>
-        <w:tc>
-          <w:tcPr>
-            <w:tcW w:type="dxa" w:w="1728"/>
-          </w:tcPr>
-          <w:p>
-            <w:r>
-              <w:rPr>
-                <w:b w:val="0"/>
-              </w:rPr>
-              <w:t>[ ]</w:t>
-            </w:r>
-          </w:p>
-        </w:tc>
-        <w:tc>
-          <w:tcPr>
-            <w:tcW w:type="dxa" w:w="1728"/>
-          </w:tcPr>
-          <w:p/>
-        </w:tc>
-      </w:tr>
-      <w:tr>
-        <w:tc>
-          <w:tcPr>
-            <w:tcW w:type="dxa" w:w="1728"/>
-          </w:tcPr>
-          <w:p>
-            <w:r>
-              <w:rPr>
-                <w:b w:val="0"/>
-              </w:rPr>
-              <w:t>2</w:t>
-            </w:r>
-          </w:p>
-        </w:tc>
-        <w:tc>
-          <w:tcPr>
-            <w:tcW w:type="dxa" w:w="1728"/>
-          </w:tcPr>
-          <w:p>
-            <w:r>
-              <w:rPr>
-                <w:b w:val="0"/>
-              </w:rPr>
-              <w:t>________</w:t>
-            </w:r>
-          </w:p>
-        </w:tc>
-        <w:tc>
-          <w:tcPr>
-            <w:tcW w:type="dxa" w:w="1728"/>
-          </w:tcPr>
-          <w:p>
-            <w:r>
-              <w:rPr>
-                <w:b w:val="0"/>
-              </w:rPr>
-              <w:t>________</w:t>
-            </w:r>
-          </w:p>
-        </w:tc>
-        <w:tc>
-          <w:tcPr>
-            <w:tcW w:type="dxa" w:w="1728"/>
-          </w:tcPr>
-          <w:p>
-            <w:r>
-              <w:rPr>
-                <w:b w:val="0"/>
-              </w:rPr>
-              <w:t>[ ]</w:t>
-            </w:r>
-          </w:p>
-        </w:tc>
-        <w:tc>
-          <w:tcPr>
-            <w:tcW w:type="dxa" w:w="1728"/>
-          </w:tcPr>
-          <w:p/>
-        </w:tc>
-      </w:tr>
-      <w:tr>
-        <w:tc>
-          <w:tcPr>
-            <w:tcW w:type="dxa" w:w="1728"/>
-          </w:tcPr>
-          <w:p>
-            <w:r>
-              <w:rPr>
-                <w:b w:val="0"/>
-              </w:rPr>
-              <w:t>3</w:t>
-            </w:r>
-          </w:p>
-        </w:tc>
-        <w:tc>
-          <w:tcPr>
-            <w:tcW w:type="dxa" w:w="1728"/>
-          </w:tcPr>
-          <w:p>
-            <w:r>
-              <w:rPr>
-                <w:b w:val="0"/>
-              </w:rPr>
-              <w:t>________</w:t>
-            </w:r>
-          </w:p>
-        </w:tc>
-        <w:tc>
-          <w:tcPr>
-            <w:tcW w:type="dxa" w:w="1728"/>
-          </w:tcPr>
-          <w:p>
-            <w:r>
-              <w:rPr>
-                <w:b w:val="0"/>
-              </w:rPr>
-              <w:t>________</w:t>
-            </w:r>
-          </w:p>
-        </w:tc>
-        <w:tc>
-          <w:tcPr>
-            <w:tcW w:type="dxa" w:w="1728"/>
-          </w:tcPr>
-          <w:p>
-            <w:r>
-              <w:rPr>
-                <w:b w:val="0"/>
-              </w:rPr>
-              <w:t>[ ]</w:t>
-            </w:r>
-          </w:p>
-        </w:tc>
-        <w:tc>
-          <w:tcPr>
-            <w:tcW w:type="dxa" w:w="1728"/>
-          </w:tcPr>
-          <w:p/>
-        </w:tc>
-      </w:tr>
-      <w:tr>
-        <w:tc>
-          <w:tcPr>
-            <w:tcW w:type="dxa" w:w="1728"/>
-          </w:tcPr>
-          <w:p>
-            <w:r>
-              <w:rPr>
-                <w:b w:val="0"/>
-              </w:rPr>
-              <w:t>4</w:t>
-            </w:r>
-          </w:p>
-        </w:tc>
-        <w:tc>
-          <w:tcPr>
-            <w:tcW w:type="dxa" w:w="1728"/>
-          </w:tcPr>
-          <w:p>
-            <w:r>
-              <w:rPr>
-                <w:b w:val="0"/>
-              </w:rPr>
-              <w:t>________</w:t>
-            </w:r>
-          </w:p>
-        </w:tc>
-        <w:tc>
-          <w:tcPr>
-            <w:tcW w:type="dxa" w:w="1728"/>
-          </w:tcPr>
-          <w:p>
-            <w:r>
-              <w:rPr>
-                <w:b w:val="0"/>
-              </w:rPr>
-              <w:t>________</w:t>
-            </w:r>
-          </w:p>
-        </w:tc>
-        <w:tc>
-          <w:tcPr>
-            <w:tcW w:type="dxa" w:w="1728"/>
-          </w:tcPr>
-          <w:p>
-            <w:r>
-              <w:rPr>
-                <w:b w:val="0"/>
-              </w:rPr>
-              <w:t>[ ]</w:t>
-            </w:r>
-          </w:p>
-        </w:tc>
-        <w:tc>
-          <w:tcPr>
-            <w:tcW w:type="dxa" w:w="1728"/>
-          </w:tcPr>
-          <w:p/>
-        </w:tc>
-      </w:tr>
-      <w:tr>
-        <w:tc>
-          <w:tcPr>
-            <w:tcW w:type="dxa" w:w="1728"/>
-          </w:tcPr>
-          <w:p>
-            <w:r>
-              <w:rPr>
-                <w:b w:val="0"/>
-              </w:rPr>
-              <w:t>5</w:t>
-            </w:r>
-          </w:p>
-        </w:tc>
-        <w:tc>
-          <w:tcPr>
-            <w:tcW w:type="dxa" w:w="1728"/>
-          </w:tcPr>
-          <w:p>
-            <w:r>
-              <w:rPr>
-                <w:b w:val="0"/>
-              </w:rPr>
-              <w:t>________</w:t>
-            </w:r>
-          </w:p>
-        </w:tc>
-        <w:tc>
-          <w:tcPr>
-            <w:tcW w:type="dxa" w:w="1728"/>
-          </w:tcPr>
-          <w:p>
-            <w:r>
-              <w:rPr>
-                <w:b w:val="0"/>
-              </w:rPr>
-              <w:t>________</w:t>
-            </w:r>
-          </w:p>
-        </w:tc>
-        <w:tc>
-          <w:tcPr>
-            <w:tcW w:type="dxa" w:w="1728"/>
-          </w:tcPr>
-          <w:p>
-            <w:r>
-              <w:rPr>
-                <w:b w:val="0"/>
-              </w:rPr>
-              <w:t>[ ]</w:t>
-            </w:r>
-          </w:p>
-        </w:tc>
-        <w:tc>
-          <w:tcPr>
-            <w:tcW w:type="dxa" w:w="1728"/>
-          </w:tcPr>
-          <w:p/>
-        </w:tc>
-      </w:tr>
-      <w:tr>
-        <w:tc>
-          <w:tcPr>
-            <w:tcW w:type="dxa" w:w="1728"/>
-          </w:tcPr>
-          <w:p>
-            <w:r>
-              <w:rPr>
-                <w:b w:val="0"/>
-              </w:rPr>
-              <w:t>6</w:t>
-            </w:r>
-          </w:p>
-        </w:tc>
-        <w:tc>
-          <w:tcPr>
-            <w:tcW w:type="dxa" w:w="1728"/>
-          </w:tcPr>
-          <w:p>
-            <w:r>
-              <w:rPr>
-                <w:b w:val="0"/>
-              </w:rPr>
-              <w:t>________</w:t>
-            </w:r>
-          </w:p>
-        </w:tc>
-        <w:tc>
-          <w:tcPr>
-            <w:tcW w:type="dxa" w:w="1728"/>
-          </w:tcPr>
-          <w:p>
-            <w:r>
-              <w:rPr>
-                <w:b w:val="0"/>
-              </w:rPr>
-              <w:t>________</w:t>
-            </w:r>
-          </w:p>
-        </w:tc>
-        <w:tc>
-          <w:tcPr>
-            <w:tcW w:type="dxa" w:w="1728"/>
-          </w:tcPr>
-          <w:p>
-            <w:r>
-              <w:rPr>
-                <w:b w:val="0"/>
-              </w:rPr>
-              <w:t>[ ]</w:t>
-            </w:r>
-          </w:p>
-        </w:tc>
-        <w:tc>
-          <w:tcPr>
-            <w:tcW w:type="dxa" w:w="1728"/>
-          </w:tcPr>
-          <w:p/>
-        </w:tc>
-      </w:tr>
-      <w:tr>
-        <w:tc>
-          <w:tcPr>
-            <w:tcW w:type="dxa" w:w="1728"/>
-          </w:tcPr>
-          <w:p>
-            <w:r>
-              <w:rPr>
-                <w:b w:val="0"/>
-              </w:rPr>
-              <w:t>7</w:t>
-            </w:r>
-          </w:p>
-        </w:tc>
-        <w:tc>
-          <w:tcPr>
-            <w:tcW w:type="dxa" w:w="1728"/>
-          </w:tcPr>
-          <w:p>
-            <w:r>
-              <w:rPr>
-                <w:b w:val="0"/>
-              </w:rPr>
-              <w:t>________</w:t>
-            </w:r>
-          </w:p>
-        </w:tc>
-        <w:tc>
-          <w:tcPr>
-            <w:tcW w:type="dxa" w:w="1728"/>
-          </w:tcPr>
-          <w:p>
-            <w:r>
-              <w:rPr>
-                <w:b w:val="0"/>
-              </w:rPr>
-              <w:t>________</w:t>
-            </w:r>
-          </w:p>
-        </w:tc>
-        <w:tc>
-          <w:tcPr>
-            <w:tcW w:type="dxa" w:w="1728"/>
-          </w:tcPr>
-          <w:p>
-            <w:r>
-              <w:rPr>
-                <w:b w:val="0"/>
-              </w:rPr>
-              <w:t>[ ]</w:t>
-            </w:r>
-          </w:p>
-        </w:tc>
-        <w:tc>
-          <w:tcPr>
-            <w:tcW w:type="dxa" w:w="1728"/>
-          </w:tcPr>
-          <w:p/>
-        </w:tc>
-      </w:tr>
-      <w:tr>
-        <w:tc>
-          <w:tcPr>
-            <w:tcW w:type="dxa" w:w="1728"/>
-          </w:tcPr>
-          <w:p>
-            <w:r>
-              <w:rPr>
-                <w:b w:val="0"/>
-              </w:rPr>
-              <w:t>8</w:t>
-            </w:r>
-          </w:p>
-        </w:tc>
-        <w:tc>
-          <w:tcPr>
-            <w:tcW w:type="dxa" w:w="1728"/>
-          </w:tcPr>
-          <w:p>
-            <w:r>
-              <w:rPr>
-                <w:b w:val="0"/>
-              </w:rPr>
-              <w:t>________</w:t>
-            </w:r>
-          </w:p>
-        </w:tc>
-        <w:tc>
-          <w:tcPr>
-            <w:tcW w:type="dxa" w:w="1728"/>
-          </w:tcPr>
-          <w:p>
-            <w:r>
-              <w:rPr>
-                <w:b w:val="0"/>
-              </w:rPr>
-              <w:t>________</w:t>
-            </w:r>
-          </w:p>
-        </w:tc>
-        <w:tc>
-          <w:tcPr>
-            <w:tcW w:type="dxa" w:w="1728"/>
-          </w:tcPr>
-          <w:p>
-            <w:r>
-              <w:rPr>
-                <w:b w:val="0"/>
-              </w:rPr>
-              <w:t>[ ]</w:t>
-            </w:r>
-          </w:p>
-        </w:tc>
-        <w:tc>
-          <w:tcPr>
-            <w:tcW w:type="dxa" w:w="1728"/>
-          </w:tcPr>
-          <w:p/>
-        </w:tc>
-      </w:tr>
-      <w:tr>
-        <w:tc>
-          <w:tcPr>
-            <w:tcW w:type="dxa" w:w="1728"/>
-          </w:tcPr>
-          <w:p>
-            <w:r>
-              <w:rPr>
-                <w:b/>
-              </w:rPr>
-              <w:t>합계</w:t>
-            </w:r>
-          </w:p>
-        </w:tc>
-        <w:tc>
-          <w:tcPr>
-            <w:tcW w:type="dxa" w:w="1728"/>
-          </w:tcPr>
-          <w:p>
-            <w:r>
-              <w:rPr>
-                <w:b/>
-              </w:rPr>
-              <w:t>참석 ____명</w:t>
-            </w:r>
-          </w:p>
-        </w:tc>
-        <w:tc>
-          <w:tcPr>
-            <w:tcW w:type="dxa" w:w="1728"/>
-          </w:tcPr>
-          <w:p>
-            <w:r>
-              <w:rPr>
-                <w:b/>
-              </w:rPr>
-              <w:t>결석 ____명</w:t>
-            </w:r>
-          </w:p>
-        </w:tc>
-        <w:tc>
-          <w:tcPr>
-            <w:tcW w:type="dxa" w:w="1728"/>
-          </w:tcPr>
-          <w:p>
-            <w:r>
-              <w:rPr>
-                <w:b/>
-              </w:rPr>
-              <w:t>총원 ____명</w:t>
-            </w:r>
-          </w:p>
-        </w:tc>
-        <w:tc>
-          <w:tcPr>
-            <w:tcW w:type="dxa" w:w="1728"/>
-          </w:tcPr>
-          <w:p/>
-        </w:tc>
-      </w:tr>
-    </w:tbl>
-    <w:p/>
-    <w:p>
-      <w:pPr>
-        <w:pStyle w:val="Heading2"/>
-      </w:pPr>
-      <w:r>
-        <w:rPr>
-          <w:b w:val="0"/>
-        </w:rPr>
-        <w:t>3. 말씀 나눔 및 예배</w:t>
-      </w:r>
-    </w:p>
-    <w:p>
-      <w:pPr>
-        <w:pStyle w:val="Heading3"/>
-      </w:pPr>
-      <w:r>
-        <w:rPr>
-          <w:b w:val="0"/>
-        </w:rPr>
-        <w:t>3.1 성경 본문</w:t>
+        <w:t>개요</w:t>
       </w:r>
     </w:p>
     <w:p>
@@ -868,29 +33,7 @@
         <w:rPr>
           <w:b w:val="0"/>
         </w:rPr>
-        <w:t>본문: ________ ____장 ____절 ~ ____절</w:t>
-      </w:r>
-    </w:p>
-    <w:p>
-      <w:pPr>
-        <w:pStyle w:val="Heading3"/>
-      </w:pPr>
-      <w:r>
-        <w:rPr>
-          <w:b w:val="0"/>
-        </w:rPr>
-        <w:t>3.2 말씀 요약 및 은혜 나눔</w:t>
-      </w:r>
-    </w:p>
-    <w:p>
-      <w:pPr>
-        <w:pStyle w:val="ListBullet"/>
-      </w:pPr>
-      <w:r>
-        <w:rPr>
-          <w:b/>
-        </w:rPr>
-        <w:t>설교(공과) 핵심 요약:</w:t>
+        <w:t>주제 : ________</w:t>
       </w:r>
     </w:p>
     <w:p>
@@ -901,7 +44,7 @@
         <w:rPr>
           <w:b w:val="0"/>
         </w:rPr>
-        <w:t>__________________________________________________________________</w:t>
+        <w:t>주제 말씀 : ________ (장절만)</w:t>
       </w:r>
     </w:p>
     <w:p>
@@ -912,18 +55,7 @@
         <w:rPr>
           <w:b w:val="0"/>
         </w:rPr>
-        <w:t>__________________________________________________________________</w:t>
-      </w:r>
-    </w:p>
-    <w:p>
-      <w:pPr>
-        <w:pStyle w:val="ListBullet"/>
-      </w:pPr>
-      <w:r>
-        <w:rPr>
-          <w:b/>
-        </w:rPr>
-        <w:t>구역원 나눔 내용 (공통 질문 및 응답):</w:t>
+        <w:t>목적 : 말씀 나눔과 성도의 교제 및 돌봄</w:t>
       </w:r>
     </w:p>
     <w:p>
@@ -934,7 +66,7 @@
         <w:rPr>
           <w:b w:val="0"/>
         </w:rPr>
-        <w:t>__________________________________________________________________</w:t>
+        <w:t>장소 : ________</w:t>
       </w:r>
     </w:p>
     <w:p>
@@ -945,7 +77,7 @@
         <w:rPr>
           <w:b w:val="0"/>
         </w:rPr>
-        <w:t>__________________________________________________________________</w:t>
+        <w:t>일시 : ________년 ____월 ____일 ____시</w:t>
       </w:r>
     </w:p>
     <w:p>
@@ -956,7 +88,18 @@
         <w:rPr>
           <w:b w:val="0"/>
         </w:rPr>
-        <w:t>__________________________________________________________________</w:t>
+        <w:t>담당 : (구역장) ________</w:t>
+      </w:r>
+    </w:p>
+    <w:p>
+      <w:pPr>
+        <w:pStyle w:val="ListBullet"/>
+      </w:pPr>
+      <w:r>
+        <w:rPr>
+          <w:b w:val="0"/>
+        </w:rPr>
+        <w:t>대상 : (교구명) ________ / (구역명) ________ (예상 인원 ________명)</w:t>
       </w:r>
     </w:p>
     <w:p>
@@ -967,7 +110,7 @@
         <w:rPr>
           <w:b w:val="0"/>
         </w:rPr>
-        <w:t>4. 기도 제목 (본인 동의를 받은 내용만 기록)</w:t>
+        <w:t>진행 내용</w:t>
       </w:r>
     </w:p>
     <w:tbl>
@@ -991,7 +134,7 @@
               <w:rPr>
                 <w:b/>
               </w:rPr>
-              <w:t>성명</w:t>
+              <w:t>시간</w:t>
             </w:r>
           </w:p>
         </w:tc>
@@ -1004,7 +147,7 @@
               <w:rPr>
                 <w:b/>
               </w:rPr>
-              <w:t>기도 제목 (건강, 자녀, 생업, 신앙 등)</w:t>
+              <w:t>내용</w:t>
             </w:r>
           </w:p>
         </w:tc>
@@ -1017,7 +160,7 @@
               <w:rPr>
                 <w:b/>
               </w:rPr>
-              <w:t>중보기도 공유 여부</w:t>
+              <w:t>담당</w:t>
             </w:r>
           </w:p>
         </w:tc>
@@ -1045,350 +188,7 @@
               <w:rPr>
                 <w:b w:val="0"/>
               </w:rPr>
-              <w:t>________________________________________________</w:t>
-            </w:r>
-          </w:p>
-        </w:tc>
-        <w:tc>
-          <w:tcPr>
-            <w:tcW w:type="dxa" w:w="2880"/>
-          </w:tcPr>
-          <w:p>
-            <w:r>
-              <w:rPr>
-                <w:b w:val="0"/>
-              </w:rPr>
-              <w:t>동의 [ ]</w:t>
-            </w:r>
-          </w:p>
-        </w:tc>
-      </w:tr>
-      <w:tr>
-        <w:tc>
-          <w:tcPr>
-            <w:tcW w:type="dxa" w:w="2880"/>
-          </w:tcPr>
-          <w:p>
-            <w:r>
-              <w:rPr>
-                <w:b w:val="0"/>
-              </w:rPr>
-              <w:t>________</w:t>
-            </w:r>
-          </w:p>
-        </w:tc>
-        <w:tc>
-          <w:tcPr>
-            <w:tcW w:type="dxa" w:w="2880"/>
-          </w:tcPr>
-          <w:p>
-            <w:r>
-              <w:rPr>
-                <w:b w:val="0"/>
-              </w:rPr>
-              <w:t>________________________________________________</w:t>
-            </w:r>
-          </w:p>
-        </w:tc>
-        <w:tc>
-          <w:tcPr>
-            <w:tcW w:type="dxa" w:w="2880"/>
-          </w:tcPr>
-          <w:p>
-            <w:r>
-              <w:rPr>
-                <w:b w:val="0"/>
-              </w:rPr>
-              <w:t>동의 [ ]</w:t>
-            </w:r>
-          </w:p>
-        </w:tc>
-      </w:tr>
-      <w:tr>
-        <w:tc>
-          <w:tcPr>
-            <w:tcW w:type="dxa" w:w="2880"/>
-          </w:tcPr>
-          <w:p>
-            <w:r>
-              <w:rPr>
-                <w:b w:val="0"/>
-              </w:rPr>
-              <w:t>________</w:t>
-            </w:r>
-          </w:p>
-        </w:tc>
-        <w:tc>
-          <w:tcPr>
-            <w:tcW w:type="dxa" w:w="2880"/>
-          </w:tcPr>
-          <w:p>
-            <w:r>
-              <w:rPr>
-                <w:b w:val="0"/>
-              </w:rPr>
-              <w:t>________________________________________________</w:t>
-            </w:r>
-          </w:p>
-        </w:tc>
-        <w:tc>
-          <w:tcPr>
-            <w:tcW w:type="dxa" w:w="2880"/>
-          </w:tcPr>
-          <w:p>
-            <w:r>
-              <w:rPr>
-                <w:b w:val="0"/>
-              </w:rPr>
-              <w:t>동의 [ ]</w:t>
-            </w:r>
-          </w:p>
-        </w:tc>
-      </w:tr>
-      <w:tr>
-        <w:tc>
-          <w:tcPr>
-            <w:tcW w:type="dxa" w:w="2880"/>
-          </w:tcPr>
-          <w:p>
-            <w:r>
-              <w:rPr>
-                <w:b w:val="0"/>
-              </w:rPr>
-              <w:t>________</w:t>
-            </w:r>
-          </w:p>
-        </w:tc>
-        <w:tc>
-          <w:tcPr>
-            <w:tcW w:type="dxa" w:w="2880"/>
-          </w:tcPr>
-          <w:p>
-            <w:r>
-              <w:rPr>
-                <w:b w:val="0"/>
-              </w:rPr>
-              <w:t>________________________________________________</w:t>
-            </w:r>
-          </w:p>
-        </w:tc>
-        <w:tc>
-          <w:tcPr>
-            <w:tcW w:type="dxa" w:w="2880"/>
-          </w:tcPr>
-          <w:p>
-            <w:r>
-              <w:rPr>
-                <w:b w:val="0"/>
-              </w:rPr>
-              <w:t>동의 [ ]</w:t>
-            </w:r>
-          </w:p>
-        </w:tc>
-      </w:tr>
-      <w:tr>
-        <w:tc>
-          <w:tcPr>
-            <w:tcW w:type="dxa" w:w="2880"/>
-          </w:tcPr>
-          <w:p>
-            <w:r>
-              <w:rPr>
-                <w:b w:val="0"/>
-              </w:rPr>
-              <w:t>________</w:t>
-            </w:r>
-          </w:p>
-        </w:tc>
-        <w:tc>
-          <w:tcPr>
-            <w:tcW w:type="dxa" w:w="2880"/>
-          </w:tcPr>
-          <w:p>
-            <w:r>
-              <w:rPr>
-                <w:b w:val="0"/>
-              </w:rPr>
-              <w:t>________________________________________________</w:t>
-            </w:r>
-          </w:p>
-        </w:tc>
-        <w:tc>
-          <w:tcPr>
-            <w:tcW w:type="dxa" w:w="2880"/>
-          </w:tcPr>
-          <w:p>
-            <w:r>
-              <w:rPr>
-                <w:b w:val="0"/>
-              </w:rPr>
-              <w:t>동의 [ ]</w:t>
-            </w:r>
-          </w:p>
-        </w:tc>
-      </w:tr>
-    </w:tbl>
-    <w:p/>
-    <w:p>
-      <w:pPr>
-        <w:pStyle w:val="Heading2"/>
-      </w:pPr>
-      <w:r>
-        <w:rPr>
-          <w:b w:val="0"/>
-        </w:rPr>
-        <w:t>5. 심방 및 관찰 보고</w:t>
-      </w:r>
-    </w:p>
-    <w:p>
-      <w:pPr>
-        <w:pStyle w:val="Heading3"/>
-      </w:pPr>
-      <w:r>
-        <w:rPr>
-          <w:b w:val="0"/>
-        </w:rPr>
-        <w:t>5.1 환우 및 출타자 현황</w:t>
-      </w:r>
-    </w:p>
-    <w:p>
-      <w:pPr>
-        <w:pStyle w:val="ListBullet"/>
-      </w:pPr>
-      <w:r>
-        <w:rPr>
-          <w:b/>
-        </w:rPr>
-        <w:t>입원/투병:</w:t>
-      </w:r>
-      <w:r>
-        <w:rPr>
-          <w:b w:val="0"/>
-        </w:rPr>
-        <w:t xml:space="preserve"> ________ 성도 (병명: ________, 병원: ________)</w:t>
-      </w:r>
-    </w:p>
-    <w:p>
-      <w:pPr>
-        <w:pStyle w:val="ListBullet"/>
-      </w:pPr>
-      <w:r>
-        <w:rPr>
-          <w:b/>
-        </w:rPr>
-        <w:t>경조사:</w:t>
-      </w:r>
-      <w:r>
-        <w:rPr>
-          <w:b w:val="0"/>
-        </w:rPr>
-        <w:t xml:space="preserve"> ________ 성도 (내용: ________)</w:t>
-      </w:r>
-    </w:p>
-    <w:p>
-      <w:pPr>
-        <w:pStyle w:val="ListBullet"/>
-      </w:pPr>
-      <w:r>
-        <w:rPr>
-          <w:b/>
-        </w:rPr>
-        <w:t>장기 결석:</w:t>
-      </w:r>
-      <w:r>
-        <w:rPr>
-          <w:b w:val="0"/>
-        </w:rPr>
-        <w:t xml:space="preserve"> ________ 성도 (사유: ________)</w:t>
-      </w:r>
-    </w:p>
-    <w:p>
-      <w:pPr>
-        <w:pStyle w:val="Heading3"/>
-      </w:pPr>
-      <w:r>
-        <w:rPr>
-          <w:b w:val="0"/>
-        </w:rPr>
-        <w:t>5.2 교역자 심방 요청 (긴급/정기)</w:t>
-      </w:r>
-    </w:p>
-    <w:tbl>
-      <w:tblPr>
-        <w:tblStyle w:val="TableGrid"/>
-        <w:tblW w:type="auto" w:w="0"/>
-        <w:tblLook w:firstColumn="1" w:firstRow="1" w:lastColumn="0" w:lastRow="0" w:noHBand="0" w:noVBand="1" w:val="04A0"/>
-      </w:tblPr>
-      <w:tblGrid>
-        <w:gridCol w:w="2880"/>
-        <w:gridCol w:w="2880"/>
-        <w:gridCol w:w="2880"/>
-      </w:tblGrid>
-      <w:tr>
-        <w:tc>
-          <w:tcPr>
-            <w:tcW w:type="dxa" w:w="2880"/>
-          </w:tcPr>
-          <w:p>
-            <w:r>
-              <w:rPr>
-                <w:b/>
-              </w:rPr>
-              <w:t>요청 대상자</w:t>
-            </w:r>
-          </w:p>
-        </w:tc>
-        <w:tc>
-          <w:tcPr>
-            <w:tcW w:type="dxa" w:w="2880"/>
-          </w:tcPr>
-          <w:p>
-            <w:r>
-              <w:rPr>
-                <w:b/>
-              </w:rPr>
-              <w:t>심방 사유 (구체적으로)</w:t>
-            </w:r>
-          </w:p>
-        </w:tc>
-        <w:tc>
-          <w:tcPr>
-            <w:tcW w:type="dxa" w:w="2880"/>
-          </w:tcPr>
-          <w:p>
-            <w:r>
-              <w:rPr>
-                <w:b/>
-              </w:rPr>
-              <w:t>희망 일시</w:t>
-            </w:r>
-          </w:p>
-        </w:tc>
-      </w:tr>
-      <w:tr>
-        <w:tc>
-          <w:tcPr>
-            <w:tcW w:type="dxa" w:w="2880"/>
-          </w:tcPr>
-          <w:p>
-            <w:r>
-              <w:rPr>
-                <w:b w:val="0"/>
-              </w:rPr>
-              <w:t>________</w:t>
-            </w:r>
-          </w:p>
-        </w:tc>
-        <w:tc>
-          <w:tcPr>
-            <w:tcW w:type="dxa" w:w="2880"/>
-          </w:tcPr>
-          <w:p>
-            <w:r>
-              <w:rPr>
-                <w:b w:val="0"/>
-              </w:rPr>
-              <w:t>________________________________________________</w:t>
+              <w:t>찬송 및 시작 기도</w:t>
             </w:r>
           </w:p>
         </w:tc>
@@ -1429,7 +229,89 @@
               <w:rPr>
                 <w:b w:val="0"/>
               </w:rPr>
-              <w:t>________________________________________________</w:t>
+              <w:t>말씀 나눔 — 본문: ________ (장절만)</w:t>
+            </w:r>
+          </w:p>
+        </w:tc>
+        <w:tc>
+          <w:tcPr>
+            <w:tcW w:type="dxa" w:w="2880"/>
+          </w:tcPr>
+          <w:p>
+            <w:r>
+              <w:rPr>
+                <w:b w:val="0"/>
+              </w:rPr>
+              <w:t>________</w:t>
+            </w:r>
+          </w:p>
+        </w:tc>
+      </w:tr>
+      <w:tr>
+        <w:tc>
+          <w:tcPr>
+            <w:tcW w:type="dxa" w:w="2880"/>
+          </w:tcPr>
+          <w:p>
+            <w:r>
+              <w:rPr>
+                <w:b w:val="0"/>
+              </w:rPr>
+              <w:t>________</w:t>
+            </w:r>
+          </w:p>
+        </w:tc>
+        <w:tc>
+          <w:tcPr>
+            <w:tcW w:type="dxa" w:w="2880"/>
+          </w:tcPr>
+          <w:p>
+            <w:r>
+              <w:rPr>
+                <w:b w:val="0"/>
+              </w:rPr>
+              <w:t>기도 제목 나눔 및 합심 기도</w:t>
+            </w:r>
+          </w:p>
+        </w:tc>
+        <w:tc>
+          <w:tcPr>
+            <w:tcW w:type="dxa" w:w="2880"/>
+          </w:tcPr>
+          <w:p>
+            <w:r>
+              <w:rPr>
+                <w:b w:val="0"/>
+              </w:rPr>
+              <w:t>________</w:t>
+            </w:r>
+          </w:p>
+        </w:tc>
+      </w:tr>
+      <w:tr>
+        <w:tc>
+          <w:tcPr>
+            <w:tcW w:type="dxa" w:w="2880"/>
+          </w:tcPr>
+          <w:p>
+            <w:r>
+              <w:rPr>
+                <w:b w:val="0"/>
+              </w:rPr>
+              <w:t>________</w:t>
+            </w:r>
+          </w:p>
+        </w:tc>
+        <w:tc>
+          <w:tcPr>
+            <w:tcW w:type="dxa" w:w="2880"/>
+          </w:tcPr>
+          <w:p>
+            <w:r>
+              <w:rPr>
+                <w:b w:val="0"/>
+              </w:rPr>
+              <w:t>소식 안내 및 마침 기도</w:t>
             </w:r>
           </w:p>
         </w:tc>
@@ -1451,13 +333,511 @@
     <w:p/>
     <w:p>
       <w:pPr>
+        <w:pStyle w:val="Heading3"/>
+      </w:pPr>
+      <w:r>
+        <w:rPr>
+          <w:b w:val="0"/>
+        </w:rPr>
+        <w:t>말씀 나눔 요약</w:t>
+      </w:r>
+    </w:p>
+    <w:tbl>
+      <w:tblPr>
+        <w:tblStyle w:val="TableGrid"/>
+        <w:tblW w:type="auto" w:w="0"/>
+        <w:tblLook w:firstColumn="1" w:firstRow="1" w:lastColumn="0" w:lastRow="0" w:noHBand="0" w:noVBand="1" w:val="04A0"/>
+      </w:tblPr>
+      <w:tblGrid>
+        <w:gridCol w:w="4320"/>
+        <w:gridCol w:w="4320"/>
+      </w:tblGrid>
+      <w:tr>
+        <w:tc>
+          <w:tcPr>
+            <w:tcW w:type="dxa" w:w="4320"/>
+          </w:tcPr>
+          <w:p>
+            <w:r>
+              <w:rPr>
+                <w:b/>
+              </w:rPr>
+              <w:t>구분</w:t>
+            </w:r>
+          </w:p>
+        </w:tc>
+        <w:tc>
+          <w:tcPr>
+            <w:tcW w:type="dxa" w:w="4320"/>
+          </w:tcPr>
+          <w:p>
+            <w:r>
+              <w:rPr>
+                <w:b/>
+              </w:rPr>
+              <w:t>내용</w:t>
+            </w:r>
+          </w:p>
+        </w:tc>
+      </w:tr>
+      <w:tr>
+        <w:tc>
+          <w:tcPr>
+            <w:tcW w:type="dxa" w:w="4320"/>
+          </w:tcPr>
+          <w:p>
+            <w:r>
+              <w:rPr>
+                <w:b w:val="0"/>
+              </w:rPr>
+              <w:t>함께 나눈 내용</w:t>
+            </w:r>
+          </w:p>
+        </w:tc>
+        <w:tc>
+          <w:tcPr>
+            <w:tcW w:type="dxa" w:w="4320"/>
+          </w:tcPr>
+          <w:p>
+            <w:r>
+              <w:rPr>
+                <w:b w:val="0"/>
+              </w:rPr>
+              <w:t>________</w:t>
+            </w:r>
+          </w:p>
+        </w:tc>
+      </w:tr>
+      <w:tr>
+        <w:tc>
+          <w:tcPr>
+            <w:tcW w:type="dxa" w:w="4320"/>
+          </w:tcPr>
+          <w:p>
+            <w:r>
+              <w:rPr>
+                <w:b w:val="0"/>
+              </w:rPr>
+              <w:t>한 주간 실천할 일</w:t>
+            </w:r>
+          </w:p>
+        </w:tc>
+        <w:tc>
+          <w:tcPr>
+            <w:tcW w:type="dxa" w:w="4320"/>
+          </w:tcPr>
+          <w:p>
+            <w:r>
+              <w:rPr>
+                <w:b w:val="0"/>
+              </w:rPr>
+              <w:t>________</w:t>
+            </w:r>
+          </w:p>
+        </w:tc>
+      </w:tr>
+    </w:tbl>
+    <w:p/>
+    <w:p>
+      <w:pPr>
         <w:pStyle w:val="Heading2"/>
       </w:pPr>
       <w:r>
         <w:rPr>
           <w:b w:val="0"/>
         </w:rPr>
-        <w:t>6. 구역 회계 보고</w:t>
+        <w:t>참석 인원</w:t>
+      </w:r>
+    </w:p>
+    <w:tbl>
+      <w:tblPr>
+        <w:tblStyle w:val="TableGrid"/>
+        <w:tblW w:type="auto" w:w="0"/>
+        <w:tblLook w:firstColumn="1" w:firstRow="1" w:lastColumn="0" w:lastRow="0" w:noHBand="0" w:noVBand="1" w:val="04A0"/>
+      </w:tblPr>
+      <w:tblGrid>
+        <w:gridCol w:w="2880"/>
+        <w:gridCol w:w="2880"/>
+        <w:gridCol w:w="2880"/>
+      </w:tblGrid>
+      <w:tr>
+        <w:tc>
+          <w:tcPr>
+            <w:tcW w:type="dxa" w:w="2880"/>
+          </w:tcPr>
+          <w:p>
+            <w:r>
+              <w:rPr>
+                <w:b/>
+              </w:rPr>
+              <w:t>구분</w:t>
+            </w:r>
+          </w:p>
+        </w:tc>
+        <w:tc>
+          <w:tcPr>
+            <w:tcW w:type="dxa" w:w="2880"/>
+          </w:tcPr>
+          <w:p>
+            <w:r>
+              <w:rPr>
+                <w:b/>
+              </w:rPr>
+              <w:t>인원</w:t>
+            </w:r>
+          </w:p>
+        </w:tc>
+        <w:tc>
+          <w:tcPr>
+            <w:tcW w:type="dxa" w:w="2880"/>
+          </w:tcPr>
+          <w:p>
+            <w:r>
+              <w:rPr>
+                <w:b/>
+              </w:rPr>
+              <w:t>비고</w:t>
+            </w:r>
+          </w:p>
+        </w:tc>
+      </w:tr>
+      <w:tr>
+        <w:tc>
+          <w:tcPr>
+            <w:tcW w:type="dxa" w:w="2880"/>
+          </w:tcPr>
+          <w:p>
+            <w:r>
+              <w:rPr>
+                <w:b w:val="0"/>
+              </w:rPr>
+              <w:t>구역원</w:t>
+            </w:r>
+          </w:p>
+        </w:tc>
+        <w:tc>
+          <w:tcPr>
+            <w:tcW w:type="dxa" w:w="2880"/>
+          </w:tcPr>
+          <w:p>
+            <w:r>
+              <w:rPr>
+                <w:b w:val="0"/>
+              </w:rPr>
+              <w:t>________명</w:t>
+            </w:r>
+          </w:p>
+        </w:tc>
+        <w:tc>
+          <w:tcPr>
+            <w:tcW w:type="dxa" w:w="2880"/>
+          </w:tcPr>
+          <w:p>
+            <w:r>
+              <w:rPr>
+                <w:b w:val="0"/>
+              </w:rPr>
+              <w:t>________</w:t>
+            </w:r>
+          </w:p>
+        </w:tc>
+      </w:tr>
+      <w:tr>
+        <w:tc>
+          <w:tcPr>
+            <w:tcW w:type="dxa" w:w="2880"/>
+          </w:tcPr>
+          <w:p>
+            <w:r>
+              <w:rPr>
+                <w:b w:val="0"/>
+              </w:rPr>
+              <w:t>방문자</w:t>
+            </w:r>
+          </w:p>
+        </w:tc>
+        <w:tc>
+          <w:tcPr>
+            <w:tcW w:type="dxa" w:w="2880"/>
+          </w:tcPr>
+          <w:p>
+            <w:r>
+              <w:rPr>
+                <w:b w:val="0"/>
+              </w:rPr>
+              <w:t>________명</w:t>
+            </w:r>
+          </w:p>
+        </w:tc>
+        <w:tc>
+          <w:tcPr>
+            <w:tcW w:type="dxa" w:w="2880"/>
+          </w:tcPr>
+          <w:p>
+            <w:r>
+              <w:rPr>
+                <w:b w:val="0"/>
+              </w:rPr>
+              <w:t>________</w:t>
+            </w:r>
+          </w:p>
+        </w:tc>
+      </w:tr>
+      <w:tr>
+        <w:tc>
+          <w:tcPr>
+            <w:tcW w:type="dxa" w:w="2880"/>
+          </w:tcPr>
+          <w:p>
+            <w:r>
+              <w:rPr>
+                <w:b w:val="0"/>
+              </w:rPr>
+              <w:t>합계</w:t>
+            </w:r>
+          </w:p>
+        </w:tc>
+        <w:tc>
+          <w:tcPr>
+            <w:tcW w:type="dxa" w:w="2880"/>
+          </w:tcPr>
+          <w:p>
+            <w:r>
+              <w:rPr>
+                <w:b w:val="0"/>
+              </w:rPr>
+              <w:t>________명</w:t>
+            </w:r>
+          </w:p>
+        </w:tc>
+        <w:tc>
+          <w:tcPr>
+            <w:tcW w:type="dxa" w:w="2880"/>
+          </w:tcPr>
+          <w:p>
+            <w:r>
+              <w:rPr>
+                <w:b w:val="0"/>
+              </w:rPr>
+              <w:t>구역장 포함, 중복 없이 기재</w:t>
+            </w:r>
+          </w:p>
+        </w:tc>
+      </w:tr>
+    </w:tbl>
+    <w:p/>
+    <w:p>
+      <w:pPr>
+        <w:pStyle w:val="Heading2"/>
+      </w:pPr>
+      <w:r>
+        <w:rPr>
+          <w:b w:val="0"/>
+        </w:rPr>
+        <w:t>기도 제목</w:t>
+      </w:r>
+    </w:p>
+    <w:p>
+      <w:r>
+        <w:rPr>
+          <w:b w:val="0"/>
+        </w:rPr>
+        <w:t>본인이 기록과 공유에 동의한 내용만 간단히 적습니다.</w:t>
+      </w:r>
+    </w:p>
+    <w:tbl>
+      <w:tblPr>
+        <w:tblStyle w:val="TableGrid"/>
+        <w:tblW w:type="auto" w:w="0"/>
+        <w:tblLook w:firstColumn="1" w:firstRow="1" w:lastColumn="0" w:lastRow="0" w:noHBand="0" w:noVBand="1" w:val="04A0"/>
+      </w:tblPr>
+      <w:tblGrid>
+        <w:gridCol w:w="2160"/>
+        <w:gridCol w:w="2160"/>
+        <w:gridCol w:w="2160"/>
+        <w:gridCol w:w="2160"/>
+      </w:tblGrid>
+      <w:tr>
+        <w:tc>
+          <w:tcPr>
+            <w:tcW w:type="dxa" w:w="2160"/>
+          </w:tcPr>
+          <w:p>
+            <w:r>
+              <w:rPr>
+                <w:b/>
+              </w:rPr>
+              <w:t>대상(이니셜 등)</w:t>
+            </w:r>
+          </w:p>
+        </w:tc>
+        <w:tc>
+          <w:tcPr>
+            <w:tcW w:type="dxa" w:w="2160"/>
+          </w:tcPr>
+          <w:p>
+            <w:r>
+              <w:rPr>
+                <w:b/>
+              </w:rPr>
+              <w:t>기도 제목</w:t>
+            </w:r>
+          </w:p>
+        </w:tc>
+        <w:tc>
+          <w:tcPr>
+            <w:tcW w:type="dxa" w:w="2160"/>
+          </w:tcPr>
+          <w:p>
+            <w:r>
+              <w:rPr>
+                <w:b/>
+              </w:rPr>
+              <w:t>동의한 공유 범위</w:t>
+            </w:r>
+          </w:p>
+        </w:tc>
+        <w:tc>
+          <w:tcPr>
+            <w:tcW w:type="dxa" w:w="2160"/>
+          </w:tcPr>
+          <w:p>
+            <w:r>
+              <w:rPr>
+                <w:b/>
+              </w:rPr>
+              <w:t>동의 확인</w:t>
+            </w:r>
+          </w:p>
+        </w:tc>
+      </w:tr>
+      <w:tr>
+        <w:tc>
+          <w:tcPr>
+            <w:tcW w:type="dxa" w:w="2160"/>
+          </w:tcPr>
+          <w:p>
+            <w:r>
+              <w:rPr>
+                <w:b w:val="0"/>
+              </w:rPr>
+              <w:t>________</w:t>
+            </w:r>
+          </w:p>
+        </w:tc>
+        <w:tc>
+          <w:tcPr>
+            <w:tcW w:type="dxa" w:w="2160"/>
+          </w:tcPr>
+          <w:p>
+            <w:r>
+              <w:rPr>
+                <w:b w:val="0"/>
+              </w:rPr>
+              <w:t>________</w:t>
+            </w:r>
+          </w:p>
+        </w:tc>
+        <w:tc>
+          <w:tcPr>
+            <w:tcW w:type="dxa" w:w="2160"/>
+          </w:tcPr>
+          <w:p>
+            <w:r>
+              <w:rPr>
+                <w:b w:val="0"/>
+              </w:rPr>
+              <w:t>________</w:t>
+            </w:r>
+          </w:p>
+        </w:tc>
+        <w:tc>
+          <w:tcPr>
+            <w:tcW w:type="dxa" w:w="2160"/>
+          </w:tcPr>
+          <w:p>
+            <w:r>
+              <w:rPr>
+                <w:b w:val="0"/>
+              </w:rPr>
+              <w:t>□ 확인</w:t>
+            </w:r>
+          </w:p>
+        </w:tc>
+      </w:tr>
+      <w:tr>
+        <w:tc>
+          <w:tcPr>
+            <w:tcW w:type="dxa" w:w="2160"/>
+          </w:tcPr>
+          <w:p>
+            <w:r>
+              <w:rPr>
+                <w:b w:val="0"/>
+              </w:rPr>
+              <w:t>________</w:t>
+            </w:r>
+          </w:p>
+        </w:tc>
+        <w:tc>
+          <w:tcPr>
+            <w:tcW w:type="dxa" w:w="2160"/>
+          </w:tcPr>
+          <w:p>
+            <w:r>
+              <w:rPr>
+                <w:b w:val="0"/>
+              </w:rPr>
+              <w:t>________</w:t>
+            </w:r>
+          </w:p>
+        </w:tc>
+        <w:tc>
+          <w:tcPr>
+            <w:tcW w:type="dxa" w:w="2160"/>
+          </w:tcPr>
+          <w:p>
+            <w:r>
+              <w:rPr>
+                <w:b w:val="0"/>
+              </w:rPr>
+              <w:t>________</w:t>
+            </w:r>
+          </w:p>
+        </w:tc>
+        <w:tc>
+          <w:tcPr>
+            <w:tcW w:type="dxa" w:w="2160"/>
+          </w:tcPr>
+          <w:p>
+            <w:r>
+              <w:rPr>
+                <w:b w:val="0"/>
+              </w:rPr>
+              <w:t>□ 확인</w:t>
+            </w:r>
+          </w:p>
+        </w:tc>
+      </w:tr>
+    </w:tbl>
+    <w:p/>
+    <w:p>
+      <w:pPr>
+        <w:pStyle w:val="Heading2"/>
+      </w:pPr>
+      <w:r>
+        <w:rPr>
+          <w:b w:val="0"/>
+        </w:rPr>
+        <w:t>심방 필요 가정</w:t>
+      </w:r>
+    </w:p>
+    <w:p>
+      <w:r>
+        <w:rPr>
+          <w:b w:val="0"/>
+        </w:rPr>
+        <w:t>상세한 사정은 적지 않고, 필요한 내용만 담당자에게 별도로 전달합니다.</w:t>
       </w:r>
     </w:p>
     <w:tbl>
@@ -1483,7 +863,7 @@
               <w:rPr>
                 <w:b/>
               </w:rPr>
-              <w:t>전회 잔액</w:t>
+              <w:t>대상 가정(이니셜 등)</w:t>
             </w:r>
           </w:p>
         </w:tc>
@@ -1496,7 +876,7 @@
               <w:rPr>
                 <w:b/>
               </w:rPr>
-              <w:t>금회 헌금</w:t>
+              <w:t>심방 필요 사항</w:t>
             </w:r>
           </w:p>
         </w:tc>
@@ -1509,7 +889,7 @@
               <w:rPr>
                 <w:b/>
               </w:rPr>
-              <w:t>지출 내용</w:t>
+              <w:t>심방 의사 확인</w:t>
             </w:r>
           </w:p>
         </w:tc>
@@ -1522,7 +902,7 @@
               <w:rPr>
                 <w:b/>
               </w:rPr>
-              <w:t>지출 금액</w:t>
+              <w:t>희망 일정</w:t>
             </w:r>
           </w:p>
         </w:tc>
@@ -1535,7 +915,7 @@
               <w:rPr>
                 <w:b/>
               </w:rPr>
-              <w:t>현재 잔액</w:t>
+              <w:t>연결 담당</w:t>
             </w:r>
           </w:p>
         </w:tc>
@@ -1550,20 +930,7 @@
               <w:rPr>
                 <w:b w:val="0"/>
               </w:rPr>
-              <w:t>________ 원</w:t>
-            </w:r>
-          </w:p>
-        </w:tc>
-        <w:tc>
-          <w:tcPr>
-            <w:tcW w:type="dxa" w:w="1728"/>
-          </w:tcPr>
-          <w:p>
-            <w:r>
-              <w:rPr>
-                <w:b w:val="0"/>
-              </w:rPr>
-              <w:t>________ 원</w:t>
+              <w:t>________</w:t>
             </w:r>
           </w:p>
         </w:tc>
@@ -1589,7 +956,7 @@
               <w:rPr>
                 <w:b w:val="0"/>
               </w:rPr>
-              <w:t>________ 원</w:t>
+              <w:t>□ 희망 □ 확인 필요</w:t>
             </w:r>
           </w:p>
         </w:tc>
@@ -1600,9 +967,89 @@
           <w:p>
             <w:r>
               <w:rPr>
-                <w:b/>
+                <w:b w:val="0"/>
               </w:rPr>
-              <w:t>________ 원</w:t>
+              <w:t>________</w:t>
+            </w:r>
+          </w:p>
+        </w:tc>
+        <w:tc>
+          <w:tcPr>
+            <w:tcW w:type="dxa" w:w="1728"/>
+          </w:tcPr>
+          <w:p>
+            <w:r>
+              <w:rPr>
+                <w:b w:val="0"/>
+              </w:rPr>
+              <w:t>________</w:t>
+            </w:r>
+          </w:p>
+        </w:tc>
+      </w:tr>
+      <w:tr>
+        <w:tc>
+          <w:tcPr>
+            <w:tcW w:type="dxa" w:w="1728"/>
+          </w:tcPr>
+          <w:p>
+            <w:r>
+              <w:rPr>
+                <w:b w:val="0"/>
+              </w:rPr>
+              <w:t>________</w:t>
+            </w:r>
+          </w:p>
+        </w:tc>
+        <w:tc>
+          <w:tcPr>
+            <w:tcW w:type="dxa" w:w="1728"/>
+          </w:tcPr>
+          <w:p>
+            <w:r>
+              <w:rPr>
+                <w:b w:val="0"/>
+              </w:rPr>
+              <w:t>________</w:t>
+            </w:r>
+          </w:p>
+        </w:tc>
+        <w:tc>
+          <w:tcPr>
+            <w:tcW w:type="dxa" w:w="1728"/>
+          </w:tcPr>
+          <w:p>
+            <w:r>
+              <w:rPr>
+                <w:b w:val="0"/>
+              </w:rPr>
+              <w:t>□ 희망 □ 확인 필요</w:t>
+            </w:r>
+          </w:p>
+        </w:tc>
+        <w:tc>
+          <w:tcPr>
+            <w:tcW w:type="dxa" w:w="1728"/>
+          </w:tcPr>
+          <w:p>
+            <w:r>
+              <w:rPr>
+                <w:b w:val="0"/>
+              </w:rPr>
+              <w:t>________</w:t>
+            </w:r>
+          </w:p>
+        </w:tc>
+        <w:tc>
+          <w:tcPr>
+            <w:tcW w:type="dxa" w:w="1728"/>
+          </w:tcPr>
+          <w:p>
+            <w:r>
+              <w:rPr>
+                <w:b w:val="0"/>
+              </w:rPr>
+              <w:t>________</w:t>
             </w:r>
           </w:p>
         </w:tc>
@@ -1617,7 +1064,7 @@
         <w:rPr>
           <w:b w:val="0"/>
         </w:rPr>
-        <w:t>7. 차기 모임 안내</w:t>
+        <w:t>결산</w:t>
       </w:r>
     </w:p>
     <w:p>
@@ -1626,15 +1073,196 @@
       </w:pPr>
       <w:r>
         <w:rPr>
-          <w:b/>
+          <w:b w:val="0"/>
         </w:rPr>
-        <w:t>일시:</w:t>
+        <w:t>모임 경비 사용 여부 : □ 있음 □ 없음</w:t>
       </w:r>
+    </w:p>
+    <w:tbl>
+      <w:tblPr>
+        <w:tblStyle w:val="TableGrid"/>
+        <w:tblW w:type="auto" w:w="0"/>
+        <w:tblLook w:firstColumn="1" w:firstRow="1" w:lastColumn="0" w:lastRow="0" w:noHBand="0" w:noVBand="1" w:val="04A0"/>
+      </w:tblPr>
+      <w:tblGrid>
+        <w:gridCol w:w="2160"/>
+        <w:gridCol w:w="2160"/>
+        <w:gridCol w:w="2160"/>
+        <w:gridCol w:w="2160"/>
+      </w:tblGrid>
+      <w:tr>
+        <w:tc>
+          <w:tcPr>
+            <w:tcW w:type="dxa" w:w="2160"/>
+          </w:tcPr>
+          <w:p>
+            <w:r>
+              <w:rPr>
+                <w:b/>
+              </w:rPr>
+              <w:t>항목</w:t>
+            </w:r>
+          </w:p>
+        </w:tc>
+        <w:tc>
+          <w:tcPr>
+            <w:tcW w:type="dxa" w:w="2160"/>
+          </w:tcPr>
+          <w:p>
+            <w:r>
+              <w:rPr>
+                <w:b/>
+              </w:rPr>
+              <w:t>예산</w:t>
+            </w:r>
+          </w:p>
+        </w:tc>
+        <w:tc>
+          <w:tcPr>
+            <w:tcW w:type="dxa" w:w="2160"/>
+          </w:tcPr>
+          <w:p>
+            <w:r>
+              <w:rPr>
+                <w:b/>
+              </w:rPr>
+              <w:t>실제</w:t>
+            </w:r>
+          </w:p>
+        </w:tc>
+        <w:tc>
+          <w:tcPr>
+            <w:tcW w:type="dxa" w:w="2160"/>
+          </w:tcPr>
+          <w:p>
+            <w:r>
+              <w:rPr>
+                <w:b/>
+              </w:rPr>
+              <w:t>차이(예산−실제)</w:t>
+            </w:r>
+          </w:p>
+        </w:tc>
+      </w:tr>
+      <w:tr>
+        <w:tc>
+          <w:tcPr>
+            <w:tcW w:type="dxa" w:w="2160"/>
+          </w:tcPr>
+          <w:p>
+            <w:r>
+              <w:rPr>
+                <w:b w:val="0"/>
+              </w:rPr>
+              <w:t>________</w:t>
+            </w:r>
+          </w:p>
+        </w:tc>
+        <w:tc>
+          <w:tcPr>
+            <w:tcW w:type="dxa" w:w="2160"/>
+          </w:tcPr>
+          <w:p>
+            <w:r>
+              <w:rPr>
+                <w:b w:val="0"/>
+              </w:rPr>
+              <w:t>________원</w:t>
+            </w:r>
+          </w:p>
+        </w:tc>
+        <w:tc>
+          <w:tcPr>
+            <w:tcW w:type="dxa" w:w="2160"/>
+          </w:tcPr>
+          <w:p>
+            <w:r>
+              <w:rPr>
+                <w:b w:val="0"/>
+              </w:rPr>
+              <w:t>________원</w:t>
+            </w:r>
+          </w:p>
+        </w:tc>
+        <w:tc>
+          <w:tcPr>
+            <w:tcW w:type="dxa" w:w="2160"/>
+          </w:tcPr>
+          <w:p>
+            <w:r>
+              <w:rPr>
+                <w:b w:val="0"/>
+              </w:rPr>
+              <w:t>________원</w:t>
+            </w:r>
+          </w:p>
+        </w:tc>
+      </w:tr>
+      <w:tr>
+        <w:tc>
+          <w:tcPr>
+            <w:tcW w:type="dxa" w:w="2160"/>
+          </w:tcPr>
+          <w:p>
+            <w:r>
+              <w:rPr>
+                <w:b w:val="0"/>
+              </w:rPr>
+              <w:t>합계</w:t>
+            </w:r>
+          </w:p>
+        </w:tc>
+        <w:tc>
+          <w:tcPr>
+            <w:tcW w:type="dxa" w:w="2160"/>
+          </w:tcPr>
+          <w:p>
+            <w:r>
+              <w:rPr>
+                <w:b w:val="0"/>
+              </w:rPr>
+              <w:t>________원</w:t>
+            </w:r>
+          </w:p>
+        </w:tc>
+        <w:tc>
+          <w:tcPr>
+            <w:tcW w:type="dxa" w:w="2160"/>
+          </w:tcPr>
+          <w:p>
+            <w:r>
+              <w:rPr>
+                <w:b w:val="0"/>
+              </w:rPr>
+              <w:t>________원</w:t>
+            </w:r>
+          </w:p>
+        </w:tc>
+        <w:tc>
+          <w:tcPr>
+            <w:tcW w:type="dxa" w:w="2160"/>
+          </w:tcPr>
+          <w:p>
+            <w:r>
+              <w:rPr>
+                <w:b w:val="0"/>
+              </w:rPr>
+              <w:t>________원</w:t>
+            </w:r>
+          </w:p>
+        </w:tc>
+      </w:tr>
+    </w:tbl>
+    <w:p/>
+    <w:p>
+      <w:pPr>
+        <w:pStyle w:val="Heading2"/>
+      </w:pPr>
       <w:r>
         <w:rPr>
           <w:b w:val="0"/>
         </w:rPr>
-        <w:t xml:space="preserve"> 202__년 ____월 ____일 (____요일) ____시</w:t>
+        <w:t>평가</w:t>
       </w:r>
     </w:p>
     <w:p>
@@ -1643,15 +1271,42 @@
       </w:pPr>
       <w:r>
         <w:rPr>
-          <w:b/>
+          <w:b w:val="0"/>
         </w:rPr>
-        <w:t>장소:</w:t>
+        <w:t>잘된 점 : ________</w:t>
       </w:r>
+    </w:p>
+    <w:p>
+      <w:pPr>
+        <w:pStyle w:val="ListBullet"/>
+      </w:pPr>
       <w:r>
         <w:rPr>
           <w:b w:val="0"/>
         </w:rPr>
-        <w:t xml:space="preserve"> ________________________________ (성도 가정/교회)</w:t>
+        <w:t>아쉬운 점 : ________</w:t>
+      </w:r>
+    </w:p>
+    <w:p>
+      <w:pPr>
+        <w:pStyle w:val="ListBullet"/>
+      </w:pPr>
+      <w:r>
+        <w:rPr>
+          <w:b w:val="0"/>
+        </w:rPr>
+        <w:t>다음에 : ________</w:t>
+      </w:r>
+    </w:p>
+    <w:p>
+      <w:pPr>
+        <w:pStyle w:val="ListBullet"/>
+      </w:pPr>
+      <w:r>
+        <w:rPr>
+          <w:b w:val="0"/>
+        </w:rPr>
+        <w:t>다음 모임 일시·장소 : ________</w:t>
       </w:r>
     </w:p>
     <w:p>
@@ -1662,7 +1317,7 @@
         <w:rPr>
           <w:b w:val="0"/>
         </w:rPr>
-        <w:t>8. 종합 의견 및 건의 사항</w:t>
+        <w:t>구역장 확인</w:t>
       </w:r>
     </w:p>
     <w:p>
@@ -1673,7 +1328,7 @@
         <w:rPr>
           <w:b w:val="0"/>
         </w:rPr>
-        <w:t>__________________________________________________________________</w:t>
+        <w:t>위 내용을 확인함 : □</w:t>
       </w:r>
     </w:p>
     <w:p>
@@ -1684,43 +1339,40 @@
         <w:rPr>
           <w:b w:val="0"/>
         </w:rPr>
-        <w:t>__________________________________________________________________</w:t>
+        <w:t>확인일 : ________년 ____월 ____일</w:t>
       </w:r>
     </w:p>
     <w:p>
-      <w:r>
-        <w:rPr>
-          <w:b/>
-        </w:rPr>
-        <w:t>구역장 확인:</w:t>
-      </w:r>
+      <w:pPr>
+        <w:pStyle w:val="ListBullet"/>
+      </w:pPr>
       <w:r>
         <w:rPr>
           <w:b w:val="0"/>
         </w:rPr>
-        <w:t xml:space="preserve"> ________ (인/서명)</w:t>
+        <w:t>구역장 : ________ (서명)</w:t>
       </w:r>
     </w:p>
     <w:p>
-      <w:r>
-        <w:rPr>
-          <w:b/>
-        </w:rPr>
-        <w:t>교구장(전도사/강도사/목사) 확인:</w:t>
-      </w:r>
+      <w:pPr>
+        <w:pStyle w:val="Heading2"/>
+      </w:pPr>
       <w:r>
         <w:rPr>
           <w:b w:val="0"/>
         </w:rPr>
-        <w:t xml:space="preserve"> ________ (인/서명)</w:t>
+        <w:t>첨부</w:t>
       </w:r>
     </w:p>
     <w:p>
+      <w:pPr>
+        <w:pStyle w:val="ListBullet"/>
+      </w:pPr>
       <w:r>
         <w:rPr>
-          <w:b/>
+          <w:b w:val="0"/>
         </w:rPr>
-        <w:t>(교회명) 귀하</w:t>
+        <w:t>□ 없음 □ 영수증 □ 사진(촬영·공유 동의 확인) □ 기타 ________</w:t>
       </w:r>
     </w:p>
     <w:sectPr>

--- a/docs/30_구역교구모임_보고서.docx
+++ b/docs/30_구역교구모임_보고서.docx
@@ -11,638 +11,7 @@
         <w:rPr>
           <w:b w:val="0"/>
         </w:rPr>
-        <w:t>(교회명) 장년 구역(교구) 모임 보고서</w:t>
-      </w:r>
-    </w:p>
-    <w:p>
-      <w:pPr>
-        <w:pStyle w:val="Heading2"/>
-      </w:pPr>
-      <w:r>
-        <w:rPr>
-          <w:b w:val="0"/>
-        </w:rPr>
-        <w:t>개요</w:t>
-      </w:r>
-    </w:p>
-    <w:p>
-      <w:pPr>
-        <w:pStyle w:val="ListBullet"/>
-      </w:pPr>
-      <w:r>
-        <w:rPr>
-          <w:b w:val="0"/>
-        </w:rPr>
-        <w:t>주제 : ________</w:t>
-      </w:r>
-    </w:p>
-    <w:p>
-      <w:pPr>
-        <w:pStyle w:val="ListBullet"/>
-      </w:pPr>
-      <w:r>
-        <w:rPr>
-          <w:b w:val="0"/>
-        </w:rPr>
-        <w:t>주제 말씀 : ________ (장절만)</w:t>
-      </w:r>
-    </w:p>
-    <w:p>
-      <w:pPr>
-        <w:pStyle w:val="ListBullet"/>
-      </w:pPr>
-      <w:r>
-        <w:rPr>
-          <w:b w:val="0"/>
-        </w:rPr>
-        <w:t>목적 : 말씀 나눔과 성도의 교제 및 돌봄</w:t>
-      </w:r>
-    </w:p>
-    <w:p>
-      <w:pPr>
-        <w:pStyle w:val="ListBullet"/>
-      </w:pPr>
-      <w:r>
-        <w:rPr>
-          <w:b w:val="0"/>
-        </w:rPr>
-        <w:t>장소 : ________</w:t>
-      </w:r>
-    </w:p>
-    <w:p>
-      <w:pPr>
-        <w:pStyle w:val="ListBullet"/>
-      </w:pPr>
-      <w:r>
-        <w:rPr>
-          <w:b w:val="0"/>
-        </w:rPr>
-        <w:t>일시 : ________년 ____월 ____일 ____시</w:t>
-      </w:r>
-    </w:p>
-    <w:p>
-      <w:pPr>
-        <w:pStyle w:val="ListBullet"/>
-      </w:pPr>
-      <w:r>
-        <w:rPr>
-          <w:b w:val="0"/>
-        </w:rPr>
-        <w:t>담당 : (구역장) ________</w:t>
-      </w:r>
-    </w:p>
-    <w:p>
-      <w:pPr>
-        <w:pStyle w:val="ListBullet"/>
-      </w:pPr>
-      <w:r>
-        <w:rPr>
-          <w:b w:val="0"/>
-        </w:rPr>
-        <w:t>대상 : (교구명) ________ / (구역명) ________ (예상 인원 ________명)</w:t>
-      </w:r>
-    </w:p>
-    <w:p>
-      <w:pPr>
-        <w:pStyle w:val="Heading2"/>
-      </w:pPr>
-      <w:r>
-        <w:rPr>
-          <w:b w:val="0"/>
-        </w:rPr>
-        <w:t>진행 내용</w:t>
-      </w:r>
-    </w:p>
-    <w:tbl>
-      <w:tblPr>
-        <w:tblStyle w:val="TableGrid"/>
-        <w:tblW w:type="auto" w:w="0"/>
-        <w:tblLook w:firstColumn="1" w:firstRow="1" w:lastColumn="0" w:lastRow="0" w:noHBand="0" w:noVBand="1" w:val="04A0"/>
-      </w:tblPr>
-      <w:tblGrid>
-        <w:gridCol w:w="2880"/>
-        <w:gridCol w:w="2880"/>
-        <w:gridCol w:w="2880"/>
-      </w:tblGrid>
-      <w:tr>
-        <w:tc>
-          <w:tcPr>
-            <w:tcW w:type="dxa" w:w="2880"/>
-          </w:tcPr>
-          <w:p>
-            <w:r>
-              <w:rPr>
-                <w:b/>
-              </w:rPr>
-              <w:t>시간</w:t>
-            </w:r>
-          </w:p>
-        </w:tc>
-        <w:tc>
-          <w:tcPr>
-            <w:tcW w:type="dxa" w:w="2880"/>
-          </w:tcPr>
-          <w:p>
-            <w:r>
-              <w:rPr>
-                <w:b/>
-              </w:rPr>
-              <w:t>내용</w:t>
-            </w:r>
-          </w:p>
-        </w:tc>
-        <w:tc>
-          <w:tcPr>
-            <w:tcW w:type="dxa" w:w="2880"/>
-          </w:tcPr>
-          <w:p>
-            <w:r>
-              <w:rPr>
-                <w:b/>
-              </w:rPr>
-              <w:t>담당</w:t>
-            </w:r>
-          </w:p>
-        </w:tc>
-      </w:tr>
-      <w:tr>
-        <w:tc>
-          <w:tcPr>
-            <w:tcW w:type="dxa" w:w="2880"/>
-          </w:tcPr>
-          <w:p>
-            <w:r>
-              <w:rPr>
-                <w:b w:val="0"/>
-              </w:rPr>
-              <w:t>________</w:t>
-            </w:r>
-          </w:p>
-        </w:tc>
-        <w:tc>
-          <w:tcPr>
-            <w:tcW w:type="dxa" w:w="2880"/>
-          </w:tcPr>
-          <w:p>
-            <w:r>
-              <w:rPr>
-                <w:b w:val="0"/>
-              </w:rPr>
-              <w:t>찬송 및 시작 기도</w:t>
-            </w:r>
-          </w:p>
-        </w:tc>
-        <w:tc>
-          <w:tcPr>
-            <w:tcW w:type="dxa" w:w="2880"/>
-          </w:tcPr>
-          <w:p>
-            <w:r>
-              <w:rPr>
-                <w:b w:val="0"/>
-              </w:rPr>
-              <w:t>________</w:t>
-            </w:r>
-          </w:p>
-        </w:tc>
-      </w:tr>
-      <w:tr>
-        <w:tc>
-          <w:tcPr>
-            <w:tcW w:type="dxa" w:w="2880"/>
-          </w:tcPr>
-          <w:p>
-            <w:r>
-              <w:rPr>
-                <w:b w:val="0"/>
-              </w:rPr>
-              <w:t>________</w:t>
-            </w:r>
-          </w:p>
-        </w:tc>
-        <w:tc>
-          <w:tcPr>
-            <w:tcW w:type="dxa" w:w="2880"/>
-          </w:tcPr>
-          <w:p>
-            <w:r>
-              <w:rPr>
-                <w:b w:val="0"/>
-              </w:rPr>
-              <w:t>말씀 나눔 — 본문: ________ (장절만)</w:t>
-            </w:r>
-          </w:p>
-        </w:tc>
-        <w:tc>
-          <w:tcPr>
-            <w:tcW w:type="dxa" w:w="2880"/>
-          </w:tcPr>
-          <w:p>
-            <w:r>
-              <w:rPr>
-                <w:b w:val="0"/>
-              </w:rPr>
-              <w:t>________</w:t>
-            </w:r>
-          </w:p>
-        </w:tc>
-      </w:tr>
-      <w:tr>
-        <w:tc>
-          <w:tcPr>
-            <w:tcW w:type="dxa" w:w="2880"/>
-          </w:tcPr>
-          <w:p>
-            <w:r>
-              <w:rPr>
-                <w:b w:val="0"/>
-              </w:rPr>
-              <w:t>________</w:t>
-            </w:r>
-          </w:p>
-        </w:tc>
-        <w:tc>
-          <w:tcPr>
-            <w:tcW w:type="dxa" w:w="2880"/>
-          </w:tcPr>
-          <w:p>
-            <w:r>
-              <w:rPr>
-                <w:b w:val="0"/>
-              </w:rPr>
-              <w:t>기도 제목 나눔 및 합심 기도</w:t>
-            </w:r>
-          </w:p>
-        </w:tc>
-        <w:tc>
-          <w:tcPr>
-            <w:tcW w:type="dxa" w:w="2880"/>
-          </w:tcPr>
-          <w:p>
-            <w:r>
-              <w:rPr>
-                <w:b w:val="0"/>
-              </w:rPr>
-              <w:t>________</w:t>
-            </w:r>
-          </w:p>
-        </w:tc>
-      </w:tr>
-      <w:tr>
-        <w:tc>
-          <w:tcPr>
-            <w:tcW w:type="dxa" w:w="2880"/>
-          </w:tcPr>
-          <w:p>
-            <w:r>
-              <w:rPr>
-                <w:b w:val="0"/>
-              </w:rPr>
-              <w:t>________</w:t>
-            </w:r>
-          </w:p>
-        </w:tc>
-        <w:tc>
-          <w:tcPr>
-            <w:tcW w:type="dxa" w:w="2880"/>
-          </w:tcPr>
-          <w:p>
-            <w:r>
-              <w:rPr>
-                <w:b w:val="0"/>
-              </w:rPr>
-              <w:t>소식 안내 및 마침 기도</w:t>
-            </w:r>
-          </w:p>
-        </w:tc>
-        <w:tc>
-          <w:tcPr>
-            <w:tcW w:type="dxa" w:w="2880"/>
-          </w:tcPr>
-          <w:p>
-            <w:r>
-              <w:rPr>
-                <w:b w:val="0"/>
-              </w:rPr>
-              <w:t>________</w:t>
-            </w:r>
-          </w:p>
-        </w:tc>
-      </w:tr>
-    </w:tbl>
-    <w:p/>
-    <w:p>
-      <w:pPr>
-        <w:pStyle w:val="Heading3"/>
-      </w:pPr>
-      <w:r>
-        <w:rPr>
-          <w:b w:val="0"/>
-        </w:rPr>
-        <w:t>말씀 나눔 요약</w:t>
-      </w:r>
-    </w:p>
-    <w:tbl>
-      <w:tblPr>
-        <w:tblStyle w:val="TableGrid"/>
-        <w:tblW w:type="auto" w:w="0"/>
-        <w:tblLook w:firstColumn="1" w:firstRow="1" w:lastColumn="0" w:lastRow="0" w:noHBand="0" w:noVBand="1" w:val="04A0"/>
-      </w:tblPr>
-      <w:tblGrid>
-        <w:gridCol w:w="4320"/>
-        <w:gridCol w:w="4320"/>
-      </w:tblGrid>
-      <w:tr>
-        <w:tc>
-          <w:tcPr>
-            <w:tcW w:type="dxa" w:w="4320"/>
-          </w:tcPr>
-          <w:p>
-            <w:r>
-              <w:rPr>
-                <w:b/>
-              </w:rPr>
-              <w:t>구분</w:t>
-            </w:r>
-          </w:p>
-        </w:tc>
-        <w:tc>
-          <w:tcPr>
-            <w:tcW w:type="dxa" w:w="4320"/>
-          </w:tcPr>
-          <w:p>
-            <w:r>
-              <w:rPr>
-                <w:b/>
-              </w:rPr>
-              <w:t>내용</w:t>
-            </w:r>
-          </w:p>
-        </w:tc>
-      </w:tr>
-      <w:tr>
-        <w:tc>
-          <w:tcPr>
-            <w:tcW w:type="dxa" w:w="4320"/>
-          </w:tcPr>
-          <w:p>
-            <w:r>
-              <w:rPr>
-                <w:b w:val="0"/>
-              </w:rPr>
-              <w:t>함께 나눈 내용</w:t>
-            </w:r>
-          </w:p>
-        </w:tc>
-        <w:tc>
-          <w:tcPr>
-            <w:tcW w:type="dxa" w:w="4320"/>
-          </w:tcPr>
-          <w:p>
-            <w:r>
-              <w:rPr>
-                <w:b w:val="0"/>
-              </w:rPr>
-              <w:t>________</w:t>
-            </w:r>
-          </w:p>
-        </w:tc>
-      </w:tr>
-      <w:tr>
-        <w:tc>
-          <w:tcPr>
-            <w:tcW w:type="dxa" w:w="4320"/>
-          </w:tcPr>
-          <w:p>
-            <w:r>
-              <w:rPr>
-                <w:b w:val="0"/>
-              </w:rPr>
-              <w:t>한 주간 실천할 일</w:t>
-            </w:r>
-          </w:p>
-        </w:tc>
-        <w:tc>
-          <w:tcPr>
-            <w:tcW w:type="dxa" w:w="4320"/>
-          </w:tcPr>
-          <w:p>
-            <w:r>
-              <w:rPr>
-                <w:b w:val="0"/>
-              </w:rPr>
-              <w:t>________</w:t>
-            </w:r>
-          </w:p>
-        </w:tc>
-      </w:tr>
-    </w:tbl>
-    <w:p/>
-    <w:p>
-      <w:pPr>
-        <w:pStyle w:val="Heading2"/>
-      </w:pPr>
-      <w:r>
-        <w:rPr>
-          <w:b w:val="0"/>
-        </w:rPr>
-        <w:t>참석 인원</w:t>
-      </w:r>
-    </w:p>
-    <w:tbl>
-      <w:tblPr>
-        <w:tblStyle w:val="TableGrid"/>
-        <w:tblW w:type="auto" w:w="0"/>
-        <w:tblLook w:firstColumn="1" w:firstRow="1" w:lastColumn="0" w:lastRow="0" w:noHBand="0" w:noVBand="1" w:val="04A0"/>
-      </w:tblPr>
-      <w:tblGrid>
-        <w:gridCol w:w="2880"/>
-        <w:gridCol w:w="2880"/>
-        <w:gridCol w:w="2880"/>
-      </w:tblGrid>
-      <w:tr>
-        <w:tc>
-          <w:tcPr>
-            <w:tcW w:type="dxa" w:w="2880"/>
-          </w:tcPr>
-          <w:p>
-            <w:r>
-              <w:rPr>
-                <w:b/>
-              </w:rPr>
-              <w:t>구분</w:t>
-            </w:r>
-          </w:p>
-        </w:tc>
-        <w:tc>
-          <w:tcPr>
-            <w:tcW w:type="dxa" w:w="2880"/>
-          </w:tcPr>
-          <w:p>
-            <w:r>
-              <w:rPr>
-                <w:b/>
-              </w:rPr>
-              <w:t>인원</w:t>
-            </w:r>
-          </w:p>
-        </w:tc>
-        <w:tc>
-          <w:tcPr>
-            <w:tcW w:type="dxa" w:w="2880"/>
-          </w:tcPr>
-          <w:p>
-            <w:r>
-              <w:rPr>
-                <w:b/>
-              </w:rPr>
-              <w:t>비고</w:t>
-            </w:r>
-          </w:p>
-        </w:tc>
-      </w:tr>
-      <w:tr>
-        <w:tc>
-          <w:tcPr>
-            <w:tcW w:type="dxa" w:w="2880"/>
-          </w:tcPr>
-          <w:p>
-            <w:r>
-              <w:rPr>
-                <w:b w:val="0"/>
-              </w:rPr>
-              <w:t>구역원</w:t>
-            </w:r>
-          </w:p>
-        </w:tc>
-        <w:tc>
-          <w:tcPr>
-            <w:tcW w:type="dxa" w:w="2880"/>
-          </w:tcPr>
-          <w:p>
-            <w:r>
-              <w:rPr>
-                <w:b w:val="0"/>
-              </w:rPr>
-              <w:t>________명</w:t>
-            </w:r>
-          </w:p>
-        </w:tc>
-        <w:tc>
-          <w:tcPr>
-            <w:tcW w:type="dxa" w:w="2880"/>
-          </w:tcPr>
-          <w:p>
-            <w:r>
-              <w:rPr>
-                <w:b w:val="0"/>
-              </w:rPr>
-              <w:t>________</w:t>
-            </w:r>
-          </w:p>
-        </w:tc>
-      </w:tr>
-      <w:tr>
-        <w:tc>
-          <w:tcPr>
-            <w:tcW w:type="dxa" w:w="2880"/>
-          </w:tcPr>
-          <w:p>
-            <w:r>
-              <w:rPr>
-                <w:b w:val="0"/>
-              </w:rPr>
-              <w:t>방문자</w:t>
-            </w:r>
-          </w:p>
-        </w:tc>
-        <w:tc>
-          <w:tcPr>
-            <w:tcW w:type="dxa" w:w="2880"/>
-          </w:tcPr>
-          <w:p>
-            <w:r>
-              <w:rPr>
-                <w:b w:val="0"/>
-              </w:rPr>
-              <w:t>________명</w:t>
-            </w:r>
-          </w:p>
-        </w:tc>
-        <w:tc>
-          <w:tcPr>
-            <w:tcW w:type="dxa" w:w="2880"/>
-          </w:tcPr>
-          <w:p>
-            <w:r>
-              <w:rPr>
-                <w:b w:val="0"/>
-              </w:rPr>
-              <w:t>________</w:t>
-            </w:r>
-          </w:p>
-        </w:tc>
-      </w:tr>
-      <w:tr>
-        <w:tc>
-          <w:tcPr>
-            <w:tcW w:type="dxa" w:w="2880"/>
-          </w:tcPr>
-          <w:p>
-            <w:r>
-              <w:rPr>
-                <w:b w:val="0"/>
-              </w:rPr>
-              <w:t>합계</w:t>
-            </w:r>
-          </w:p>
-        </w:tc>
-        <w:tc>
-          <w:tcPr>
-            <w:tcW w:type="dxa" w:w="2880"/>
-          </w:tcPr>
-          <w:p>
-            <w:r>
-              <w:rPr>
-                <w:b w:val="0"/>
-              </w:rPr>
-              <w:t>________명</w:t>
-            </w:r>
-          </w:p>
-        </w:tc>
-        <w:tc>
-          <w:tcPr>
-            <w:tcW w:type="dxa" w:w="2880"/>
-          </w:tcPr>
-          <w:p>
-            <w:r>
-              <w:rPr>
-                <w:b w:val="0"/>
-              </w:rPr>
-              <w:t>구역장 포함, 중복 없이 기재</w:t>
-            </w:r>
-          </w:p>
-        </w:tc>
-      </w:tr>
-    </w:tbl>
-    <w:p/>
-    <w:p>
-      <w:pPr>
-        <w:pStyle w:val="Heading2"/>
-      </w:pPr>
-      <w:r>
-        <w:rPr>
-          <w:b w:val="0"/>
-        </w:rPr>
-        <w:t>기도 제목</w:t>
-      </w:r>
-    </w:p>
-    <w:p>
-      <w:r>
-        <w:rPr>
-          <w:b w:val="0"/>
-        </w:rPr>
-        <w:t>본인이 기록과 공유에 동의한 내용만 간단히 적습니다.</w:t>
+        <w:t>[연도] (교회명) (부서명) 장년 구역(교구) 모임 보고서</w:t>
       </w:r>
     </w:p>
     <w:tbl>
@@ -667,7 +36,7 @@
               <w:rPr>
                 <w:b/>
               </w:rPr>
-              <w:t>대상(이니셜 등)</w:t>
+              <w:t>작성일</w:t>
             </w:r>
           </w:p>
         </w:tc>
@@ -680,7 +49,7 @@
               <w:rPr>
                 <w:b/>
               </w:rPr>
-              <w:t>기도 제목</w:t>
+              <w:t>작성자</w:t>
             </w:r>
           </w:p>
         </w:tc>
@@ -693,7 +62,7 @@
               <w:rPr>
                 <w:b/>
               </w:rPr>
-              <w:t>동의한 공유 범위</w:t>
+              <w:t>부서</w:t>
             </w:r>
           </w:p>
         </w:tc>
@@ -706,7 +75,7 @@
               <w:rPr>
                 <w:b/>
               </w:rPr>
-              <w:t>동의 확인</w:t>
+              <w:t>문서 상태(초안/확정)</w:t>
             </w:r>
           </w:p>
         </w:tc>
@@ -760,7 +129,3394 @@
               <w:rPr>
                 <w:b w:val="0"/>
               </w:rPr>
-              <w:t>□ 확인</w:t>
+              <w:t>________</w:t>
+            </w:r>
+          </w:p>
+        </w:tc>
+      </w:tr>
+    </w:tbl>
+    <w:p/>
+    <w:tbl>
+      <w:tblPr>
+        <w:tblStyle w:val="TableGrid"/>
+        <w:tblW w:type="auto" w:w="0"/>
+        <w:tblLook w:firstColumn="1" w:firstRow="1" w:lastColumn="0" w:lastRow="0" w:noHBand="0" w:noVBand="1" w:val="04A0"/>
+      </w:tblPr>
+      <w:tblGrid>
+        <w:gridCol w:w="2880"/>
+        <w:gridCol w:w="2880"/>
+        <w:gridCol w:w="2880"/>
+      </w:tblGrid>
+      <w:tr>
+        <w:tc>
+          <w:tcPr>
+            <w:tcW w:type="dxa" w:w="2880"/>
+          </w:tcPr>
+          <w:p>
+            <w:r>
+              <w:rPr>
+                <w:b/>
+              </w:rPr>
+              <w:t>작성</w:t>
+            </w:r>
+          </w:p>
+        </w:tc>
+        <w:tc>
+          <w:tcPr>
+            <w:tcW w:type="dxa" w:w="2880"/>
+          </w:tcPr>
+          <w:p>
+            <w:r>
+              <w:rPr>
+                <w:b/>
+              </w:rPr>
+              <w:t>검토</w:t>
+            </w:r>
+          </w:p>
+        </w:tc>
+        <w:tc>
+          <w:tcPr>
+            <w:tcW w:type="dxa" w:w="2880"/>
+          </w:tcPr>
+          <w:p>
+            <w:r>
+              <w:rPr>
+                <w:b/>
+              </w:rPr>
+              <w:t>승인</w:t>
+            </w:r>
+          </w:p>
+        </w:tc>
+      </w:tr>
+      <w:tr>
+        <w:tc>
+          <w:tcPr>
+            <w:tcW w:type="dxa" w:w="2880"/>
+          </w:tcPr>
+          <w:p>
+            <w:r>
+              <w:rPr>
+                <w:b w:val="0"/>
+              </w:rPr>
+              <w:t>________</w:t>
+            </w:r>
+          </w:p>
+        </w:tc>
+        <w:tc>
+          <w:tcPr>
+            <w:tcW w:type="dxa" w:w="2880"/>
+          </w:tcPr>
+          <w:p>
+            <w:r>
+              <w:rPr>
+                <w:b w:val="0"/>
+              </w:rPr>
+              <w:t>________</w:t>
+            </w:r>
+          </w:p>
+        </w:tc>
+        <w:tc>
+          <w:tcPr>
+            <w:tcW w:type="dxa" w:w="2880"/>
+          </w:tcPr>
+          <w:p>
+            <w:r>
+              <w:rPr>
+                <w:b w:val="0"/>
+              </w:rPr>
+              <w:t>________</w:t>
+            </w:r>
+          </w:p>
+        </w:tc>
+      </w:tr>
+    </w:tbl>
+    <w:p/>
+    <w:p>
+      <w:r>
+        <w:rPr>
+          <w:b/>
+        </w:rPr>
+        <w:t>결과 요약</w:t>
+      </w:r>
+    </w:p>
+    <w:p>
+      <w:r>
+        <w:rPr>
+          <w:b w:val="0"/>
+        </w:rPr>
+        <w:t>모임 일시·장소: ________ / ________</w:t>
+      </w:r>
+    </w:p>
+    <w:p>
+      <w:r>
+        <w:rPr>
+          <w:b w:val="0"/>
+        </w:rPr>
+        <w:t>참석 인원: 재적 ________명 중 ________명 참석</w:t>
+      </w:r>
+    </w:p>
+    <w:p>
+      <w:r>
+        <w:rPr>
+          <w:b w:val="0"/>
+        </w:rPr>
+        <w:t>주요 나눔 및 평가: ________</w:t>
+      </w:r>
+    </w:p>
+    <w:p>
+      <w:r>
+        <w:rPr>
+          <w:b w:val="0"/>
+        </w:rPr>
+        <w:t>후속조치 및 승인 요청 사항: ________</w:t>
+      </w:r>
+    </w:p>
+    <w:p>
+      <w:r>
+        <w:rPr>
+          <w:b w:val="0"/>
+        </w:rPr>
+        <w:t>예산 집행: 금________원(금________원) / 집행 없음: ________</w:t>
+      </w:r>
+    </w:p>
+    <w:p>
+      <w:pPr>
+        <w:pStyle w:val="Heading2"/>
+      </w:pPr>
+      <w:r>
+        <w:rPr>
+          <w:b w:val="0"/>
+        </w:rPr>
+        <w:t>1. 추진 개요</w:t>
+      </w:r>
+    </w:p>
+    <w:tbl>
+      <w:tblPr>
+        <w:tblStyle w:val="TableGrid"/>
+        <w:tblW w:type="auto" w:w="0"/>
+        <w:tblLook w:firstColumn="1" w:firstRow="1" w:lastColumn="0" w:lastRow="0" w:noHBand="0" w:noVBand="1" w:val="04A0"/>
+      </w:tblPr>
+      <w:tblGrid>
+        <w:gridCol w:w="4320"/>
+        <w:gridCol w:w="4320"/>
+      </w:tblGrid>
+      <w:tr>
+        <w:tc>
+          <w:tcPr>
+            <w:tcW w:type="dxa" w:w="4320"/>
+          </w:tcPr>
+          <w:p>
+            <w:r>
+              <w:rPr>
+                <w:b/>
+              </w:rPr>
+              <w:t>구분</w:t>
+            </w:r>
+          </w:p>
+        </w:tc>
+        <w:tc>
+          <w:tcPr>
+            <w:tcW w:type="dxa" w:w="4320"/>
+          </w:tcPr>
+          <w:p>
+            <w:r>
+              <w:rPr>
+                <w:b/>
+              </w:rPr>
+              <w:t>내용</w:t>
+            </w:r>
+          </w:p>
+        </w:tc>
+      </w:tr>
+      <w:tr>
+        <w:tc>
+          <w:tcPr>
+            <w:tcW w:type="dxa" w:w="4320"/>
+          </w:tcPr>
+          <w:p>
+            <w:r>
+              <w:rPr>
+                <w:b w:val="0"/>
+              </w:rPr>
+              <w:t>교구·구역명</w:t>
+            </w:r>
+          </w:p>
+        </w:tc>
+        <w:tc>
+          <w:tcPr>
+            <w:tcW w:type="dxa" w:w="4320"/>
+          </w:tcPr>
+          <w:p>
+            <w:r>
+              <w:rPr>
+                <w:b w:val="0"/>
+              </w:rPr>
+              <w:t>________</w:t>
+            </w:r>
+          </w:p>
+        </w:tc>
+      </w:tr>
+      <w:tr>
+        <w:tc>
+          <w:tcPr>
+            <w:tcW w:type="dxa" w:w="4320"/>
+          </w:tcPr>
+          <w:p>
+            <w:r>
+              <w:rPr>
+                <w:b w:val="0"/>
+              </w:rPr>
+              <w:t>모임 일시</w:t>
+            </w:r>
+          </w:p>
+        </w:tc>
+        <w:tc>
+          <w:tcPr>
+            <w:tcW w:type="dxa" w:w="4320"/>
+          </w:tcPr>
+          <w:p>
+            <w:r>
+              <w:rPr>
+                <w:b w:val="0"/>
+              </w:rPr>
+              <w:t>________년 ________월 ________일(________요일) ________:________ ~ ________:________</w:t>
+            </w:r>
+          </w:p>
+        </w:tc>
+      </w:tr>
+      <w:tr>
+        <w:tc>
+          <w:tcPr>
+            <w:tcW w:type="dxa" w:w="4320"/>
+          </w:tcPr>
+          <w:p>
+            <w:r>
+              <w:rPr>
+                <w:b w:val="0"/>
+              </w:rPr>
+              <w:t>장소</w:t>
+            </w:r>
+          </w:p>
+        </w:tc>
+        <w:tc>
+          <w:tcPr>
+            <w:tcW w:type="dxa" w:w="4320"/>
+          </w:tcPr>
+          <w:p>
+            <w:r>
+              <w:rPr>
+                <w:b w:val="0"/>
+              </w:rPr>
+              <w:t>________</w:t>
+            </w:r>
+          </w:p>
+        </w:tc>
+      </w:tr>
+      <w:tr>
+        <w:tc>
+          <w:tcPr>
+            <w:tcW w:type="dxa" w:w="4320"/>
+          </w:tcPr>
+          <w:p>
+            <w:r>
+              <w:rPr>
+                <w:b w:val="0"/>
+              </w:rPr>
+              <w:t>구역장 / 인도자</w:t>
+            </w:r>
+          </w:p>
+        </w:tc>
+        <w:tc>
+          <w:tcPr>
+            <w:tcW w:type="dxa" w:w="4320"/>
+          </w:tcPr>
+          <w:p>
+            <w:r>
+              <w:rPr>
+                <w:b w:val="0"/>
+              </w:rPr>
+              <w:t>________ / ________</w:t>
+            </w:r>
+          </w:p>
+        </w:tc>
+      </w:tr>
+      <w:tr>
+        <w:tc>
+          <w:tcPr>
+            <w:tcW w:type="dxa" w:w="4320"/>
+          </w:tcPr>
+          <w:p>
+            <w:r>
+              <w:rPr>
+                <w:b w:val="0"/>
+              </w:rPr>
+              <w:t>참석 인원</w:t>
+            </w:r>
+          </w:p>
+        </w:tc>
+        <w:tc>
+          <w:tcPr>
+            <w:tcW w:type="dxa" w:w="4320"/>
+          </w:tcPr>
+          <w:p>
+            <w:r>
+              <w:rPr>
+                <w:b w:val="0"/>
+              </w:rPr>
+              <w:t>재적 ________명 / 참석 ________명 / 미참석 ________명 / 새가족 ________명</w:t>
+            </w:r>
+          </w:p>
+        </w:tc>
+      </w:tr>
+      <w:tr>
+        <w:tc>
+          <w:tcPr>
+            <w:tcW w:type="dxa" w:w="4320"/>
+          </w:tcPr>
+          <w:p>
+            <w:r>
+              <w:rPr>
+                <w:b w:val="0"/>
+              </w:rPr>
+              <w:t>인원 집계 기준</w:t>
+            </w:r>
+          </w:p>
+        </w:tc>
+        <w:tc>
+          <w:tcPr>
+            <w:tcW w:type="dxa" w:w="4320"/>
+          </w:tcPr>
+          <w:p>
+            <w:r>
+              <w:rPr>
+                <w:b w:val="0"/>
+              </w:rPr>
+              <w:t>새가족의 재적·참석 인원 포함 여부: ________</w:t>
+            </w:r>
+          </w:p>
+        </w:tc>
+      </w:tr>
+      <w:tr>
+        <w:tc>
+          <w:tcPr>
+            <w:tcW w:type="dxa" w:w="4320"/>
+          </w:tcPr>
+          <w:p>
+            <w:r>
+              <w:rPr>
+                <w:b w:val="0"/>
+              </w:rPr>
+              <w:t>말씀 나눔 본문</w:t>
+            </w:r>
+          </w:p>
+        </w:tc>
+        <w:tc>
+          <w:tcPr>
+            <w:tcW w:type="dxa" w:w="4320"/>
+          </w:tcPr>
+          <w:p>
+            <w:r>
+              <w:rPr>
+                <w:b w:val="0"/>
+              </w:rPr>
+              <w:t>________</w:t>
+            </w:r>
+          </w:p>
+        </w:tc>
+      </w:tr>
+      <w:tr>
+        <w:tc>
+          <w:tcPr>
+            <w:tcW w:type="dxa" w:w="4320"/>
+          </w:tcPr>
+          <w:p>
+            <w:r>
+              <w:rPr>
+                <w:b w:val="0"/>
+              </w:rPr>
+              <w:t>주관</w:t>
+            </w:r>
+          </w:p>
+        </w:tc>
+        <w:tc>
+          <w:tcPr>
+            <w:tcW w:type="dxa" w:w="4320"/>
+          </w:tcPr>
+          <w:p>
+            <w:r>
+              <w:rPr>
+                <w:b w:val="0"/>
+              </w:rPr>
+              <w:t>(교회명) (부서명)</w:t>
+            </w:r>
+          </w:p>
+        </w:tc>
+      </w:tr>
+    </w:tbl>
+    <w:p/>
+    <w:p>
+      <w:r>
+        <w:rPr>
+          <w:b w:val="0"/>
+        </w:rPr>
+        <w:t>※ 날짜는 2026. 10. 24.(토), 시간은 09:00 형식으로 기재합니다. 말씀 본문은 성경명과 장절만 기재합니다.</w:t>
+      </w:r>
+    </w:p>
+    <w:p>
+      <w:pPr>
+        <w:pStyle w:val="Heading2"/>
+      </w:pPr>
+      <w:r>
+        <w:rPr>
+          <w:b w:val="0"/>
+        </w:rPr>
+        <w:t>2. 계획 대비 추진 실적</w:t>
+      </w:r>
+    </w:p>
+    <w:tbl>
+      <w:tblPr>
+        <w:tblStyle w:val="TableGrid"/>
+        <w:tblW w:type="auto" w:w="0"/>
+        <w:tblLook w:firstColumn="1" w:firstRow="1" w:lastColumn="0" w:lastRow="0" w:noHBand="0" w:noVBand="1" w:val="04A0"/>
+      </w:tblPr>
+      <w:tblGrid>
+        <w:gridCol w:w="2160"/>
+        <w:gridCol w:w="2160"/>
+        <w:gridCol w:w="2160"/>
+        <w:gridCol w:w="2160"/>
+      </w:tblGrid>
+      <w:tr>
+        <w:tc>
+          <w:tcPr>
+            <w:tcW w:type="dxa" w:w="2160"/>
+          </w:tcPr>
+          <w:p>
+            <w:r>
+              <w:rPr>
+                <w:b/>
+              </w:rPr>
+              <w:t>항목</w:t>
+            </w:r>
+          </w:p>
+        </w:tc>
+        <w:tc>
+          <w:tcPr>
+            <w:tcW w:type="dxa" w:w="2160"/>
+          </w:tcPr>
+          <w:p>
+            <w:r>
+              <w:rPr>
+                <w:b/>
+              </w:rPr>
+              <w:t>계획</w:t>
+            </w:r>
+          </w:p>
+        </w:tc>
+        <w:tc>
+          <w:tcPr>
+            <w:tcW w:type="dxa" w:w="2160"/>
+          </w:tcPr>
+          <w:p>
+            <w:r>
+              <w:rPr>
+                <w:b/>
+              </w:rPr>
+              <w:t>실적</w:t>
+            </w:r>
+          </w:p>
+        </w:tc>
+        <w:tc>
+          <w:tcPr>
+            <w:tcW w:type="dxa" w:w="2160"/>
+          </w:tcPr>
+          <w:p>
+            <w:r>
+              <w:rPr>
+                <w:b/>
+              </w:rPr>
+              <w:t>차이 사유</w:t>
+            </w:r>
+          </w:p>
+        </w:tc>
+      </w:tr>
+      <w:tr>
+        <w:tc>
+          <w:tcPr>
+            <w:tcW w:type="dxa" w:w="2160"/>
+          </w:tcPr>
+          <w:p>
+            <w:r>
+              <w:rPr>
+                <w:b w:val="0"/>
+              </w:rPr>
+              <w:t>모임 일시·장소</w:t>
+            </w:r>
+          </w:p>
+        </w:tc>
+        <w:tc>
+          <w:tcPr>
+            <w:tcW w:type="dxa" w:w="2160"/>
+          </w:tcPr>
+          <w:p>
+            <w:r>
+              <w:rPr>
+                <w:b w:val="0"/>
+              </w:rPr>
+              <w:t>________</w:t>
+            </w:r>
+          </w:p>
+        </w:tc>
+        <w:tc>
+          <w:tcPr>
+            <w:tcW w:type="dxa" w:w="2160"/>
+          </w:tcPr>
+          <w:p>
+            <w:r>
+              <w:rPr>
+                <w:b w:val="0"/>
+              </w:rPr>
+              <w:t>________</w:t>
+            </w:r>
+          </w:p>
+        </w:tc>
+        <w:tc>
+          <w:tcPr>
+            <w:tcW w:type="dxa" w:w="2160"/>
+          </w:tcPr>
+          <w:p>
+            <w:r>
+              <w:rPr>
+                <w:b w:val="0"/>
+              </w:rPr>
+              <w:t>________</w:t>
+            </w:r>
+          </w:p>
+        </w:tc>
+      </w:tr>
+      <w:tr>
+        <w:tc>
+          <w:tcPr>
+            <w:tcW w:type="dxa" w:w="2160"/>
+          </w:tcPr>
+          <w:p>
+            <w:r>
+              <w:rPr>
+                <w:b w:val="0"/>
+              </w:rPr>
+              <w:t>참석 인원</w:t>
+            </w:r>
+          </w:p>
+        </w:tc>
+        <w:tc>
+          <w:tcPr>
+            <w:tcW w:type="dxa" w:w="2160"/>
+          </w:tcPr>
+          <w:p>
+            <w:r>
+              <w:rPr>
+                <w:b w:val="0"/>
+              </w:rPr>
+              <w:t>________명</w:t>
+            </w:r>
+          </w:p>
+        </w:tc>
+        <w:tc>
+          <w:tcPr>
+            <w:tcW w:type="dxa" w:w="2160"/>
+          </w:tcPr>
+          <w:p>
+            <w:r>
+              <w:rPr>
+                <w:b w:val="0"/>
+              </w:rPr>
+              <w:t>________명</w:t>
+            </w:r>
+          </w:p>
+        </w:tc>
+        <w:tc>
+          <w:tcPr>
+            <w:tcW w:type="dxa" w:w="2160"/>
+          </w:tcPr>
+          <w:p>
+            <w:r>
+              <w:rPr>
+                <w:b w:val="0"/>
+              </w:rPr>
+              <w:t>________</w:t>
+            </w:r>
+          </w:p>
+        </w:tc>
+      </w:tr>
+      <w:tr>
+        <w:tc>
+          <w:tcPr>
+            <w:tcW w:type="dxa" w:w="2160"/>
+          </w:tcPr>
+          <w:p>
+            <w:r>
+              <w:rPr>
+                <w:b w:val="0"/>
+              </w:rPr>
+              <w:t>말씀 나눔</w:t>
+            </w:r>
+          </w:p>
+        </w:tc>
+        <w:tc>
+          <w:tcPr>
+            <w:tcW w:type="dxa" w:w="2160"/>
+          </w:tcPr>
+          <w:p>
+            <w:r>
+              <w:rPr>
+                <w:b w:val="0"/>
+              </w:rPr>
+              <w:t>________</w:t>
+            </w:r>
+          </w:p>
+        </w:tc>
+        <w:tc>
+          <w:tcPr>
+            <w:tcW w:type="dxa" w:w="2160"/>
+          </w:tcPr>
+          <w:p>
+            <w:r>
+              <w:rPr>
+                <w:b w:val="0"/>
+              </w:rPr>
+              <w:t>________</w:t>
+            </w:r>
+          </w:p>
+        </w:tc>
+        <w:tc>
+          <w:tcPr>
+            <w:tcW w:type="dxa" w:w="2160"/>
+          </w:tcPr>
+          <w:p>
+            <w:r>
+              <w:rPr>
+                <w:b w:val="0"/>
+              </w:rPr>
+              <w:t>________</w:t>
+            </w:r>
+          </w:p>
+        </w:tc>
+      </w:tr>
+      <w:tr>
+        <w:tc>
+          <w:tcPr>
+            <w:tcW w:type="dxa" w:w="2160"/>
+          </w:tcPr>
+          <w:p>
+            <w:r>
+              <w:rPr>
+                <w:b w:val="0"/>
+              </w:rPr>
+              <w:t>기도 및 교제</w:t>
+            </w:r>
+          </w:p>
+        </w:tc>
+        <w:tc>
+          <w:tcPr>
+            <w:tcW w:type="dxa" w:w="2160"/>
+          </w:tcPr>
+          <w:p>
+            <w:r>
+              <w:rPr>
+                <w:b w:val="0"/>
+              </w:rPr>
+              <w:t>________</w:t>
+            </w:r>
+          </w:p>
+        </w:tc>
+        <w:tc>
+          <w:tcPr>
+            <w:tcW w:type="dxa" w:w="2160"/>
+          </w:tcPr>
+          <w:p>
+            <w:r>
+              <w:rPr>
+                <w:b w:val="0"/>
+              </w:rPr>
+              <w:t>________</w:t>
+            </w:r>
+          </w:p>
+        </w:tc>
+        <w:tc>
+          <w:tcPr>
+            <w:tcW w:type="dxa" w:w="2160"/>
+          </w:tcPr>
+          <w:p>
+            <w:r>
+              <w:rPr>
+                <w:b w:val="0"/>
+              </w:rPr>
+              <w:t>________</w:t>
+            </w:r>
+          </w:p>
+        </w:tc>
+      </w:tr>
+      <w:tr>
+        <w:tc>
+          <w:tcPr>
+            <w:tcW w:type="dxa" w:w="2160"/>
+          </w:tcPr>
+          <w:p>
+            <w:r>
+              <w:rPr>
+                <w:b w:val="0"/>
+              </w:rPr>
+              <w:t>이전 모임 후속조치</w:t>
+            </w:r>
+          </w:p>
+        </w:tc>
+        <w:tc>
+          <w:tcPr>
+            <w:tcW w:type="dxa" w:w="2160"/>
+          </w:tcPr>
+          <w:p>
+            <w:r>
+              <w:rPr>
+                <w:b w:val="0"/>
+              </w:rPr>
+              <w:t>________</w:t>
+            </w:r>
+          </w:p>
+        </w:tc>
+        <w:tc>
+          <w:tcPr>
+            <w:tcW w:type="dxa" w:w="2160"/>
+          </w:tcPr>
+          <w:p>
+            <w:r>
+              <w:rPr>
+                <w:b w:val="0"/>
+              </w:rPr>
+              <w:t>________</w:t>
+            </w:r>
+          </w:p>
+        </w:tc>
+        <w:tc>
+          <w:tcPr>
+            <w:tcW w:type="dxa" w:w="2160"/>
+          </w:tcPr>
+          <w:p>
+            <w:r>
+              <w:rPr>
+                <w:b w:val="0"/>
+              </w:rPr>
+              <w:t>________</w:t>
+            </w:r>
+          </w:p>
+        </w:tc>
+      </w:tr>
+    </w:tbl>
+    <w:p/>
+    <w:p>
+      <w:pPr>
+        <w:pStyle w:val="Heading2"/>
+      </w:pPr>
+      <w:r>
+        <w:rPr>
+          <w:b w:val="0"/>
+        </w:rPr>
+        <w:t>3. 주요 성과 및 평가</w:t>
+      </w:r>
+    </w:p>
+    <w:p>
+      <w:pPr>
+        <w:pStyle w:val="Heading3"/>
+      </w:pPr>
+      <w:r>
+        <w:rPr>
+          <w:b w:val="0"/>
+        </w:rPr>
+        <w:t>가. 신앙적 목적</w:t>
+      </w:r>
+    </w:p>
+    <w:p>
+      <w:r>
+        <w:rPr>
+          <w:b w:val="0"/>
+        </w:rPr>
+        <w:t>말씀 안에서 서로를 돌보고, 기도와 교제를 통하여 구역 공동체의 믿음과 사랑을 세웁니다.</w:t>
+      </w:r>
+    </w:p>
+    <w:p>
+      <w:r>
+        <w:rPr>
+          <w:b w:val="0"/>
+        </w:rPr>
+        <w:t>이번 모임의 신앙적 목적: ________</w:t>
+      </w:r>
+    </w:p>
+    <w:p>
+      <w:pPr>
+        <w:pStyle w:val="Heading3"/>
+      </w:pPr>
+      <w:r>
+        <w:rPr>
+          <w:b w:val="0"/>
+        </w:rPr>
+        <w:t>나. 말씀 나눔 내용 요약</w:t>
+      </w:r>
+    </w:p>
+    <w:tbl>
+      <w:tblPr>
+        <w:tblStyle w:val="TableGrid"/>
+        <w:tblW w:type="auto" w:w="0"/>
+        <w:tblLook w:firstColumn="1" w:firstRow="1" w:lastColumn="0" w:lastRow="0" w:noHBand="0" w:noVBand="1" w:val="04A0"/>
+      </w:tblPr>
+      <w:tblGrid>
+        <w:gridCol w:w="4320"/>
+        <w:gridCol w:w="4320"/>
+      </w:tblGrid>
+      <w:tr>
+        <w:tc>
+          <w:tcPr>
+            <w:tcW w:type="dxa" w:w="4320"/>
+          </w:tcPr>
+          <w:p>
+            <w:r>
+              <w:rPr>
+                <w:b/>
+              </w:rPr>
+              <w:t>구분</w:t>
+            </w:r>
+          </w:p>
+        </w:tc>
+        <w:tc>
+          <w:tcPr>
+            <w:tcW w:type="dxa" w:w="4320"/>
+          </w:tcPr>
+          <w:p>
+            <w:r>
+              <w:rPr>
+                <w:b/>
+              </w:rPr>
+              <w:t>내용</w:t>
+            </w:r>
+          </w:p>
+        </w:tc>
+      </w:tr>
+      <w:tr>
+        <w:tc>
+          <w:tcPr>
+            <w:tcW w:type="dxa" w:w="4320"/>
+          </w:tcPr>
+          <w:p>
+            <w:r>
+              <w:rPr>
+                <w:b w:val="0"/>
+              </w:rPr>
+              <w:t>본문에서 함께 살핀 핵심 내용</w:t>
+            </w:r>
+          </w:p>
+        </w:tc>
+        <w:tc>
+          <w:tcPr>
+            <w:tcW w:type="dxa" w:w="4320"/>
+          </w:tcPr>
+          <w:p>
+            <w:r>
+              <w:rPr>
+                <w:b w:val="0"/>
+              </w:rPr>
+              <w:t>________</w:t>
+            </w:r>
+          </w:p>
+        </w:tc>
+      </w:tr>
+      <w:tr>
+        <w:tc>
+          <w:tcPr>
+            <w:tcW w:type="dxa" w:w="4320"/>
+          </w:tcPr>
+          <w:p>
+            <w:r>
+              <w:rPr>
+                <w:b w:val="0"/>
+              </w:rPr>
+              <w:t>일상과 신앙생활에 관한 나눔 요약</w:t>
+            </w:r>
+          </w:p>
+        </w:tc>
+        <w:tc>
+          <w:tcPr>
+            <w:tcW w:type="dxa" w:w="4320"/>
+          </w:tcPr>
+          <w:p>
+            <w:r>
+              <w:rPr>
+                <w:b w:val="0"/>
+              </w:rPr>
+              <w:t>________</w:t>
+            </w:r>
+          </w:p>
+        </w:tc>
+      </w:tr>
+      <w:tr>
+        <w:tc>
+          <w:tcPr>
+            <w:tcW w:type="dxa" w:w="4320"/>
+          </w:tcPr>
+          <w:p>
+            <w:r>
+              <w:rPr>
+                <w:b w:val="0"/>
+              </w:rPr>
+              <w:t>공동으로 실천하기로 한 사항</w:t>
+            </w:r>
+          </w:p>
+        </w:tc>
+        <w:tc>
+          <w:tcPr>
+            <w:tcW w:type="dxa" w:w="4320"/>
+          </w:tcPr>
+          <w:p>
+            <w:r>
+              <w:rPr>
+                <w:b w:val="0"/>
+              </w:rPr>
+              <w:t>________</w:t>
+            </w:r>
+          </w:p>
+        </w:tc>
+      </w:tr>
+      <w:tr>
+        <w:tc>
+          <w:tcPr>
+            <w:tcW w:type="dxa" w:w="4320"/>
+          </w:tcPr>
+          <w:p>
+            <w:r>
+              <w:rPr>
+                <w:b w:val="0"/>
+              </w:rPr>
+              <w:t>실천 담당 / 확인 기한</w:t>
+            </w:r>
+          </w:p>
+        </w:tc>
+        <w:tc>
+          <w:tcPr>
+            <w:tcW w:type="dxa" w:w="4320"/>
+          </w:tcPr>
+          <w:p>
+            <w:r>
+              <w:rPr>
+                <w:b w:val="0"/>
+              </w:rPr>
+              <w:t>________ / ________</w:t>
+            </w:r>
+          </w:p>
+        </w:tc>
+      </w:tr>
+    </w:tbl>
+    <w:p/>
+    <w:p>
+      <w:r>
+        <w:rPr>
+          <w:b w:val="0"/>
+        </w:rPr>
+        <w:t>※ 개인의 고백을 식별할 수 있는 이름·직장·가정 사정 등은 기재하지 않습니다.</w:t>
+      </w:r>
+    </w:p>
+    <w:p>
+      <w:pPr>
+        <w:pStyle w:val="Heading3"/>
+      </w:pPr>
+      <w:r>
+        <w:rPr>
+          <w:b w:val="0"/>
+        </w:rPr>
+        <w:t>다. 확인 가능한 결과</w:t>
+      </w:r>
+    </w:p>
+    <w:tbl>
+      <w:tblPr>
+        <w:tblStyle w:val="TableGrid"/>
+        <w:tblW w:type="auto" w:w="0"/>
+        <w:tblLook w:firstColumn="1" w:firstRow="1" w:lastColumn="0" w:lastRow="0" w:noHBand="0" w:noVBand="1" w:val="04A0"/>
+      </w:tblPr>
+      <w:tblGrid>
+        <w:gridCol w:w="2880"/>
+        <w:gridCol w:w="2880"/>
+        <w:gridCol w:w="2880"/>
+      </w:tblGrid>
+      <w:tr>
+        <w:tc>
+          <w:tcPr>
+            <w:tcW w:type="dxa" w:w="2880"/>
+          </w:tcPr>
+          <w:p>
+            <w:r>
+              <w:rPr>
+                <w:b/>
+              </w:rPr>
+              <w:t>확인 항목</w:t>
+            </w:r>
+          </w:p>
+        </w:tc>
+        <w:tc>
+          <w:tcPr>
+            <w:tcW w:type="dxa" w:w="2880"/>
+          </w:tcPr>
+          <w:p>
+            <w:r>
+              <w:rPr>
+                <w:b/>
+              </w:rPr>
+              <w:t>결과</w:t>
+            </w:r>
+          </w:p>
+        </w:tc>
+        <w:tc>
+          <w:tcPr>
+            <w:tcW w:type="dxa" w:w="2880"/>
+          </w:tcPr>
+          <w:p>
+            <w:r>
+              <w:rPr>
+                <w:b/>
+              </w:rPr>
+              <w:t>확인 근거</w:t>
+            </w:r>
+          </w:p>
+        </w:tc>
+      </w:tr>
+      <w:tr>
+        <w:tc>
+          <w:tcPr>
+            <w:tcW w:type="dxa" w:w="2880"/>
+          </w:tcPr>
+          <w:p>
+            <w:r>
+              <w:rPr>
+                <w:b w:val="0"/>
+              </w:rPr>
+              <w:t>모임 실시 및 참석 현황</w:t>
+            </w:r>
+          </w:p>
+        </w:tc>
+        <w:tc>
+          <w:tcPr>
+            <w:tcW w:type="dxa" w:w="2880"/>
+          </w:tcPr>
+          <w:p>
+            <w:r>
+              <w:rPr>
+                <w:b w:val="0"/>
+              </w:rPr>
+              <w:t>________</w:t>
+            </w:r>
+          </w:p>
+        </w:tc>
+        <w:tc>
+          <w:tcPr>
+            <w:tcW w:type="dxa" w:w="2880"/>
+          </w:tcPr>
+          <w:p>
+            <w:r>
+              <w:rPr>
+                <w:b w:val="0"/>
+              </w:rPr>
+              <w:t>________</w:t>
+            </w:r>
+          </w:p>
+        </w:tc>
+      </w:tr>
+      <w:tr>
+        <w:tc>
+          <w:tcPr>
+            <w:tcW w:type="dxa" w:w="2880"/>
+          </w:tcPr>
+          <w:p>
+            <w:r>
+              <w:rPr>
+                <w:b w:val="0"/>
+              </w:rPr>
+              <w:t>말씀 나눔 실시 여부</w:t>
+            </w:r>
+          </w:p>
+        </w:tc>
+        <w:tc>
+          <w:tcPr>
+            <w:tcW w:type="dxa" w:w="2880"/>
+          </w:tcPr>
+          <w:p>
+            <w:r>
+              <w:rPr>
+                <w:b w:val="0"/>
+              </w:rPr>
+              <w:t>________</w:t>
+            </w:r>
+          </w:p>
+        </w:tc>
+        <w:tc>
+          <w:tcPr>
+            <w:tcW w:type="dxa" w:w="2880"/>
+          </w:tcPr>
+          <w:p>
+            <w:r>
+              <w:rPr>
+                <w:b w:val="0"/>
+              </w:rPr>
+              <w:t>________</w:t>
+            </w:r>
+          </w:p>
+        </w:tc>
+      </w:tr>
+      <w:tr>
+        <w:tc>
+          <w:tcPr>
+            <w:tcW w:type="dxa" w:w="2880"/>
+          </w:tcPr>
+          <w:p>
+            <w:r>
+              <w:rPr>
+                <w:b w:val="0"/>
+              </w:rPr>
+              <w:t>이전 실천 사항 이행 여부</w:t>
+            </w:r>
+          </w:p>
+        </w:tc>
+        <w:tc>
+          <w:tcPr>
+            <w:tcW w:type="dxa" w:w="2880"/>
+          </w:tcPr>
+          <w:p>
+            <w:r>
+              <w:rPr>
+                <w:b w:val="0"/>
+              </w:rPr>
+              <w:t>________</w:t>
+            </w:r>
+          </w:p>
+        </w:tc>
+        <w:tc>
+          <w:tcPr>
+            <w:tcW w:type="dxa" w:w="2880"/>
+          </w:tcPr>
+          <w:p>
+            <w:r>
+              <w:rPr>
+                <w:b w:val="0"/>
+              </w:rPr>
+              <w:t>________</w:t>
+            </w:r>
+          </w:p>
+        </w:tc>
+      </w:tr>
+      <w:tr>
+        <w:tc>
+          <w:tcPr>
+            <w:tcW w:type="dxa" w:w="2880"/>
+          </w:tcPr>
+          <w:p>
+            <w:r>
+              <w:rPr>
+                <w:b w:val="0"/>
+              </w:rPr>
+              <w:t>돌봄 요청 접수 및 담당자 연결 여부</w:t>
+            </w:r>
+          </w:p>
+        </w:tc>
+        <w:tc>
+          <w:tcPr>
+            <w:tcW w:type="dxa" w:w="2880"/>
+          </w:tcPr>
+          <w:p>
+            <w:r>
+              <w:rPr>
+                <w:b w:val="0"/>
+              </w:rPr>
+              <w:t>________</w:t>
+            </w:r>
+          </w:p>
+        </w:tc>
+        <w:tc>
+          <w:tcPr>
+            <w:tcW w:type="dxa" w:w="2880"/>
+          </w:tcPr>
+          <w:p>
+            <w:r>
+              <w:rPr>
+                <w:b w:val="0"/>
+              </w:rPr>
+              <w:t>________</w:t>
+            </w:r>
+          </w:p>
+        </w:tc>
+      </w:tr>
+    </w:tbl>
+    <w:p/>
+    <w:p>
+      <w:pPr>
+        <w:pStyle w:val="Heading3"/>
+      </w:pPr>
+      <w:r>
+        <w:rPr>
+          <w:b w:val="0"/>
+        </w:rPr>
+        <w:t>라. 공동 기도 제목</w:t>
+      </w:r>
+    </w:p>
+    <w:p>
+      <w:r>
+        <w:rPr>
+          <w:b w:val="0"/>
+        </w:rPr>
+        <w:t>본인이 공유에 동의한 내용만 기재하며, 연락처·건강정보·구체적인 가정 사정은 별도 회신서로 관리합니다.</w:t>
+      </w:r>
+    </w:p>
+    <w:tbl>
+      <w:tblPr>
+        <w:tblStyle w:val="TableGrid"/>
+        <w:tblW w:type="auto" w:w="0"/>
+        <w:tblLook w:firstColumn="1" w:firstRow="1" w:lastColumn="0" w:lastRow="0" w:noHBand="0" w:noVBand="1" w:val="04A0"/>
+      </w:tblPr>
+      <w:tblGrid>
+        <w:gridCol w:w="1728"/>
+        <w:gridCol w:w="1728"/>
+        <w:gridCol w:w="1728"/>
+        <w:gridCol w:w="1728"/>
+        <w:gridCol w:w="1728"/>
+      </w:tblGrid>
+      <w:tr>
+        <w:tc>
+          <w:tcPr>
+            <w:tcW w:type="dxa" w:w="1728"/>
+          </w:tcPr>
+          <w:p>
+            <w:r>
+              <w:rPr>
+                <w:b/>
+              </w:rPr>
+              <w:t>번호</w:t>
+            </w:r>
+          </w:p>
+        </w:tc>
+        <w:tc>
+          <w:tcPr>
+            <w:tcW w:type="dxa" w:w="1728"/>
+          </w:tcPr>
+          <w:p>
+            <w:r>
+              <w:rPr>
+                <w:b/>
+              </w:rPr>
+              <w:t>동의받은 기도 제목 요약</w:t>
+            </w:r>
+          </w:p>
+        </w:tc>
+        <w:tc>
+          <w:tcPr>
+            <w:tcW w:type="dxa" w:w="1728"/>
+          </w:tcPr>
+          <w:p>
+            <w:r>
+              <w:rPr>
+                <w:b/>
+              </w:rPr>
+              <w:t>공유 동의 확인일</w:t>
+            </w:r>
+          </w:p>
+        </w:tc>
+        <w:tc>
+          <w:tcPr>
+            <w:tcW w:type="dxa" w:w="1728"/>
+          </w:tcPr>
+          <w:p>
+            <w:r>
+              <w:rPr>
+                <w:b/>
+              </w:rPr>
+              <w:t>기도 인도 담당</w:t>
+            </w:r>
+          </w:p>
+        </w:tc>
+        <w:tc>
+          <w:tcPr>
+            <w:tcW w:type="dxa" w:w="1728"/>
+          </w:tcPr>
+          <w:p>
+            <w:r>
+              <w:rPr>
+                <w:b/>
+              </w:rPr>
+              <w:t>확인 기한</w:t>
+            </w:r>
+          </w:p>
+        </w:tc>
+      </w:tr>
+      <w:tr>
+        <w:tc>
+          <w:tcPr>
+            <w:tcW w:type="dxa" w:w="1728"/>
+          </w:tcPr>
+          <w:p>
+            <w:r>
+              <w:rPr>
+                <w:b w:val="0"/>
+              </w:rPr>
+              <w:t>1</w:t>
+            </w:r>
+          </w:p>
+        </w:tc>
+        <w:tc>
+          <w:tcPr>
+            <w:tcW w:type="dxa" w:w="1728"/>
+          </w:tcPr>
+          <w:p>
+            <w:r>
+              <w:rPr>
+                <w:b w:val="0"/>
+              </w:rPr>
+              <w:t>________</w:t>
+            </w:r>
+          </w:p>
+        </w:tc>
+        <w:tc>
+          <w:tcPr>
+            <w:tcW w:type="dxa" w:w="1728"/>
+          </w:tcPr>
+          <w:p>
+            <w:r>
+              <w:rPr>
+                <w:b w:val="0"/>
+              </w:rPr>
+              <w:t>________</w:t>
+            </w:r>
+          </w:p>
+        </w:tc>
+        <w:tc>
+          <w:tcPr>
+            <w:tcW w:type="dxa" w:w="1728"/>
+          </w:tcPr>
+          <w:p>
+            <w:r>
+              <w:rPr>
+                <w:b w:val="0"/>
+              </w:rPr>
+              <w:t>________</w:t>
+            </w:r>
+          </w:p>
+        </w:tc>
+        <w:tc>
+          <w:tcPr>
+            <w:tcW w:type="dxa" w:w="1728"/>
+          </w:tcPr>
+          <w:p>
+            <w:r>
+              <w:rPr>
+                <w:b w:val="0"/>
+              </w:rPr>
+              <w:t>________</w:t>
+            </w:r>
+          </w:p>
+        </w:tc>
+      </w:tr>
+      <w:tr>
+        <w:tc>
+          <w:tcPr>
+            <w:tcW w:type="dxa" w:w="1728"/>
+          </w:tcPr>
+          <w:p>
+            <w:r>
+              <w:rPr>
+                <w:b w:val="0"/>
+              </w:rPr>
+              <w:t>2</w:t>
+            </w:r>
+          </w:p>
+        </w:tc>
+        <w:tc>
+          <w:tcPr>
+            <w:tcW w:type="dxa" w:w="1728"/>
+          </w:tcPr>
+          <w:p>
+            <w:r>
+              <w:rPr>
+                <w:b w:val="0"/>
+              </w:rPr>
+              <w:t>________</w:t>
+            </w:r>
+          </w:p>
+        </w:tc>
+        <w:tc>
+          <w:tcPr>
+            <w:tcW w:type="dxa" w:w="1728"/>
+          </w:tcPr>
+          <w:p>
+            <w:r>
+              <w:rPr>
+                <w:b w:val="0"/>
+              </w:rPr>
+              <w:t>________</w:t>
+            </w:r>
+          </w:p>
+        </w:tc>
+        <w:tc>
+          <w:tcPr>
+            <w:tcW w:type="dxa" w:w="1728"/>
+          </w:tcPr>
+          <w:p>
+            <w:r>
+              <w:rPr>
+                <w:b w:val="0"/>
+              </w:rPr>
+              <w:t>________</w:t>
+            </w:r>
+          </w:p>
+        </w:tc>
+        <w:tc>
+          <w:tcPr>
+            <w:tcW w:type="dxa" w:w="1728"/>
+          </w:tcPr>
+          <w:p>
+            <w:r>
+              <w:rPr>
+                <w:b w:val="0"/>
+              </w:rPr>
+              <w:t>________</w:t>
+            </w:r>
+          </w:p>
+        </w:tc>
+      </w:tr>
+    </w:tbl>
+    <w:p/>
+    <w:p>
+      <w:pPr>
+        <w:pStyle w:val="Heading2"/>
+      </w:pPr>
+      <w:r>
+        <w:rPr>
+          <w:b w:val="0"/>
+        </w:rPr>
+        <w:t>4. 예산 집행 및 정산</w:t>
+      </w:r>
+    </w:p>
+    <w:p>
+      <w:r>
+        <w:rPr>
+          <w:b w:val="0"/>
+        </w:rPr>
+        <w:t>집행 여부: ________　　사전 승인 문서·일자: ________</w:t>
+      </w:r>
+    </w:p>
+    <w:p>
+      <w:r>
+        <w:rPr>
+          <w:b w:val="0"/>
+        </w:rPr>
+        <w:t>(단위: 원)</w:t>
+      </w:r>
+    </w:p>
+    <w:tbl>
+      <w:tblPr>
+        <w:tblStyle w:val="TableGrid"/>
+        <w:tblW w:type="auto" w:w="0"/>
+        <w:tblLook w:firstColumn="1" w:firstRow="1" w:lastColumn="0" w:lastRow="0" w:noHBand="0" w:noVBand="1" w:val="04A0"/>
+      </w:tblPr>
+      <w:tblGrid>
+        <w:gridCol w:w="1440"/>
+        <w:gridCol w:w="1440"/>
+        <w:gridCol w:w="1440"/>
+        <w:gridCol w:w="1440"/>
+        <w:gridCol w:w="1440"/>
+        <w:gridCol w:w="1440"/>
+      </w:tblGrid>
+      <w:tr>
+        <w:tc>
+          <w:tcPr>
+            <w:tcW w:type="dxa" w:w="1440"/>
+          </w:tcPr>
+          <w:p>
+            <w:r>
+              <w:rPr>
+                <w:b/>
+              </w:rPr>
+              <w:t>항목</w:t>
+            </w:r>
+          </w:p>
+        </w:tc>
+        <w:tc>
+          <w:tcPr>
+            <w:tcW w:type="dxa" w:w="1440"/>
+          </w:tcPr>
+          <w:p>
+            <w:r>
+              <w:rPr>
+                <w:b/>
+              </w:rPr>
+              <w:t>산출근거</w:t>
+            </w:r>
+          </w:p>
+        </w:tc>
+        <w:tc>
+          <w:tcPr>
+            <w:tcW w:type="dxa" w:w="1440"/>
+          </w:tcPr>
+          <w:p>
+            <w:r>
+              <w:rPr>
+                <w:b/>
+              </w:rPr>
+              <w:t>예산</w:t>
+            </w:r>
+          </w:p>
+        </w:tc>
+        <w:tc>
+          <w:tcPr>
+            <w:tcW w:type="dxa" w:w="1440"/>
+          </w:tcPr>
+          <w:p>
+            <w:r>
+              <w:rPr>
+                <w:b/>
+              </w:rPr>
+              <w:t>집행</w:t>
+            </w:r>
+          </w:p>
+        </w:tc>
+        <w:tc>
+          <w:tcPr>
+            <w:tcW w:type="dxa" w:w="1440"/>
+          </w:tcPr>
+          <w:p>
+            <w:r>
+              <w:rPr>
+                <w:b/>
+              </w:rPr>
+              <w:t>잔액</w:t>
+            </w:r>
+          </w:p>
+        </w:tc>
+        <w:tc>
+          <w:tcPr>
+            <w:tcW w:type="dxa" w:w="1440"/>
+          </w:tcPr>
+          <w:p>
+            <w:r>
+              <w:rPr>
+                <w:b/>
+              </w:rPr>
+              <w:t>차액 사유</w:t>
+            </w:r>
+          </w:p>
+        </w:tc>
+      </w:tr>
+      <w:tr>
+        <w:tc>
+          <w:tcPr>
+            <w:tcW w:type="dxa" w:w="1440"/>
+          </w:tcPr>
+          <w:p>
+            <w:r>
+              <w:rPr>
+                <w:b w:val="0"/>
+              </w:rPr>
+              <w:t>________</w:t>
+            </w:r>
+          </w:p>
+        </w:tc>
+        <w:tc>
+          <w:tcPr>
+            <w:tcW w:type="dxa" w:w="1440"/>
+          </w:tcPr>
+          <w:p>
+            <w:r>
+              <w:rPr>
+                <w:b w:val="0"/>
+              </w:rPr>
+              <w:t>________</w:t>
+            </w:r>
+          </w:p>
+        </w:tc>
+        <w:tc>
+          <w:tcPr>
+            <w:tcW w:type="dxa" w:w="1440"/>
+          </w:tcPr>
+          <w:p>
+            <w:r>
+              <w:rPr>
+                <w:b w:val="0"/>
+              </w:rPr>
+              <w:t>________</w:t>
+            </w:r>
+          </w:p>
+        </w:tc>
+        <w:tc>
+          <w:tcPr>
+            <w:tcW w:type="dxa" w:w="1440"/>
+          </w:tcPr>
+          <w:p>
+            <w:r>
+              <w:rPr>
+                <w:b w:val="0"/>
+              </w:rPr>
+              <w:t>________</w:t>
+            </w:r>
+          </w:p>
+        </w:tc>
+        <w:tc>
+          <w:tcPr>
+            <w:tcW w:type="dxa" w:w="1440"/>
+          </w:tcPr>
+          <w:p>
+            <w:r>
+              <w:rPr>
+                <w:b w:val="0"/>
+              </w:rPr>
+              <w:t>________</w:t>
+            </w:r>
+          </w:p>
+        </w:tc>
+        <w:tc>
+          <w:tcPr>
+            <w:tcW w:type="dxa" w:w="1440"/>
+          </w:tcPr>
+          <w:p>
+            <w:r>
+              <w:rPr>
+                <w:b w:val="0"/>
+              </w:rPr>
+              <w:t>________</w:t>
+            </w:r>
+          </w:p>
+        </w:tc>
+      </w:tr>
+      <w:tr>
+        <w:tc>
+          <w:tcPr>
+            <w:tcW w:type="dxa" w:w="1440"/>
+          </w:tcPr>
+          <w:p>
+            <w:r>
+              <w:rPr>
+                <w:b w:val="0"/>
+              </w:rPr>
+              <w:t>합계</w:t>
+            </w:r>
+          </w:p>
+        </w:tc>
+        <w:tc>
+          <w:tcPr>
+            <w:tcW w:type="dxa" w:w="1440"/>
+          </w:tcPr>
+          <w:p>
+            <w:r>
+              <w:rPr>
+                <w:b w:val="0"/>
+              </w:rPr>
+              <w:t>________</w:t>
+            </w:r>
+          </w:p>
+        </w:tc>
+        <w:tc>
+          <w:tcPr>
+            <w:tcW w:type="dxa" w:w="1440"/>
+          </w:tcPr>
+          <w:p>
+            <w:r>
+              <w:rPr>
+                <w:b w:val="0"/>
+              </w:rPr>
+              <w:t>________</w:t>
+            </w:r>
+          </w:p>
+        </w:tc>
+        <w:tc>
+          <w:tcPr>
+            <w:tcW w:type="dxa" w:w="1440"/>
+          </w:tcPr>
+          <w:p>
+            <w:r>
+              <w:rPr>
+                <w:b w:val="0"/>
+              </w:rPr>
+              <w:t>________</w:t>
+            </w:r>
+          </w:p>
+        </w:tc>
+        <w:tc>
+          <w:tcPr>
+            <w:tcW w:type="dxa" w:w="1440"/>
+          </w:tcPr>
+          <w:p>
+            <w:r>
+              <w:rPr>
+                <w:b w:val="0"/>
+              </w:rPr>
+              <w:t>________</w:t>
+            </w:r>
+          </w:p>
+        </w:tc>
+        <w:tc>
+          <w:tcPr>
+            <w:tcW w:type="dxa" w:w="1440"/>
+          </w:tcPr>
+          <w:p>
+            <w:r>
+              <w:rPr>
+                <w:b w:val="0"/>
+              </w:rPr>
+              <w:t>________</w:t>
+            </w:r>
+          </w:p>
+        </w:tc>
+      </w:tr>
+    </w:tbl>
+    <w:p/>
+    <w:p>
+      <w:r>
+        <w:rPr>
+          <w:b w:val="0"/>
+        </w:rPr>
+        <w:t>집행 총액: 금________원(금________원)</w:t>
+      </w:r>
+    </w:p>
+    <w:tbl>
+      <w:tblPr>
+        <w:tblStyle w:val="TableGrid"/>
+        <w:tblW w:type="auto" w:w="0"/>
+        <w:tblLook w:firstColumn="1" w:firstRow="1" w:lastColumn="0" w:lastRow="0" w:noHBand="0" w:noVBand="1" w:val="04A0"/>
+      </w:tblPr>
+      <w:tblGrid>
+        <w:gridCol w:w="1440"/>
+        <w:gridCol w:w="1440"/>
+        <w:gridCol w:w="1440"/>
+        <w:gridCol w:w="1440"/>
+        <w:gridCol w:w="1440"/>
+        <w:gridCol w:w="1440"/>
+      </w:tblGrid>
+      <w:tr>
+        <w:tc>
+          <w:tcPr>
+            <w:tcW w:type="dxa" w:w="1440"/>
+          </w:tcPr>
+          <w:p>
+            <w:r>
+              <w:rPr>
+                <w:b/>
+              </w:rPr>
+              <w:t>거래일</w:t>
+            </w:r>
+          </w:p>
+        </w:tc>
+        <w:tc>
+          <w:tcPr>
+            <w:tcW w:type="dxa" w:w="1440"/>
+          </w:tcPr>
+          <w:p>
+            <w:r>
+              <w:rPr>
+                <w:b/>
+              </w:rPr>
+              <w:t>거래 내용</w:t>
+            </w:r>
+          </w:p>
+        </w:tc>
+        <w:tc>
+          <w:tcPr>
+            <w:tcW w:type="dxa" w:w="1440"/>
+          </w:tcPr>
+          <w:p>
+            <w:r>
+              <w:rPr>
+                <w:b/>
+              </w:rPr>
+              <w:t>금액(원)</w:t>
+            </w:r>
+          </w:p>
+        </w:tc>
+        <w:tc>
+          <w:tcPr>
+            <w:tcW w:type="dxa" w:w="1440"/>
+          </w:tcPr>
+          <w:p>
+            <w:r>
+              <w:rPr>
+                <w:b/>
+              </w:rPr>
+              <w:t>영수증 번호</w:t>
+            </w:r>
+          </w:p>
+        </w:tc>
+        <w:tc>
+          <w:tcPr>
+            <w:tcW w:type="dxa" w:w="1440"/>
+          </w:tcPr>
+          <w:p>
+            <w:r>
+              <w:rPr>
+                <w:b/>
+              </w:rPr>
+              <w:t>기록자</w:t>
+            </w:r>
+          </w:p>
+        </w:tc>
+        <w:tc>
+          <w:tcPr>
+            <w:tcW w:type="dxa" w:w="1440"/>
+          </w:tcPr>
+          <w:p>
+            <w:r>
+              <w:rPr>
+                <w:b/>
+              </w:rPr>
+              <w:t>별도 확인자</w:t>
+            </w:r>
+          </w:p>
+        </w:tc>
+      </w:tr>
+      <w:tr>
+        <w:tc>
+          <w:tcPr>
+            <w:tcW w:type="dxa" w:w="1440"/>
+          </w:tcPr>
+          <w:p>
+            <w:r>
+              <w:rPr>
+                <w:b w:val="0"/>
+              </w:rPr>
+              <w:t>________</w:t>
+            </w:r>
+          </w:p>
+        </w:tc>
+        <w:tc>
+          <w:tcPr>
+            <w:tcW w:type="dxa" w:w="1440"/>
+          </w:tcPr>
+          <w:p>
+            <w:r>
+              <w:rPr>
+                <w:b w:val="0"/>
+              </w:rPr>
+              <w:t>________</w:t>
+            </w:r>
+          </w:p>
+        </w:tc>
+        <w:tc>
+          <w:tcPr>
+            <w:tcW w:type="dxa" w:w="1440"/>
+          </w:tcPr>
+          <w:p>
+            <w:r>
+              <w:rPr>
+                <w:b w:val="0"/>
+              </w:rPr>
+              <w:t>________</w:t>
+            </w:r>
+          </w:p>
+        </w:tc>
+        <w:tc>
+          <w:tcPr>
+            <w:tcW w:type="dxa" w:w="1440"/>
+          </w:tcPr>
+          <w:p>
+            <w:r>
+              <w:rPr>
+                <w:b w:val="0"/>
+              </w:rPr>
+              <w:t>________</w:t>
+            </w:r>
+          </w:p>
+        </w:tc>
+        <w:tc>
+          <w:tcPr>
+            <w:tcW w:type="dxa" w:w="1440"/>
+          </w:tcPr>
+          <w:p>
+            <w:r>
+              <w:rPr>
+                <w:b w:val="0"/>
+              </w:rPr>
+              <w:t>________</w:t>
+            </w:r>
+          </w:p>
+        </w:tc>
+        <w:tc>
+          <w:tcPr>
+            <w:tcW w:type="dxa" w:w="1440"/>
+          </w:tcPr>
+          <w:p>
+            <w:r>
+              <w:rPr>
+                <w:b w:val="0"/>
+              </w:rPr>
+              <w:t>________</w:t>
+            </w:r>
+          </w:p>
+        </w:tc>
+      </w:tr>
+    </w:tbl>
+    <w:p/>
+    <w:p>
+      <w:r>
+        <w:rPr>
+          <w:b w:val="0"/>
+        </w:rPr>
+        <w:t>가. 현금 취급 시 공동 계수자 서명: ________ / ________</w:t>
+      </w:r>
+    </w:p>
+    <w:p>
+      <w:r>
+        <w:rPr>
+          <w:b w:val="0"/>
+        </w:rPr>
+        <w:t>나. 교회 지정 계좌 사용 및 개인 계좌 혼용 여부 확인: ________</w:t>
+      </w:r>
+    </w:p>
+    <w:p>
+      <w:r>
+        <w:rPr>
+          <w:b w:val="0"/>
+        </w:rPr>
+        <w:t>다. 월별·모임별 재정 보고 담당: ________ / 제출 기한: ________</w:t>
+      </w:r>
+    </w:p>
+    <w:p>
+      <w:r>
+        <w:rPr>
+          <w:b w:val="0"/>
+        </w:rPr>
+        <w:t>※ 집행이 없으면 “집행 없음”으로 기재합니다. 지출은 사전 승인 후 기록하고, 거래별 증빙을 연결하여 기록자와 다른 사람이 확인합니다.</w:t>
+      </w:r>
+    </w:p>
+    <w:p>
+      <w:pPr>
+        <w:pStyle w:val="Heading2"/>
+      </w:pPr>
+      <w:r>
+        <w:rPr>
+          <w:b w:val="0"/>
+        </w:rPr>
+        <w:t>5. 안전·운영 사항</w:t>
+      </w:r>
+    </w:p>
+    <w:tbl>
+      <w:tblPr>
+        <w:tblStyle w:val="TableGrid"/>
+        <w:tblW w:type="auto" w:w="0"/>
+        <w:tblLook w:firstColumn="1" w:firstRow="1" w:lastColumn="0" w:lastRow="0" w:noHBand="0" w:noVBand="1" w:val="04A0"/>
+      </w:tblPr>
+      <w:tblGrid>
+        <w:gridCol w:w="1728"/>
+        <w:gridCol w:w="1728"/>
+        <w:gridCol w:w="1728"/>
+        <w:gridCol w:w="1728"/>
+        <w:gridCol w:w="1728"/>
+      </w:tblGrid>
+      <w:tr>
+        <w:tc>
+          <w:tcPr>
+            <w:tcW w:type="dxa" w:w="1728"/>
+          </w:tcPr>
+          <w:p>
+            <w:r>
+              <w:rPr>
+                <w:b/>
+              </w:rPr>
+              <w:t>확인 항목</w:t>
+            </w:r>
+          </w:p>
+        </w:tc>
+        <w:tc>
+          <w:tcPr>
+            <w:tcW w:type="dxa" w:w="1728"/>
+          </w:tcPr>
+          <w:p>
+            <w:r>
+              <w:rPr>
+                <w:b/>
+              </w:rPr>
+              <w:t>확인 결과</w:t>
+            </w:r>
+          </w:p>
+        </w:tc>
+        <w:tc>
+          <w:tcPr>
+            <w:tcW w:type="dxa" w:w="1728"/>
+          </w:tcPr>
+          <w:p>
+            <w:r>
+              <w:rPr>
+                <w:b/>
+              </w:rPr>
+              <w:t>필요한 조치</w:t>
+            </w:r>
+          </w:p>
+        </w:tc>
+        <w:tc>
+          <w:tcPr>
+            <w:tcW w:type="dxa" w:w="1728"/>
+          </w:tcPr>
+          <w:p>
+            <w:r>
+              <w:rPr>
+                <w:b/>
+              </w:rPr>
+              <w:t>담당</w:t>
+            </w:r>
+          </w:p>
+        </w:tc>
+        <w:tc>
+          <w:tcPr>
+            <w:tcW w:type="dxa" w:w="1728"/>
+          </w:tcPr>
+          <w:p>
+            <w:r>
+              <w:rPr>
+                <w:b/>
+              </w:rPr>
+              <w:t>기한</w:t>
+            </w:r>
+          </w:p>
+        </w:tc>
+      </w:tr>
+      <w:tr>
+        <w:tc>
+          <w:tcPr>
+            <w:tcW w:type="dxa" w:w="1728"/>
+          </w:tcPr>
+          <w:p>
+            <w:r>
+              <w:rPr>
+                <w:b w:val="0"/>
+              </w:rPr>
+              <w:t>모임 장소·이동·귀가 안전</w:t>
+            </w:r>
+          </w:p>
+        </w:tc>
+        <w:tc>
+          <w:tcPr>
+            <w:tcW w:type="dxa" w:w="1728"/>
+          </w:tcPr>
+          <w:p>
+            <w:r>
+              <w:rPr>
+                <w:b w:val="0"/>
+              </w:rPr>
+              <w:t>________</w:t>
+            </w:r>
+          </w:p>
+        </w:tc>
+        <w:tc>
+          <w:tcPr>
+            <w:tcW w:type="dxa" w:w="1728"/>
+          </w:tcPr>
+          <w:p>
+            <w:r>
+              <w:rPr>
+                <w:b w:val="0"/>
+              </w:rPr>
+              <w:t>________</w:t>
+            </w:r>
+          </w:p>
+        </w:tc>
+        <w:tc>
+          <w:tcPr>
+            <w:tcW w:type="dxa" w:w="1728"/>
+          </w:tcPr>
+          <w:p>
+            <w:r>
+              <w:rPr>
+                <w:b w:val="0"/>
+              </w:rPr>
+              <w:t>________</w:t>
+            </w:r>
+          </w:p>
+        </w:tc>
+        <w:tc>
+          <w:tcPr>
+            <w:tcW w:type="dxa" w:w="1728"/>
+          </w:tcPr>
+          <w:p>
+            <w:r>
+              <w:rPr>
+                <w:b w:val="0"/>
+              </w:rPr>
+              <w:t>________</w:t>
+            </w:r>
+          </w:p>
+        </w:tc>
+      </w:tr>
+      <w:tr>
+        <w:tc>
+          <w:tcPr>
+            <w:tcW w:type="dxa" w:w="1728"/>
+          </w:tcPr>
+          <w:p>
+            <w:r>
+              <w:rPr>
+                <w:b w:val="0"/>
+              </w:rPr>
+              <w:t>사고·불편 사항 발생 여부</w:t>
+            </w:r>
+          </w:p>
+        </w:tc>
+        <w:tc>
+          <w:tcPr>
+            <w:tcW w:type="dxa" w:w="1728"/>
+          </w:tcPr>
+          <w:p>
+            <w:r>
+              <w:rPr>
+                <w:b w:val="0"/>
+              </w:rPr>
+              <w:t>________</w:t>
+            </w:r>
+          </w:p>
+        </w:tc>
+        <w:tc>
+          <w:tcPr>
+            <w:tcW w:type="dxa" w:w="1728"/>
+          </w:tcPr>
+          <w:p>
+            <w:r>
+              <w:rPr>
+                <w:b w:val="0"/>
+              </w:rPr>
+              <w:t>________</w:t>
+            </w:r>
+          </w:p>
+        </w:tc>
+        <w:tc>
+          <w:tcPr>
+            <w:tcW w:type="dxa" w:w="1728"/>
+          </w:tcPr>
+          <w:p>
+            <w:r>
+              <w:rPr>
+                <w:b w:val="0"/>
+              </w:rPr>
+              <w:t>________</w:t>
+            </w:r>
+          </w:p>
+        </w:tc>
+        <w:tc>
+          <w:tcPr>
+            <w:tcW w:type="dxa" w:w="1728"/>
+          </w:tcPr>
+          <w:p>
+            <w:r>
+              <w:rPr>
+                <w:b w:val="0"/>
+              </w:rPr>
+              <w:t>________</w:t>
+            </w:r>
+          </w:p>
+        </w:tc>
+      </w:tr>
+      <w:tr>
+        <w:tc>
+          <w:tcPr>
+            <w:tcW w:type="dxa" w:w="1728"/>
+          </w:tcPr>
+          <w:p>
+            <w:r>
+              <w:rPr>
+                <w:b w:val="0"/>
+              </w:rPr>
+              <w:t>기도 제목 공유 동의 확인</w:t>
+            </w:r>
+          </w:p>
+        </w:tc>
+        <w:tc>
+          <w:tcPr>
+            <w:tcW w:type="dxa" w:w="1728"/>
+          </w:tcPr>
+          <w:p>
+            <w:r>
+              <w:rPr>
+                <w:b w:val="0"/>
+              </w:rPr>
+              <w:t>________</w:t>
+            </w:r>
+          </w:p>
+        </w:tc>
+        <w:tc>
+          <w:tcPr>
+            <w:tcW w:type="dxa" w:w="1728"/>
+          </w:tcPr>
+          <w:p>
+            <w:r>
+              <w:rPr>
+                <w:b w:val="0"/>
+              </w:rPr>
+              <w:t>________</w:t>
+            </w:r>
+          </w:p>
+        </w:tc>
+        <w:tc>
+          <w:tcPr>
+            <w:tcW w:type="dxa" w:w="1728"/>
+          </w:tcPr>
+          <w:p>
+            <w:r>
+              <w:rPr>
+                <w:b w:val="0"/>
+              </w:rPr>
+              <w:t>________</w:t>
+            </w:r>
+          </w:p>
+        </w:tc>
+        <w:tc>
+          <w:tcPr>
+            <w:tcW w:type="dxa" w:w="1728"/>
+          </w:tcPr>
+          <w:p>
+            <w:r>
+              <w:rPr>
+                <w:b w:val="0"/>
+              </w:rPr>
+              <w:t>________</w:t>
+            </w:r>
+          </w:p>
+        </w:tc>
+      </w:tr>
+      <w:tr>
+        <w:tc>
+          <w:tcPr>
+            <w:tcW w:type="dxa" w:w="1728"/>
+          </w:tcPr>
+          <w:p>
+            <w:r>
+              <w:rPr>
+                <w:b w:val="0"/>
+              </w:rPr>
+              <w:t>별도 회신서 보관·접근 관리</w:t>
+            </w:r>
+          </w:p>
+        </w:tc>
+        <w:tc>
+          <w:tcPr>
+            <w:tcW w:type="dxa" w:w="1728"/>
+          </w:tcPr>
+          <w:p>
+            <w:r>
+              <w:rPr>
+                <w:b w:val="0"/>
+              </w:rPr>
+              <w:t>________</w:t>
+            </w:r>
+          </w:p>
+        </w:tc>
+        <w:tc>
+          <w:tcPr>
+            <w:tcW w:type="dxa" w:w="1728"/>
+          </w:tcPr>
+          <w:p>
+            <w:r>
+              <w:rPr>
+                <w:b w:val="0"/>
+              </w:rPr>
+              <w:t>________</w:t>
+            </w:r>
+          </w:p>
+        </w:tc>
+        <w:tc>
+          <w:tcPr>
+            <w:tcW w:type="dxa" w:w="1728"/>
+          </w:tcPr>
+          <w:p>
+            <w:r>
+              <w:rPr>
+                <w:b w:val="0"/>
+              </w:rPr>
+              <w:t>________</w:t>
+            </w:r>
+          </w:p>
+        </w:tc>
+        <w:tc>
+          <w:tcPr>
+            <w:tcW w:type="dxa" w:w="1728"/>
+          </w:tcPr>
+          <w:p>
+            <w:r>
+              <w:rPr>
+                <w:b w:val="0"/>
+              </w:rPr>
+              <w:t>________</w:t>
+            </w:r>
+          </w:p>
+        </w:tc>
+      </w:tr>
+    </w:tbl>
+    <w:p/>
+    <w:p>
+      <w:pPr>
+        <w:pStyle w:val="Heading2"/>
+      </w:pPr>
+      <w:r>
+        <w:rPr>
+          <w:b w:val="0"/>
+        </w:rPr>
+        <w:t>6. 문제점 및 개선사항</w:t>
+      </w:r>
+    </w:p>
+    <w:tbl>
+      <w:tblPr>
+        <w:tblStyle w:val="TableGrid"/>
+        <w:tblW w:type="auto" w:w="0"/>
+        <w:tblLook w:firstColumn="1" w:firstRow="1" w:lastColumn="0" w:lastRow="0" w:noHBand="0" w:noVBand="1" w:val="04A0"/>
+      </w:tblPr>
+      <w:tblGrid>
+        <w:gridCol w:w="1728"/>
+        <w:gridCol w:w="1728"/>
+        <w:gridCol w:w="1728"/>
+        <w:gridCol w:w="1728"/>
+        <w:gridCol w:w="1728"/>
+      </w:tblGrid>
+      <w:tr>
+        <w:tc>
+          <w:tcPr>
+            <w:tcW w:type="dxa" w:w="1728"/>
+          </w:tcPr>
+          <w:p>
+            <w:r>
+              <w:rPr>
+                <w:b/>
+              </w:rPr>
+              <w:t>문제점</w:t>
+            </w:r>
+          </w:p>
+        </w:tc>
+        <w:tc>
+          <w:tcPr>
+            <w:tcW w:type="dxa" w:w="1728"/>
+          </w:tcPr>
+          <w:p>
+            <w:r>
+              <w:rPr>
+                <w:b/>
+              </w:rPr>
+              <w:t>원인·확인 사항</w:t>
+            </w:r>
+          </w:p>
+        </w:tc>
+        <w:tc>
+          <w:tcPr>
+            <w:tcW w:type="dxa" w:w="1728"/>
+          </w:tcPr>
+          <w:p>
+            <w:r>
+              <w:rPr>
+                <w:b/>
+              </w:rPr>
+              <w:t>개선사항</w:t>
+            </w:r>
+          </w:p>
+        </w:tc>
+        <w:tc>
+          <w:tcPr>
+            <w:tcW w:type="dxa" w:w="1728"/>
+          </w:tcPr>
+          <w:p>
+            <w:r>
+              <w:rPr>
+                <w:b/>
+              </w:rPr>
+              <w:t>담당</w:t>
+            </w:r>
+          </w:p>
+        </w:tc>
+        <w:tc>
+          <w:tcPr>
+            <w:tcW w:type="dxa" w:w="1728"/>
+          </w:tcPr>
+          <w:p>
+            <w:r>
+              <w:rPr>
+                <w:b/>
+              </w:rPr>
+              <w:t>기한</w:t>
+            </w:r>
+          </w:p>
+        </w:tc>
+      </w:tr>
+      <w:tr>
+        <w:tc>
+          <w:tcPr>
+            <w:tcW w:type="dxa" w:w="1728"/>
+          </w:tcPr>
+          <w:p>
+            <w:r>
+              <w:rPr>
+                <w:b w:val="0"/>
+              </w:rPr>
+              <w:t>________</w:t>
+            </w:r>
+          </w:p>
+        </w:tc>
+        <w:tc>
+          <w:tcPr>
+            <w:tcW w:type="dxa" w:w="1728"/>
+          </w:tcPr>
+          <w:p>
+            <w:r>
+              <w:rPr>
+                <w:b w:val="0"/>
+              </w:rPr>
+              <w:t>________</w:t>
+            </w:r>
+          </w:p>
+        </w:tc>
+        <w:tc>
+          <w:tcPr>
+            <w:tcW w:type="dxa" w:w="1728"/>
+          </w:tcPr>
+          <w:p>
+            <w:r>
+              <w:rPr>
+                <w:b w:val="0"/>
+              </w:rPr>
+              <w:t>________</w:t>
+            </w:r>
+          </w:p>
+        </w:tc>
+        <w:tc>
+          <w:tcPr>
+            <w:tcW w:type="dxa" w:w="1728"/>
+          </w:tcPr>
+          <w:p>
+            <w:r>
+              <w:rPr>
+                <w:b w:val="0"/>
+              </w:rPr>
+              <w:t>________</w:t>
+            </w:r>
+          </w:p>
+        </w:tc>
+        <w:tc>
+          <w:tcPr>
+            <w:tcW w:type="dxa" w:w="1728"/>
+          </w:tcPr>
+          <w:p>
+            <w:r>
+              <w:rPr>
+                <w:b w:val="0"/>
+              </w:rPr>
+              <w:t>________</w:t>
+            </w:r>
+          </w:p>
+        </w:tc>
+      </w:tr>
+    </w:tbl>
+    <w:p/>
+    <w:p>
+      <w:pPr>
+        <w:pStyle w:val="Heading2"/>
+      </w:pPr>
+      <w:r>
+        <w:rPr>
+          <w:b w:val="0"/>
+        </w:rPr>
+        <w:t>7. 후속조치</w:t>
+      </w:r>
+    </w:p>
+    <w:p>
+      <w:pPr>
+        <w:pStyle w:val="Heading3"/>
+      </w:pPr>
+      <w:r>
+        <w:rPr>
+          <w:b w:val="0"/>
+        </w:rPr>
+        <w:t>가. 심방 필요 가정 및 돌봄 연계</w:t>
+      </w:r>
+    </w:p>
+    <w:p>
+      <w:r>
+        <w:rPr>
+          <w:b w:val="0"/>
+        </w:rPr>
+        <w:t>공개 본문에는 가정명 대신 관리번호만 기재합니다. 대상 가정의 의사와 정보 전달 동의 여부를 확인한 후 담당자에게 연결합니다.</w:t>
+      </w:r>
+    </w:p>
+    <w:tbl>
+      <w:tblPr>
+        <w:tblStyle w:val="TableGrid"/>
+        <w:tblW w:type="auto" w:w="0"/>
+        <w:tblLook w:firstColumn="1" w:firstRow="1" w:lastColumn="0" w:lastRow="0" w:noHBand="0" w:noVBand="1" w:val="04A0"/>
+      </w:tblPr>
+      <w:tblGrid>
+        <w:gridCol w:w="1440"/>
+        <w:gridCol w:w="1440"/>
+        <w:gridCol w:w="1440"/>
+        <w:gridCol w:w="1440"/>
+        <w:gridCol w:w="1440"/>
+        <w:gridCol w:w="1440"/>
+      </w:tblGrid>
+      <w:tr>
+        <w:tc>
+          <w:tcPr>
+            <w:tcW w:type="dxa" w:w="1440"/>
+          </w:tcPr>
+          <w:p>
+            <w:r>
+              <w:rPr>
+                <w:b/>
+              </w:rPr>
+              <w:t>관리번호</w:t>
+            </w:r>
+          </w:p>
+        </w:tc>
+        <w:tc>
+          <w:tcPr>
+            <w:tcW w:type="dxa" w:w="1440"/>
+          </w:tcPr>
+          <w:p>
+            <w:r>
+              <w:rPr>
+                <w:b/>
+              </w:rPr>
+              <w:t>요청 구분</w:t>
+            </w:r>
+          </w:p>
+        </w:tc>
+        <w:tc>
+          <w:tcPr>
+            <w:tcW w:type="dxa" w:w="1440"/>
+          </w:tcPr>
+          <w:p>
+            <w:r>
+              <w:rPr>
+                <w:b/>
+              </w:rPr>
+              <w:t>본인 요청·연계 동의 확인</w:t>
+            </w:r>
+          </w:p>
+        </w:tc>
+        <w:tc>
+          <w:tcPr>
+            <w:tcW w:type="dxa" w:w="1440"/>
+          </w:tcPr>
+          <w:p>
+            <w:r>
+              <w:rPr>
+                <w:b/>
+              </w:rPr>
+              <w:t>후속조치</w:t>
+            </w:r>
+          </w:p>
+        </w:tc>
+        <w:tc>
+          <w:tcPr>
+            <w:tcW w:type="dxa" w:w="1440"/>
+          </w:tcPr>
+          <w:p>
+            <w:r>
+              <w:rPr>
+                <w:b/>
+              </w:rPr>
+              <w:t>담당</w:t>
+            </w:r>
+          </w:p>
+        </w:tc>
+        <w:tc>
+          <w:tcPr>
+            <w:tcW w:type="dxa" w:w="1440"/>
+          </w:tcPr>
+          <w:p>
+            <w:r>
+              <w:rPr>
+                <w:b/>
+              </w:rPr>
+              <w:t>기한</w:t>
+            </w:r>
+          </w:p>
+        </w:tc>
+      </w:tr>
+      <w:tr>
+        <w:tc>
+          <w:tcPr>
+            <w:tcW w:type="dxa" w:w="1440"/>
+          </w:tcPr>
+          <w:p>
+            <w:r>
+              <w:rPr>
+                <w:b w:val="0"/>
+              </w:rPr>
+              <w:t>________</w:t>
+            </w:r>
+          </w:p>
+        </w:tc>
+        <w:tc>
+          <w:tcPr>
+            <w:tcW w:type="dxa" w:w="1440"/>
+          </w:tcPr>
+          <w:p>
+            <w:r>
+              <w:rPr>
+                <w:b w:val="0"/>
+              </w:rPr>
+              <w:t>심방 / 전화 / 기타: ________</w:t>
+            </w:r>
+          </w:p>
+        </w:tc>
+        <w:tc>
+          <w:tcPr>
+            <w:tcW w:type="dxa" w:w="1440"/>
+          </w:tcPr>
+          <w:p>
+            <w:r>
+              <w:rPr>
+                <w:b w:val="0"/>
+              </w:rPr>
+              <w:t>________</w:t>
+            </w:r>
+          </w:p>
+        </w:tc>
+        <w:tc>
+          <w:tcPr>
+            <w:tcW w:type="dxa" w:w="1440"/>
+          </w:tcPr>
+          <w:p>
+            <w:r>
+              <w:rPr>
+                <w:b w:val="0"/>
+              </w:rPr>
+              <w:t>________</w:t>
+            </w:r>
+          </w:p>
+        </w:tc>
+        <w:tc>
+          <w:tcPr>
+            <w:tcW w:type="dxa" w:w="1440"/>
+          </w:tcPr>
+          <w:p>
+            <w:r>
+              <w:rPr>
+                <w:b w:val="0"/>
+              </w:rPr>
+              <w:t>________</w:t>
+            </w:r>
+          </w:p>
+        </w:tc>
+        <w:tc>
+          <w:tcPr>
+            <w:tcW w:type="dxa" w:w="1440"/>
+          </w:tcPr>
+          <w:p>
+            <w:r>
+              <w:rPr>
+                <w:b w:val="0"/>
+              </w:rPr>
+              <w:t>________</w:t>
+            </w:r>
+          </w:p>
+        </w:tc>
+      </w:tr>
+    </w:tbl>
+    <w:p/>
+    <w:p>
+      <w:r>
+        <w:rPr>
+          <w:b w:val="0"/>
+        </w:rPr>
+        <w:t>※ 성명·연락처·주소·건강정보는 별도 회신서에 기재하며, 공유 범위가 불명확한 사항은 “(확인 필요)”로 표시합니다.</w:t>
+      </w:r>
+    </w:p>
+    <w:p>
+      <w:pPr>
+        <w:pStyle w:val="Heading3"/>
+      </w:pPr>
+      <w:r>
+        <w:rPr>
+          <w:b w:val="0"/>
+        </w:rPr>
+        <w:t>나. 기타 후속조치 및 다음 모임</w:t>
+      </w:r>
+    </w:p>
+    <w:tbl>
+      <w:tblPr>
+        <w:tblStyle w:val="TableGrid"/>
+        <w:tblW w:type="auto" w:w="0"/>
+        <w:tblLook w:firstColumn="1" w:firstRow="1" w:lastColumn="0" w:lastRow="0" w:noHBand="0" w:noVBand="1" w:val="04A0"/>
+      </w:tblPr>
+      <w:tblGrid>
+        <w:gridCol w:w="2880"/>
+        <w:gridCol w:w="2880"/>
+        <w:gridCol w:w="2880"/>
+      </w:tblGrid>
+      <w:tr>
+        <w:tc>
+          <w:tcPr>
+            <w:tcW w:type="dxa" w:w="2880"/>
+          </w:tcPr>
+          <w:p>
+            <w:r>
+              <w:rPr>
+                <w:b/>
+              </w:rPr>
+              <w:t>내용</w:t>
+            </w:r>
+          </w:p>
+        </w:tc>
+        <w:tc>
+          <w:tcPr>
+            <w:tcW w:type="dxa" w:w="2880"/>
+          </w:tcPr>
+          <w:p>
+            <w:r>
+              <w:rPr>
+                <w:b/>
+              </w:rPr>
+              <w:t>담당</w:t>
+            </w:r>
+          </w:p>
+        </w:tc>
+        <w:tc>
+          <w:tcPr>
+            <w:tcW w:type="dxa" w:w="2880"/>
+          </w:tcPr>
+          <w:p>
+            <w:r>
+              <w:rPr>
+                <w:b/>
+              </w:rPr>
+              <w:t>기한</w:t>
+            </w:r>
+          </w:p>
+        </w:tc>
+      </w:tr>
+      <w:tr>
+        <w:tc>
+          <w:tcPr>
+            <w:tcW w:type="dxa" w:w="2880"/>
+          </w:tcPr>
+          <w:p>
+            <w:r>
+              <w:rPr>
+                <w:b w:val="0"/>
+              </w:rPr>
+              <w:t>________</w:t>
+            </w:r>
+          </w:p>
+        </w:tc>
+        <w:tc>
+          <w:tcPr>
+            <w:tcW w:type="dxa" w:w="2880"/>
+          </w:tcPr>
+          <w:p>
+            <w:r>
+              <w:rPr>
+                <w:b w:val="0"/>
+              </w:rPr>
+              <w:t>________</w:t>
+            </w:r>
+          </w:p>
+        </w:tc>
+        <w:tc>
+          <w:tcPr>
+            <w:tcW w:type="dxa" w:w="2880"/>
+          </w:tcPr>
+          <w:p>
+            <w:r>
+              <w:rPr>
+                <w:b w:val="0"/>
+              </w:rPr>
+              <w:t>________</w:t>
+            </w:r>
+          </w:p>
+        </w:tc>
+      </w:tr>
+      <w:tr>
+        <w:tc>
+          <w:tcPr>
+            <w:tcW w:type="dxa" w:w="2880"/>
+          </w:tcPr>
+          <w:p>
+            <w:r>
+              <w:rPr>
+                <w:b w:val="0"/>
+              </w:rPr>
+              <w:t>다음 모임 일정·장소 확정 및 안내</w:t>
+            </w:r>
+          </w:p>
+        </w:tc>
+        <w:tc>
+          <w:tcPr>
+            <w:tcW w:type="dxa" w:w="2880"/>
+          </w:tcPr>
+          <w:p>
+            <w:r>
+              <w:rPr>
+                <w:b w:val="0"/>
+              </w:rPr>
+              <w:t>________</w:t>
+            </w:r>
+          </w:p>
+        </w:tc>
+        <w:tc>
+          <w:tcPr>
+            <w:tcW w:type="dxa" w:w="2880"/>
+          </w:tcPr>
+          <w:p>
+            <w:r>
+              <w:rPr>
+                <w:b w:val="0"/>
+              </w:rPr>
+              <w:t>________</w:t>
+            </w:r>
+          </w:p>
+        </w:tc>
+      </w:tr>
+    </w:tbl>
+    <w:p/>
+    <w:p>
+      <w:r>
+        <w:rPr>
+          <w:b w:val="0"/>
+        </w:rPr>
+        <w:t>다음 모임 예정 일시·장소: ________ / ________</w:t>
+      </w:r>
+    </w:p>
+    <w:p>
+      <w:pPr>
+        <w:pStyle w:val="Heading3"/>
+      </w:pPr>
+      <w:r>
+        <w:rPr>
+          <w:b w:val="0"/>
+        </w:rPr>
+        <w:t>다. 구역장 확인</w:t>
+      </w:r>
+    </w:p>
+    <w:p>
+      <w:r>
+        <w:rPr>
+          <w:b w:val="0"/>
+        </w:rPr>
+        <w:t>참석 인원과 보고 내용, 기도 제목 공유 동의 및 심방 연계 사항을 확인합니다.</w:t>
+      </w:r>
+    </w:p>
+    <w:tbl>
+      <w:tblPr>
+        <w:tblStyle w:val="TableGrid"/>
+        <w:tblW w:type="auto" w:w="0"/>
+        <w:tblLook w:firstColumn="1" w:firstRow="1" w:lastColumn="0" w:lastRow="0" w:noHBand="0" w:noVBand="1" w:val="04A0"/>
+      </w:tblPr>
+      <w:tblGrid>
+        <w:gridCol w:w="2880"/>
+        <w:gridCol w:w="2880"/>
+        <w:gridCol w:w="2880"/>
+      </w:tblGrid>
+      <w:tr>
+        <w:tc>
+          <w:tcPr>
+            <w:tcW w:type="dxa" w:w="2880"/>
+          </w:tcPr>
+          <w:p>
+            <w:r>
+              <w:rPr>
+                <w:b/>
+              </w:rPr>
+              <w:t>구역장</w:t>
+            </w:r>
+          </w:p>
+        </w:tc>
+        <w:tc>
+          <w:tcPr>
+            <w:tcW w:type="dxa" w:w="2880"/>
+          </w:tcPr>
+          <w:p>
+            <w:r>
+              <w:rPr>
+                <w:b/>
+              </w:rPr>
+              <w:t>확인일</w:t>
+            </w:r>
+          </w:p>
+        </w:tc>
+        <w:tc>
+          <w:tcPr>
+            <w:tcW w:type="dxa" w:w="2880"/>
+          </w:tcPr>
+          <w:p>
+            <w:r>
+              <w:rPr>
+                <w:b/>
+              </w:rPr>
+              <w:t>서명</w:t>
+            </w:r>
+          </w:p>
+        </w:tc>
+      </w:tr>
+      <w:tr>
+        <w:tc>
+          <w:tcPr>
+            <w:tcW w:type="dxa" w:w="2880"/>
+          </w:tcPr>
+          <w:p>
+            <w:r>
+              <w:rPr>
+                <w:b w:val="0"/>
+              </w:rPr>
+              <w:t>________</w:t>
+            </w:r>
+          </w:p>
+        </w:tc>
+        <w:tc>
+          <w:tcPr>
+            <w:tcW w:type="dxa" w:w="2880"/>
+          </w:tcPr>
+          <w:p>
+            <w:r>
+              <w:rPr>
+                <w:b w:val="0"/>
+              </w:rPr>
+              <w:t>________</w:t>
+            </w:r>
+          </w:p>
+        </w:tc>
+        <w:tc>
+          <w:tcPr>
+            <w:tcW w:type="dxa" w:w="2880"/>
+          </w:tcPr>
+          <w:p>
+            <w:r>
+              <w:rPr>
+                <w:b w:val="0"/>
+              </w:rPr>
+              <w:t>________</w:t>
+            </w:r>
+          </w:p>
+        </w:tc>
+      </w:tr>
+    </w:tbl>
+    <w:p/>
+    <w:p>
+      <w:r>
+        <w:rPr>
+          <w:b w:val="0"/>
+        </w:rPr>
+        <w:t>붙임 1. 기도·심방 요청 및 개인정보 동의 회신서 1부.</w:t>
+      </w:r>
+    </w:p>
+    <w:p>
+      <w:r>
+        <w:rPr>
+          <w:b w:val="0"/>
+        </w:rPr>
+        <w:t>붙임 2. 지출 증빙 자료 ________부(집행 시).</w:t>
+      </w:r>
+    </w:p>
+    <w:p>
+      <w:r>
+        <w:rPr>
+          <w:b/>
+        </w:rPr>
+        <w:t>붙임 1. 기도·심방 요청 및 개인정보 동의 회신서</w:t>
+      </w:r>
+    </w:p>
+    <w:p>
+      <w:r>
+        <w:rPr>
+          <w:b w:val="0"/>
+        </w:rPr>
+        <w:t>※ 보고서 배포본과 분리하여 보관하며, 지정 담당자만 열람합니다.</w:t>
+      </w:r>
+    </w:p>
+    <w:tbl>
+      <w:tblPr>
+        <w:tblStyle w:val="TableGrid"/>
+        <w:tblW w:type="auto" w:w="0"/>
+        <w:tblLook w:firstColumn="1" w:firstRow="1" w:lastColumn="0" w:lastRow="0" w:noHBand="0" w:noVBand="1" w:val="04A0"/>
+      </w:tblPr>
+      <w:tblGrid>
+        <w:gridCol w:w="4320"/>
+        <w:gridCol w:w="4320"/>
+      </w:tblGrid>
+      <w:tr>
+        <w:tc>
+          <w:tcPr>
+            <w:tcW w:type="dxa" w:w="4320"/>
+          </w:tcPr>
+          <w:p>
+            <w:r>
+              <w:rPr>
+                <w:b/>
+              </w:rPr>
+              <w:t>구분</w:t>
+            </w:r>
+          </w:p>
+        </w:tc>
+        <w:tc>
+          <w:tcPr>
+            <w:tcW w:type="dxa" w:w="4320"/>
+          </w:tcPr>
+          <w:p>
+            <w:r>
+              <w:rPr>
+                <w:b/>
+              </w:rPr>
+              <w:t>기재 내용</w:t>
+            </w:r>
+          </w:p>
+        </w:tc>
+      </w:tr>
+      <w:tr>
+        <w:tc>
+          <w:tcPr>
+            <w:tcW w:type="dxa" w:w="4320"/>
+          </w:tcPr>
+          <w:p>
+            <w:r>
+              <w:rPr>
+                <w:b w:val="0"/>
+              </w:rPr>
+              <w:t>관리번호</w:t>
+            </w:r>
+          </w:p>
+        </w:tc>
+        <w:tc>
+          <w:tcPr>
+            <w:tcW w:type="dxa" w:w="4320"/>
+          </w:tcPr>
+          <w:p>
+            <w:r>
+              <w:rPr>
+                <w:b w:val="0"/>
+              </w:rPr>
+              <w:t>________</w:t>
+            </w:r>
+          </w:p>
+        </w:tc>
+      </w:tr>
+      <w:tr>
+        <w:tc>
+          <w:tcPr>
+            <w:tcW w:type="dxa" w:w="4320"/>
+          </w:tcPr>
+          <w:p>
+            <w:r>
+              <w:rPr>
+                <w:b w:val="0"/>
+              </w:rPr>
+              <w:t>교구·구역</w:t>
+            </w:r>
+          </w:p>
+        </w:tc>
+        <w:tc>
+          <w:tcPr>
+            <w:tcW w:type="dxa" w:w="4320"/>
+          </w:tcPr>
+          <w:p>
+            <w:r>
+              <w:rPr>
+                <w:b w:val="0"/>
+              </w:rPr>
+              <w:t>________</w:t>
+            </w:r>
+          </w:p>
+        </w:tc>
+      </w:tr>
+      <w:tr>
+        <w:tc>
+          <w:tcPr>
+            <w:tcW w:type="dxa" w:w="4320"/>
+          </w:tcPr>
+          <w:p>
+            <w:r>
+              <w:rPr>
+                <w:b w:val="0"/>
+              </w:rPr>
+              <w:t>요청자 성명</w:t>
+            </w:r>
+          </w:p>
+        </w:tc>
+        <w:tc>
+          <w:tcPr>
+            <w:tcW w:type="dxa" w:w="4320"/>
+          </w:tcPr>
+          <w:p>
+            <w:r>
+              <w:rPr>
+                <w:b w:val="0"/>
+              </w:rPr>
+              <w:t>________</w:t>
+            </w:r>
+          </w:p>
+        </w:tc>
+      </w:tr>
+      <w:tr>
+        <w:tc>
+          <w:tcPr>
+            <w:tcW w:type="dxa" w:w="4320"/>
+          </w:tcPr>
+          <w:p>
+            <w:r>
+              <w:rPr>
+                <w:b w:val="0"/>
+              </w:rPr>
+              <w:t>연락처</w:t>
+            </w:r>
+          </w:p>
+        </w:tc>
+        <w:tc>
+          <w:tcPr>
+            <w:tcW w:type="dxa" w:w="4320"/>
+          </w:tcPr>
+          <w:p>
+            <w:r>
+              <w:rPr>
+                <w:b w:val="0"/>
+              </w:rPr>
+              <w:t>________</w:t>
+            </w:r>
+          </w:p>
+        </w:tc>
+      </w:tr>
+      <w:tr>
+        <w:tc>
+          <w:tcPr>
+            <w:tcW w:type="dxa" w:w="4320"/>
+          </w:tcPr>
+          <w:p>
+            <w:r>
+              <w:rPr>
+                <w:b w:val="0"/>
+              </w:rPr>
+              <w:t>요청 내용</w:t>
+            </w:r>
+          </w:p>
+        </w:tc>
+        <w:tc>
+          <w:tcPr>
+            <w:tcW w:type="dxa" w:w="4320"/>
+          </w:tcPr>
+          <w:p>
+            <w:r>
+              <w:rPr>
+                <w:b w:val="0"/>
+              </w:rPr>
+              <w:t>________</w:t>
+            </w:r>
+          </w:p>
+        </w:tc>
+      </w:tr>
+      <w:tr>
+        <w:tc>
+          <w:tcPr>
+            <w:tcW w:type="dxa" w:w="4320"/>
+          </w:tcPr>
+          <w:p>
+            <w:r>
+              <w:rPr>
+                <w:b w:val="0"/>
+              </w:rPr>
+              <w:t>희망 연락·심방 일시</w:t>
+            </w:r>
+          </w:p>
+        </w:tc>
+        <w:tc>
+          <w:tcPr>
+            <w:tcW w:type="dxa" w:w="4320"/>
+          </w:tcPr>
+          <w:p>
+            <w:r>
+              <w:rPr>
+                <w:b w:val="0"/>
+              </w:rPr>
+              <w:t>________</w:t>
+            </w:r>
+          </w:p>
+        </w:tc>
+      </w:tr>
+      <w:tr>
+        <w:tc>
+          <w:tcPr>
+            <w:tcW w:type="dxa" w:w="4320"/>
+          </w:tcPr>
+          <w:p>
+            <w:r>
+              <w:rPr>
+                <w:b w:val="0"/>
+              </w:rPr>
+              <w:t>심방 장소·주소(필요 시)</w:t>
+            </w:r>
+          </w:p>
+        </w:tc>
+        <w:tc>
+          <w:tcPr>
+            <w:tcW w:type="dxa" w:w="4320"/>
+          </w:tcPr>
+          <w:p>
+            <w:r>
+              <w:rPr>
+                <w:b w:val="0"/>
+              </w:rPr>
+              <w:t>________</w:t>
+            </w:r>
+          </w:p>
+        </w:tc>
+      </w:tr>
+      <w:tr>
+        <w:tc>
+          <w:tcPr>
+            <w:tcW w:type="dxa" w:w="4320"/>
+          </w:tcPr>
+          <w:p>
+            <w:r>
+              <w:rPr>
+                <w:b w:val="0"/>
+              </w:rPr>
+              <w:t>공동 기도 시 공유해도 되는 내용·범위</w:t>
+            </w:r>
+          </w:p>
+        </w:tc>
+        <w:tc>
+          <w:tcPr>
+            <w:tcW w:type="dxa" w:w="4320"/>
+          </w:tcPr>
+          <w:p>
+            <w:r>
+              <w:rPr>
+                <w:b w:val="0"/>
+              </w:rPr>
+              <w:t>________</w:t>
+            </w:r>
+          </w:p>
+        </w:tc>
+      </w:tr>
+      <w:tr>
+        <w:tc>
+          <w:tcPr>
+            <w:tcW w:type="dxa" w:w="4320"/>
+          </w:tcPr>
+          <w:p>
+            <w:r>
+              <w:rPr>
+                <w:b w:val="0"/>
+              </w:rPr>
+              <w:t>담당자에게 전달해도 되는 내용·범위</w:t>
+            </w:r>
+          </w:p>
+        </w:tc>
+        <w:tc>
+          <w:tcPr>
+            <w:tcW w:type="dxa" w:w="4320"/>
+          </w:tcPr>
+          <w:p>
+            <w:r>
+              <w:rPr>
+                <w:b w:val="0"/>
+              </w:rPr>
+              <w:t>________</w:t>
+            </w:r>
+          </w:p>
+        </w:tc>
+      </w:tr>
+      <w:tr>
+        <w:tc>
+          <w:tcPr>
+            <w:tcW w:type="dxa" w:w="4320"/>
+          </w:tcPr>
+          <w:p>
+            <w:r>
+              <w:rPr>
+                <w:b w:val="0"/>
+              </w:rPr>
+              <w:t>요청자 서명 / 작성일</w:t>
+            </w:r>
+          </w:p>
+        </w:tc>
+        <w:tc>
+          <w:tcPr>
+            <w:tcW w:type="dxa" w:w="4320"/>
+          </w:tcPr>
+          <w:p>
+            <w:r>
+              <w:rPr>
+                <w:b w:val="0"/>
+              </w:rPr>
+              <w:t>________ / ________</w:t>
+            </w:r>
+          </w:p>
+        </w:tc>
+      </w:tr>
+    </w:tbl>
+    <w:p/>
+    <w:p>
+      <w:r>
+        <w:rPr>
+          <w:b w:val="0"/>
+        </w:rPr>
+        <w:t>개인정보 수집·이용 동의: (교회명)이 기도·심방 요청 처리 목적으로 성명·연락처·요청 내용 및 필요한 주소를 수집·이용하고 ________까지 보유한 뒤 파기하는 데 동의합니다(동의 / 미동의: ________); 동의를 거부할 수 있으나 연락·심방 연계가 제한될 수 있습니다.</w:t>
+      </w:r>
+    </w:p>
+    <w:p>
+      <w:r>
+        <w:rPr>
+          <w:b w:val="0"/>
+        </w:rPr>
+        <w:t>건강정보 별도 동의(기재 시): 기도·심방 지원에 필요한 건강정보 ________을 위 목적과 기간에 따라 수집·이용하는 데 동의합니다(동의 / 미동의: ________).</w:t>
+      </w:r>
+    </w:p>
+    <w:tbl>
+      <w:tblPr>
+        <w:tblStyle w:val="TableGrid"/>
+        <w:tblW w:type="auto" w:w="0"/>
+        <w:tblLook w:firstColumn="1" w:firstRow="1" w:lastColumn="0" w:lastRow="0" w:noHBand="0" w:noVBand="1" w:val="04A0"/>
+      </w:tblPr>
+      <w:tblGrid>
+        <w:gridCol w:w="2160"/>
+        <w:gridCol w:w="2160"/>
+        <w:gridCol w:w="2160"/>
+        <w:gridCol w:w="2160"/>
+      </w:tblGrid>
+      <w:tr>
+        <w:tc>
+          <w:tcPr>
+            <w:tcW w:type="dxa" w:w="2160"/>
+          </w:tcPr>
+          <w:p>
+            <w:r>
+              <w:rPr>
+                <w:b/>
+              </w:rPr>
+              <w:t>접수 담당</w:t>
+            </w:r>
+          </w:p>
+        </w:tc>
+        <w:tc>
+          <w:tcPr>
+            <w:tcW w:type="dxa" w:w="2160"/>
+          </w:tcPr>
+          <w:p>
+            <w:r>
+              <w:rPr>
+                <w:b/>
+              </w:rPr>
+              <w:t>후속조치 기한</w:t>
+            </w:r>
+          </w:p>
+        </w:tc>
+        <w:tc>
+          <w:tcPr>
+            <w:tcW w:type="dxa" w:w="2160"/>
+          </w:tcPr>
+          <w:p>
+            <w:r>
+              <w:rPr>
+                <w:b/>
+              </w:rPr>
+              <w:t>보관·파기 담당</w:t>
+            </w:r>
+          </w:p>
+        </w:tc>
+        <w:tc>
+          <w:tcPr>
+            <w:tcW w:type="dxa" w:w="2160"/>
+          </w:tcPr>
+          <w:p>
+            <w:r>
+              <w:rPr>
+                <w:b/>
+              </w:rPr>
+              <w:t>파기 예정일</w:t>
             </w:r>
           </w:p>
         </w:tc>
@@ -814,241 +3570,6 @@
               <w:rPr>
                 <w:b w:val="0"/>
               </w:rPr>
-              <w:t>□ 확인</w:t>
-            </w:r>
-          </w:p>
-        </w:tc>
-      </w:tr>
-    </w:tbl>
-    <w:p/>
-    <w:p>
-      <w:pPr>
-        <w:pStyle w:val="Heading2"/>
-      </w:pPr>
-      <w:r>
-        <w:rPr>
-          <w:b w:val="0"/>
-        </w:rPr>
-        <w:t>심방 필요 가정</w:t>
-      </w:r>
-    </w:p>
-    <w:p>
-      <w:r>
-        <w:rPr>
-          <w:b w:val="0"/>
-        </w:rPr>
-        <w:t>상세한 사정은 적지 않고, 필요한 내용만 담당자에게 별도로 전달합니다.</w:t>
-      </w:r>
-    </w:p>
-    <w:tbl>
-      <w:tblPr>
-        <w:tblStyle w:val="TableGrid"/>
-        <w:tblW w:type="auto" w:w="0"/>
-        <w:tblLook w:firstColumn="1" w:firstRow="1" w:lastColumn="0" w:lastRow="0" w:noHBand="0" w:noVBand="1" w:val="04A0"/>
-      </w:tblPr>
-      <w:tblGrid>
-        <w:gridCol w:w="1728"/>
-        <w:gridCol w:w="1728"/>
-        <w:gridCol w:w="1728"/>
-        <w:gridCol w:w="1728"/>
-        <w:gridCol w:w="1728"/>
-      </w:tblGrid>
-      <w:tr>
-        <w:tc>
-          <w:tcPr>
-            <w:tcW w:type="dxa" w:w="1728"/>
-          </w:tcPr>
-          <w:p>
-            <w:r>
-              <w:rPr>
-                <w:b/>
-              </w:rPr>
-              <w:t>대상 가정(이니셜 등)</w:t>
-            </w:r>
-          </w:p>
-        </w:tc>
-        <w:tc>
-          <w:tcPr>
-            <w:tcW w:type="dxa" w:w="1728"/>
-          </w:tcPr>
-          <w:p>
-            <w:r>
-              <w:rPr>
-                <w:b/>
-              </w:rPr>
-              <w:t>심방 필요 사항</w:t>
-            </w:r>
-          </w:p>
-        </w:tc>
-        <w:tc>
-          <w:tcPr>
-            <w:tcW w:type="dxa" w:w="1728"/>
-          </w:tcPr>
-          <w:p>
-            <w:r>
-              <w:rPr>
-                <w:b/>
-              </w:rPr>
-              <w:t>심방 의사 확인</w:t>
-            </w:r>
-          </w:p>
-        </w:tc>
-        <w:tc>
-          <w:tcPr>
-            <w:tcW w:type="dxa" w:w="1728"/>
-          </w:tcPr>
-          <w:p>
-            <w:r>
-              <w:rPr>
-                <w:b/>
-              </w:rPr>
-              <w:t>희망 일정</w:t>
-            </w:r>
-          </w:p>
-        </w:tc>
-        <w:tc>
-          <w:tcPr>
-            <w:tcW w:type="dxa" w:w="1728"/>
-          </w:tcPr>
-          <w:p>
-            <w:r>
-              <w:rPr>
-                <w:b/>
-              </w:rPr>
-              <w:t>연결 담당</w:t>
-            </w:r>
-          </w:p>
-        </w:tc>
-      </w:tr>
-      <w:tr>
-        <w:tc>
-          <w:tcPr>
-            <w:tcW w:type="dxa" w:w="1728"/>
-          </w:tcPr>
-          <w:p>
-            <w:r>
-              <w:rPr>
-                <w:b w:val="0"/>
-              </w:rPr>
-              <w:t>________</w:t>
-            </w:r>
-          </w:p>
-        </w:tc>
-        <w:tc>
-          <w:tcPr>
-            <w:tcW w:type="dxa" w:w="1728"/>
-          </w:tcPr>
-          <w:p>
-            <w:r>
-              <w:rPr>
-                <w:b w:val="0"/>
-              </w:rPr>
-              <w:t>________</w:t>
-            </w:r>
-          </w:p>
-        </w:tc>
-        <w:tc>
-          <w:tcPr>
-            <w:tcW w:type="dxa" w:w="1728"/>
-          </w:tcPr>
-          <w:p>
-            <w:r>
-              <w:rPr>
-                <w:b w:val="0"/>
-              </w:rPr>
-              <w:t>□ 희망 □ 확인 필요</w:t>
-            </w:r>
-          </w:p>
-        </w:tc>
-        <w:tc>
-          <w:tcPr>
-            <w:tcW w:type="dxa" w:w="1728"/>
-          </w:tcPr>
-          <w:p>
-            <w:r>
-              <w:rPr>
-                <w:b w:val="0"/>
-              </w:rPr>
-              <w:t>________</w:t>
-            </w:r>
-          </w:p>
-        </w:tc>
-        <w:tc>
-          <w:tcPr>
-            <w:tcW w:type="dxa" w:w="1728"/>
-          </w:tcPr>
-          <w:p>
-            <w:r>
-              <w:rPr>
-                <w:b w:val="0"/>
-              </w:rPr>
-              <w:t>________</w:t>
-            </w:r>
-          </w:p>
-        </w:tc>
-      </w:tr>
-      <w:tr>
-        <w:tc>
-          <w:tcPr>
-            <w:tcW w:type="dxa" w:w="1728"/>
-          </w:tcPr>
-          <w:p>
-            <w:r>
-              <w:rPr>
-                <w:b w:val="0"/>
-              </w:rPr>
-              <w:t>________</w:t>
-            </w:r>
-          </w:p>
-        </w:tc>
-        <w:tc>
-          <w:tcPr>
-            <w:tcW w:type="dxa" w:w="1728"/>
-          </w:tcPr>
-          <w:p>
-            <w:r>
-              <w:rPr>
-                <w:b w:val="0"/>
-              </w:rPr>
-              <w:t>________</w:t>
-            </w:r>
-          </w:p>
-        </w:tc>
-        <w:tc>
-          <w:tcPr>
-            <w:tcW w:type="dxa" w:w="1728"/>
-          </w:tcPr>
-          <w:p>
-            <w:r>
-              <w:rPr>
-                <w:b w:val="0"/>
-              </w:rPr>
-              <w:t>□ 희망 □ 확인 필요</w:t>
-            </w:r>
-          </w:p>
-        </w:tc>
-        <w:tc>
-          <w:tcPr>
-            <w:tcW w:type="dxa" w:w="1728"/>
-          </w:tcPr>
-          <w:p>
-            <w:r>
-              <w:rPr>
-                <w:b w:val="0"/>
-              </w:rPr>
-              <w:t>________</w:t>
-            </w:r>
-          </w:p>
-        </w:tc>
-        <w:tc>
-          <w:tcPr>
-            <w:tcW w:type="dxa" w:w="1728"/>
-          </w:tcPr>
-          <w:p>
-            <w:r>
-              <w:rPr>
-                <w:b w:val="0"/>
-              </w:rPr>
               <w:t>________</w:t>
             </w:r>
           </w:p>
@@ -1056,325 +3577,6 @@
       </w:tr>
     </w:tbl>
     <w:p/>
-    <w:p>
-      <w:pPr>
-        <w:pStyle w:val="Heading2"/>
-      </w:pPr>
-      <w:r>
-        <w:rPr>
-          <w:b w:val="0"/>
-        </w:rPr>
-        <w:t>결산</w:t>
-      </w:r>
-    </w:p>
-    <w:p>
-      <w:pPr>
-        <w:pStyle w:val="ListBullet"/>
-      </w:pPr>
-      <w:r>
-        <w:rPr>
-          <w:b w:val="0"/>
-        </w:rPr>
-        <w:t>모임 경비 사용 여부 : □ 있음 □ 없음</w:t>
-      </w:r>
-    </w:p>
-    <w:tbl>
-      <w:tblPr>
-        <w:tblStyle w:val="TableGrid"/>
-        <w:tblW w:type="auto" w:w="0"/>
-        <w:tblLook w:firstColumn="1" w:firstRow="1" w:lastColumn="0" w:lastRow="0" w:noHBand="0" w:noVBand="1" w:val="04A0"/>
-      </w:tblPr>
-      <w:tblGrid>
-        <w:gridCol w:w="2160"/>
-        <w:gridCol w:w="2160"/>
-        <w:gridCol w:w="2160"/>
-        <w:gridCol w:w="2160"/>
-      </w:tblGrid>
-      <w:tr>
-        <w:tc>
-          <w:tcPr>
-            <w:tcW w:type="dxa" w:w="2160"/>
-          </w:tcPr>
-          <w:p>
-            <w:r>
-              <w:rPr>
-                <w:b/>
-              </w:rPr>
-              <w:t>항목</w:t>
-            </w:r>
-          </w:p>
-        </w:tc>
-        <w:tc>
-          <w:tcPr>
-            <w:tcW w:type="dxa" w:w="2160"/>
-          </w:tcPr>
-          <w:p>
-            <w:r>
-              <w:rPr>
-                <w:b/>
-              </w:rPr>
-              <w:t>예산</w:t>
-            </w:r>
-          </w:p>
-        </w:tc>
-        <w:tc>
-          <w:tcPr>
-            <w:tcW w:type="dxa" w:w="2160"/>
-          </w:tcPr>
-          <w:p>
-            <w:r>
-              <w:rPr>
-                <w:b/>
-              </w:rPr>
-              <w:t>실제</w:t>
-            </w:r>
-          </w:p>
-        </w:tc>
-        <w:tc>
-          <w:tcPr>
-            <w:tcW w:type="dxa" w:w="2160"/>
-          </w:tcPr>
-          <w:p>
-            <w:r>
-              <w:rPr>
-                <w:b/>
-              </w:rPr>
-              <w:t>차이(예산−실제)</w:t>
-            </w:r>
-          </w:p>
-        </w:tc>
-      </w:tr>
-      <w:tr>
-        <w:tc>
-          <w:tcPr>
-            <w:tcW w:type="dxa" w:w="2160"/>
-          </w:tcPr>
-          <w:p>
-            <w:r>
-              <w:rPr>
-                <w:b w:val="0"/>
-              </w:rPr>
-              <w:t>________</w:t>
-            </w:r>
-          </w:p>
-        </w:tc>
-        <w:tc>
-          <w:tcPr>
-            <w:tcW w:type="dxa" w:w="2160"/>
-          </w:tcPr>
-          <w:p>
-            <w:r>
-              <w:rPr>
-                <w:b w:val="0"/>
-              </w:rPr>
-              <w:t>________원</w:t>
-            </w:r>
-          </w:p>
-        </w:tc>
-        <w:tc>
-          <w:tcPr>
-            <w:tcW w:type="dxa" w:w="2160"/>
-          </w:tcPr>
-          <w:p>
-            <w:r>
-              <w:rPr>
-                <w:b w:val="0"/>
-              </w:rPr>
-              <w:t>________원</w:t>
-            </w:r>
-          </w:p>
-        </w:tc>
-        <w:tc>
-          <w:tcPr>
-            <w:tcW w:type="dxa" w:w="2160"/>
-          </w:tcPr>
-          <w:p>
-            <w:r>
-              <w:rPr>
-                <w:b w:val="0"/>
-              </w:rPr>
-              <w:t>________원</w:t>
-            </w:r>
-          </w:p>
-        </w:tc>
-      </w:tr>
-      <w:tr>
-        <w:tc>
-          <w:tcPr>
-            <w:tcW w:type="dxa" w:w="2160"/>
-          </w:tcPr>
-          <w:p>
-            <w:r>
-              <w:rPr>
-                <w:b w:val="0"/>
-              </w:rPr>
-              <w:t>합계</w:t>
-            </w:r>
-          </w:p>
-        </w:tc>
-        <w:tc>
-          <w:tcPr>
-            <w:tcW w:type="dxa" w:w="2160"/>
-          </w:tcPr>
-          <w:p>
-            <w:r>
-              <w:rPr>
-                <w:b w:val="0"/>
-              </w:rPr>
-              <w:t>________원</w:t>
-            </w:r>
-          </w:p>
-        </w:tc>
-        <w:tc>
-          <w:tcPr>
-            <w:tcW w:type="dxa" w:w="2160"/>
-          </w:tcPr>
-          <w:p>
-            <w:r>
-              <w:rPr>
-                <w:b w:val="0"/>
-              </w:rPr>
-              <w:t>________원</w:t>
-            </w:r>
-          </w:p>
-        </w:tc>
-        <w:tc>
-          <w:tcPr>
-            <w:tcW w:type="dxa" w:w="2160"/>
-          </w:tcPr>
-          <w:p>
-            <w:r>
-              <w:rPr>
-                <w:b w:val="0"/>
-              </w:rPr>
-              <w:t>________원</w:t>
-            </w:r>
-          </w:p>
-        </w:tc>
-      </w:tr>
-    </w:tbl>
-    <w:p/>
-    <w:p>
-      <w:pPr>
-        <w:pStyle w:val="Heading2"/>
-      </w:pPr>
-      <w:r>
-        <w:rPr>
-          <w:b w:val="0"/>
-        </w:rPr>
-        <w:t>평가</w:t>
-      </w:r>
-    </w:p>
-    <w:p>
-      <w:pPr>
-        <w:pStyle w:val="ListBullet"/>
-      </w:pPr>
-      <w:r>
-        <w:rPr>
-          <w:b w:val="0"/>
-        </w:rPr>
-        <w:t>잘된 점 : ________</w:t>
-      </w:r>
-    </w:p>
-    <w:p>
-      <w:pPr>
-        <w:pStyle w:val="ListBullet"/>
-      </w:pPr>
-      <w:r>
-        <w:rPr>
-          <w:b w:val="0"/>
-        </w:rPr>
-        <w:t>아쉬운 점 : ________</w:t>
-      </w:r>
-    </w:p>
-    <w:p>
-      <w:pPr>
-        <w:pStyle w:val="ListBullet"/>
-      </w:pPr>
-      <w:r>
-        <w:rPr>
-          <w:b w:val="0"/>
-        </w:rPr>
-        <w:t>다음에 : ________</w:t>
-      </w:r>
-    </w:p>
-    <w:p>
-      <w:pPr>
-        <w:pStyle w:val="ListBullet"/>
-      </w:pPr>
-      <w:r>
-        <w:rPr>
-          <w:b w:val="0"/>
-        </w:rPr>
-        <w:t>다음 모임 일시·장소 : ________</w:t>
-      </w:r>
-    </w:p>
-    <w:p>
-      <w:pPr>
-        <w:pStyle w:val="Heading2"/>
-      </w:pPr>
-      <w:r>
-        <w:rPr>
-          <w:b w:val="0"/>
-        </w:rPr>
-        <w:t>구역장 확인</w:t>
-      </w:r>
-    </w:p>
-    <w:p>
-      <w:pPr>
-        <w:pStyle w:val="ListBullet"/>
-      </w:pPr>
-      <w:r>
-        <w:rPr>
-          <w:b w:val="0"/>
-        </w:rPr>
-        <w:t>위 내용을 확인함 : □</w:t>
-      </w:r>
-    </w:p>
-    <w:p>
-      <w:pPr>
-        <w:pStyle w:val="ListBullet"/>
-      </w:pPr>
-      <w:r>
-        <w:rPr>
-          <w:b w:val="0"/>
-        </w:rPr>
-        <w:t>확인일 : ________년 ____월 ____일</w:t>
-      </w:r>
-    </w:p>
-    <w:p>
-      <w:pPr>
-        <w:pStyle w:val="ListBullet"/>
-      </w:pPr>
-      <w:r>
-        <w:rPr>
-          <w:b w:val="0"/>
-        </w:rPr>
-        <w:t>구역장 : ________ (서명)</w:t>
-      </w:r>
-    </w:p>
-    <w:p>
-      <w:pPr>
-        <w:pStyle w:val="Heading2"/>
-      </w:pPr>
-      <w:r>
-        <w:rPr>
-          <w:b w:val="0"/>
-        </w:rPr>
-        <w:t>첨부</w:t>
-      </w:r>
-    </w:p>
-    <w:p>
-      <w:pPr>
-        <w:pStyle w:val="ListBullet"/>
-      </w:pPr>
-      <w:r>
-        <w:rPr>
-          <w:b w:val="0"/>
-        </w:rPr>
-        <w:t>□ 없음 □ 영수증 □ 사진(촬영·공유 동의 확인) □ 기타 ________</w:t>
-      </w:r>
-    </w:p>
     <w:sectPr>
       <w:pgSz w:w="12240" w:h="15840"/>
       <w:pgMar w:top="1440" w:right="1800" w:bottom="1440" w:left="1800" w:header="720" w:footer="720" w:gutter="0"/>
